--- a/Historias de Usuario.docx
+++ b/Historias de Usuario.docx
@@ -5,52 +5,9 @@
     <w:p>
       <w:pPr>
         <w:pStyle w:val="Ttulo1"/>
-        <w:rPr>
-          <w:color w:val="000000" w:themeColor="text1"/>
-        </w:rPr>
-      </w:pPr>
-      <w:r>
-        <w:rPr>
-          <w:color w:val="000000" w:themeColor="text1"/>
-        </w:rPr>
+      </w:pPr>
+      <w:r>
         <w:t>Grupo célula 1</w:t>
-      </w:r>
-    </w:p>
-    <w:p/>
-    <w:p>
-      <w:r>
-        <w:t xml:space="preserve">Asignar </w:t>
-      </w:r>
-      <w:proofErr w:type="spellStart"/>
-      <w:r>
-        <w:t>login</w:t>
-      </w:r>
-      <w:proofErr w:type="spellEnd"/>
-      <w:r>
-        <w:t xml:space="preserve"> a un equipo</w:t>
-      </w:r>
-    </w:p>
-    <w:p>
-      <w:r>
-        <w:t>Asignar registrar a un equipo</w:t>
-      </w:r>
-    </w:p>
-    <w:p>
-      <w:r>
-        <w:t>Asignar recuperar contraseña a un equipo</w:t>
-      </w:r>
-    </w:p>
-    <w:p>
-      <w:r>
-        <w:t xml:space="preserve">Establecer el </w:t>
-      </w:r>
-      <w:proofErr w:type="spellStart"/>
-      <w:r>
-        <w:t>root</w:t>
-      </w:r>
-      <w:proofErr w:type="spellEnd"/>
-      <w:r>
-        <w:t xml:space="preserve"> de estilos</w:t>
       </w:r>
     </w:p>
     <w:p>
@@ -311,7 +268,6 @@
         <w:ind w:left="720"/>
       </w:pPr>
       <w:r>
-        <w:lastRenderedPageBreak/>
         <w:t xml:space="preserve">Criterios: El componente de filtros debe recibir una función por </w:t>
       </w:r>
       <w:proofErr w:type="spellStart"/>
@@ -376,6 +332,7 @@
           <w:b/>
           <w:bCs/>
         </w:rPr>
+        <w:lastRenderedPageBreak/>
         <w:t xml:space="preserve">Validaciones de usuario </w:t>
       </w:r>
       <w:proofErr w:type="spellStart"/>
@@ -685,6 +642,2623 @@
         <w:spacing w:line="240" w:lineRule="auto"/>
       </w:pPr>
     </w:p>
+    <w:p>
+      <w:pPr>
+        <w:spacing w:line="240" w:lineRule="auto"/>
+      </w:pPr>
+    </w:p>
+    <w:p>
+      <w:pPr>
+        <w:spacing w:line="240" w:lineRule="auto"/>
+      </w:pPr>
+    </w:p>
+    <w:p>
+      <w:pPr>
+        <w:pStyle w:val="Ttulo1"/>
+      </w:pPr>
+      <w:r>
+        <w:lastRenderedPageBreak/>
+        <w:t>Grupo célula 2</w:t>
+      </w:r>
+    </w:p>
+    <w:p>
+      <w:pPr>
+        <w:pStyle w:val="Ttulo2"/>
+      </w:pPr>
+      <w:r>
+        <w:t xml:space="preserve">1: </w:t>
+      </w:r>
+      <w:proofErr w:type="spellStart"/>
+      <w:r>
+        <w:t>Layout</w:t>
+      </w:r>
+      <w:proofErr w:type="spellEnd"/>
+      <w:r>
+        <w:t xml:space="preserve"> del Carrito y Navegación Principal</w:t>
+      </w:r>
+    </w:p>
+    <w:p>
+      <w:pPr>
+        <w:numPr>
+          <w:ilvl w:val="0"/>
+          <w:numId w:val="9"/>
+        </w:numPr>
+        <w:spacing w:line="240" w:lineRule="auto"/>
+      </w:pPr>
+      <w:r>
+        <w:rPr>
+          <w:b/>
+          <w:bCs/>
+        </w:rPr>
+        <w:t>HU 1: Contenedor Principal del Carrito.</w:t>
+      </w:r>
+      <w:r>
+        <w:t xml:space="preserve"> Como usuario, quiero navegar a la ruta /carrito y ver la estructura base de la página para gestionar mis compras o intercambios. </w:t>
+      </w:r>
+    </w:p>
+    <w:p>
+      <w:pPr>
+        <w:spacing w:line="240" w:lineRule="auto"/>
+        <w:ind w:left="720"/>
+      </w:pPr>
+      <w:r>
+        <w:t xml:space="preserve">Criterios: Configuración de enrutamiento, </w:t>
+      </w:r>
+      <w:proofErr w:type="spellStart"/>
+      <w:r>
+        <w:t>layout</w:t>
+      </w:r>
+      <w:proofErr w:type="spellEnd"/>
+      <w:r>
+        <w:t xml:space="preserve"> general que contenga un espacio para la lista de </w:t>
+      </w:r>
+      <w:proofErr w:type="spellStart"/>
+      <w:r>
+        <w:t>items</w:t>
+      </w:r>
+      <w:proofErr w:type="spellEnd"/>
+      <w:r>
+        <w:t xml:space="preserve"> a la izquierda y el resumen a la derecha, según el diseño.</w:t>
+      </w:r>
+    </w:p>
+    <w:p>
+      <w:pPr>
+        <w:numPr>
+          <w:ilvl w:val="0"/>
+          <w:numId w:val="9"/>
+        </w:numPr>
+        <w:spacing w:line="240" w:lineRule="auto"/>
+      </w:pPr>
+      <w:r>
+        <w:rPr>
+          <w:b/>
+          <w:bCs/>
+        </w:rPr>
+        <w:t>HU 2: Navegación por Pestañas (</w:t>
+      </w:r>
+      <w:proofErr w:type="spellStart"/>
+      <w:r>
+        <w:rPr>
+          <w:b/>
+          <w:bCs/>
+        </w:rPr>
+        <w:t>Tabs</w:t>
+      </w:r>
+      <w:proofErr w:type="spellEnd"/>
+      <w:r>
+        <w:rPr>
+          <w:b/>
+          <w:bCs/>
+        </w:rPr>
+        <w:t>).</w:t>
+      </w:r>
+      <w:r>
+        <w:t xml:space="preserve"> Como usuario, quiero alternar entre las vistas de "Comprar" y "Trueque" mediante pestañas para separar ambos flujos.</w:t>
+      </w:r>
+    </w:p>
+    <w:p>
+      <w:pPr>
+        <w:spacing w:line="240" w:lineRule="auto"/>
+        <w:ind w:left="720"/>
+      </w:pPr>
+      <w:r>
+        <w:t xml:space="preserve">Criterios: Componente de </w:t>
+      </w:r>
+      <w:proofErr w:type="spellStart"/>
+      <w:r>
+        <w:t>Tabs</w:t>
+      </w:r>
+      <w:proofErr w:type="spellEnd"/>
+      <w:r>
+        <w:t xml:space="preserve"> que modifique un estado local en el componente padre para renderizar condicionalmente el contenido inferior. El </w:t>
+      </w:r>
+      <w:proofErr w:type="spellStart"/>
+      <w:r>
+        <w:t>tab</w:t>
+      </w:r>
+      <w:proofErr w:type="spellEnd"/>
+      <w:r>
+        <w:t xml:space="preserve"> activo debe tener un subrayado indicador.</w:t>
+      </w:r>
+    </w:p>
+    <w:p>
+      <w:pPr>
+        <w:numPr>
+          <w:ilvl w:val="0"/>
+          <w:numId w:val="9"/>
+        </w:numPr>
+        <w:spacing w:line="240" w:lineRule="auto"/>
+      </w:pPr>
+      <w:r>
+        <w:rPr>
+          <w:b/>
+          <w:bCs/>
+        </w:rPr>
+        <w:t xml:space="preserve">HU 3: Componente </w:t>
+      </w:r>
+      <w:proofErr w:type="spellStart"/>
+      <w:r>
+        <w:rPr>
+          <w:b/>
+          <w:bCs/>
+        </w:rPr>
+        <w:t>Presentacional</w:t>
+      </w:r>
+      <w:proofErr w:type="spellEnd"/>
+      <w:r>
+        <w:rPr>
+          <w:b/>
+          <w:bCs/>
+        </w:rPr>
+        <w:t xml:space="preserve"> de Ítem.</w:t>
+      </w:r>
+      <w:r>
+        <w:t xml:space="preserve"> Como usuario, quiero ver cada prenda agregada al carrito con su imagen, nombre, talla, vendedor y precio. </w:t>
+      </w:r>
+      <w:r>
+        <w:rPr>
+          <w:i/>
+          <w:iCs/>
+        </w:rPr>
+        <w:t xml:space="preserve">(Criterios: Creación del componente </w:t>
+      </w:r>
+      <w:proofErr w:type="spellStart"/>
+      <w:r>
+        <w:rPr>
+          <w:i/>
+          <w:iCs/>
+        </w:rPr>
+        <w:t>CartItem</w:t>
+      </w:r>
+      <w:proofErr w:type="spellEnd"/>
+      <w:r>
+        <w:rPr>
+          <w:i/>
+          <w:iCs/>
+        </w:rPr>
+        <w:t>. Debe ser "tonto" (</w:t>
+      </w:r>
+      <w:proofErr w:type="spellStart"/>
+      <w:r>
+        <w:rPr>
+          <w:i/>
+          <w:iCs/>
+        </w:rPr>
+        <w:t>dumb</w:t>
+      </w:r>
+      <w:proofErr w:type="spellEnd"/>
+      <w:r>
+        <w:rPr>
+          <w:i/>
+          <w:iCs/>
+        </w:rPr>
+        <w:t xml:space="preserve"> </w:t>
+      </w:r>
+      <w:proofErr w:type="spellStart"/>
+      <w:r>
+        <w:rPr>
+          <w:i/>
+          <w:iCs/>
+        </w:rPr>
+        <w:t>component</w:t>
+      </w:r>
+      <w:proofErr w:type="spellEnd"/>
+      <w:r>
+        <w:rPr>
+          <w:i/>
+          <w:iCs/>
+        </w:rPr>
+        <w:t xml:space="preserve">); recibe estrictamente por </w:t>
+      </w:r>
+      <w:proofErr w:type="spellStart"/>
+      <w:r>
+        <w:rPr>
+          <w:i/>
+          <w:iCs/>
+        </w:rPr>
+        <w:t>props</w:t>
+      </w:r>
+      <w:proofErr w:type="spellEnd"/>
+      <w:r>
+        <w:rPr>
+          <w:i/>
+          <w:iCs/>
+        </w:rPr>
+        <w:t xml:space="preserve"> toda la información a renderizar y no maneja lógica de negocio).</w:t>
+      </w:r>
+    </w:p>
+    <w:p>
+      <w:pPr>
+        <w:pStyle w:val="Ttulo2"/>
+      </w:pPr>
+      <w:r>
+        <w:t xml:space="preserve">2: Resumen Financiero y </w:t>
+      </w:r>
+      <w:proofErr w:type="spellStart"/>
+      <w:r>
+        <w:t>Checkout</w:t>
+      </w:r>
+      <w:proofErr w:type="spellEnd"/>
+      <w:r>
+        <w:t xml:space="preserve"> Simulado</w:t>
+      </w:r>
+    </w:p>
+    <w:p>
+      <w:pPr>
+        <w:numPr>
+          <w:ilvl w:val="0"/>
+          <w:numId w:val="10"/>
+        </w:numPr>
+        <w:spacing w:line="240" w:lineRule="auto"/>
+      </w:pPr>
+      <w:r>
+        <w:rPr>
+          <w:b/>
+          <w:bCs/>
+        </w:rPr>
+        <w:t>HU 4: Tarjeta de Resumen (UI Estática).</w:t>
+      </w:r>
+      <w:r>
+        <w:t xml:space="preserve"> Como usuario, quiero ver un recuadro fijo en el lateral derecho con el desglose de "Subtotal", "Envío" y "Total" para conocer el costo de mi pedido.</w:t>
+      </w:r>
+    </w:p>
+    <w:p>
+      <w:pPr>
+        <w:spacing w:line="240" w:lineRule="auto"/>
+        <w:ind w:left="720"/>
+      </w:pPr>
+      <w:r>
+        <w:t>Criterios: Maquetación de la tarjeta "Resumen" y el botón "Confirmar pedido" basada en el diseño de referencia.</w:t>
+      </w:r>
+    </w:p>
+    <w:p>
+      <w:pPr>
+        <w:numPr>
+          <w:ilvl w:val="0"/>
+          <w:numId w:val="10"/>
+        </w:numPr>
+        <w:spacing w:line="240" w:lineRule="auto"/>
+      </w:pPr>
+      <w:r>
+        <w:rPr>
+          <w:b/>
+          <w:bCs/>
+        </w:rPr>
+        <w:t>HU 5: Lógica de Estado Derivado (Cálculos).</w:t>
+      </w:r>
+      <w:r>
+        <w:t xml:space="preserve"> Como usuario, quiero que el "Subtotal" y el "Total" se calculen automáticamente según los ítems que tengo en el carrito. </w:t>
+      </w:r>
+    </w:p>
+    <w:p>
+      <w:pPr>
+        <w:spacing w:line="240" w:lineRule="auto"/>
+        <w:ind w:left="720"/>
+      </w:pPr>
+      <w:r>
+        <w:t xml:space="preserve">Criterios: El componente de resumen debe recibir un array de </w:t>
+      </w:r>
+      <w:proofErr w:type="spellStart"/>
+      <w:r>
+        <w:t>items</w:t>
+      </w:r>
+      <w:proofErr w:type="spellEnd"/>
+      <w:r>
+        <w:t xml:space="preserve"> por </w:t>
+      </w:r>
+      <w:proofErr w:type="spellStart"/>
+      <w:r>
+        <w:t>props</w:t>
+      </w:r>
+      <w:proofErr w:type="spellEnd"/>
+      <w:r>
+        <w:t xml:space="preserve"> y usar métodos de array </w:t>
+      </w:r>
+      <w:proofErr w:type="gramStart"/>
+      <w:r>
+        <w:t>como .reduce</w:t>
+      </w:r>
+      <w:proofErr w:type="gramEnd"/>
+      <w:r>
+        <w:t>() para calcular los valores directamente en el renderizado, sin crear estados redundantes.</w:t>
+      </w:r>
+    </w:p>
+    <w:p>
+      <w:pPr>
+        <w:numPr>
+          <w:ilvl w:val="0"/>
+          <w:numId w:val="10"/>
+        </w:numPr>
+        <w:spacing w:line="240" w:lineRule="auto"/>
+      </w:pPr>
+      <w:r>
+        <w:rPr>
+          <w:b/>
+          <w:bCs/>
+        </w:rPr>
+        <w:t xml:space="preserve">HU 6: Flujo de Confirmación (Mock </w:t>
+      </w:r>
+      <w:proofErr w:type="spellStart"/>
+      <w:r>
+        <w:rPr>
+          <w:b/>
+          <w:bCs/>
+        </w:rPr>
+        <w:t>Checkout</w:t>
+      </w:r>
+      <w:proofErr w:type="spellEnd"/>
+      <w:r>
+        <w:rPr>
+          <w:b/>
+          <w:bCs/>
+        </w:rPr>
+        <w:t>).</w:t>
+      </w:r>
+      <w:r>
+        <w:t xml:space="preserve"> Como usuario, quiero hacer clic en "Confirmar pedido" y recibir una notificación de éxito de mi compra. </w:t>
+      </w:r>
+    </w:p>
+    <w:p>
+      <w:pPr>
+        <w:spacing w:line="240" w:lineRule="auto"/>
+        <w:ind w:left="720"/>
+      </w:pPr>
+      <w:r>
+        <w:lastRenderedPageBreak/>
+        <w:t xml:space="preserve">Criterios: El botón debe disparar una función recibida por </w:t>
+      </w:r>
+      <w:proofErr w:type="spellStart"/>
+      <w:r>
+        <w:t>props</w:t>
+      </w:r>
+      <w:proofErr w:type="spellEnd"/>
+      <w:r>
+        <w:t xml:space="preserve"> que simule la petición POST a Spring Boot. Mostrar un modal o alerta de éxito y limpiar el carrito.</w:t>
+      </w:r>
+    </w:p>
+    <w:p>
+      <w:pPr>
+        <w:pStyle w:val="Ttulo2"/>
+      </w:pPr>
+      <w:r>
+        <w:t>3: Flujo de Trueque (Intercambio)</w:t>
+      </w:r>
+    </w:p>
+    <w:p>
+      <w:pPr>
+        <w:numPr>
+          <w:ilvl w:val="0"/>
+          <w:numId w:val="11"/>
+        </w:numPr>
+        <w:spacing w:line="240" w:lineRule="auto"/>
+      </w:pPr>
+      <w:r>
+        <w:rPr>
+          <w:b/>
+          <w:bCs/>
+        </w:rPr>
+        <w:t>HU 7: Interfaz del Listado de Trueque.</w:t>
+      </w:r>
+      <w:r>
+        <w:t xml:space="preserve"> Como usuario, cuando selecciono la pestaña "Trueque", quiero ver una lista de las prendas que deseo intercambiar en lugar de la vista tradicional de compra. </w:t>
+      </w:r>
+    </w:p>
+    <w:p>
+      <w:pPr>
+        <w:spacing w:line="240" w:lineRule="auto"/>
+        <w:ind w:left="720"/>
+      </w:pPr>
+      <w:r>
+        <w:t>Criterios: Componente que se renderiza condicionalmente. Similar al carrito, pero adaptado visualmente para indicar un intercambio en lugar de un costo total.</w:t>
+      </w:r>
+    </w:p>
+    <w:p>
+      <w:pPr>
+        <w:numPr>
+          <w:ilvl w:val="0"/>
+          <w:numId w:val="11"/>
+        </w:numPr>
+        <w:spacing w:line="240" w:lineRule="auto"/>
+      </w:pPr>
+      <w:r>
+        <w:rPr>
+          <w:b/>
+          <w:bCs/>
+        </w:rPr>
+        <w:t>HU 8: Selector de Prenda a Ofrecer.</w:t>
+      </w:r>
+      <w:r>
+        <w:t xml:space="preserve"> Como usuario, quiero poder seleccionar una de mis propias prendas publicadas para ofrecerla a cambio de la prenda que deseo. </w:t>
+      </w:r>
+    </w:p>
+    <w:p>
+      <w:pPr>
+        <w:spacing w:line="240" w:lineRule="auto"/>
+        <w:ind w:left="720"/>
+      </w:pPr>
+      <w:r>
+        <w:t>Criterios: Un menú desplegable o modal ligero que muestre las prendas del usuario activo. Mantener el enfoque en pasar el ID de la prenda seleccionada al estado del padre.</w:t>
+      </w:r>
+    </w:p>
+    <w:p>
+      <w:pPr>
+        <w:numPr>
+          <w:ilvl w:val="0"/>
+          <w:numId w:val="11"/>
+        </w:numPr>
+        <w:spacing w:line="240" w:lineRule="auto"/>
+      </w:pPr>
+      <w:r>
+        <w:rPr>
+          <w:b/>
+          <w:bCs/>
+        </w:rPr>
+        <w:t>HU 9: Envío de Propuesta de Trueque.</w:t>
+      </w:r>
+      <w:r>
+        <w:t xml:space="preserve"> Como usuario, quiero confirmar mi propuesta de intercambio para notificar al otro vendedor. </w:t>
+      </w:r>
+    </w:p>
+    <w:p>
+      <w:pPr>
+        <w:spacing w:line="240" w:lineRule="auto"/>
+        <w:ind w:left="720"/>
+      </w:pPr>
+      <w:r>
+        <w:t>Criterios: Botón "Enviar propuesta" que ejecute una función asíncrona simulada, manejando estados de carga (</w:t>
+      </w:r>
+      <w:proofErr w:type="spellStart"/>
+      <w:r>
+        <w:t>isLoading</w:t>
+      </w:r>
+      <w:proofErr w:type="spellEnd"/>
+      <w:r>
+        <w:t>) durante la ejecución.</w:t>
+      </w:r>
+    </w:p>
+    <w:p>
+      <w:pPr>
+        <w:pStyle w:val="Ttulo2"/>
+      </w:pPr>
+      <w:r>
+        <w:t>4: Historial de Transacciones (</w:t>
+      </w:r>
+      <w:proofErr w:type="spellStart"/>
+      <w:r>
+        <w:t>Dashboard</w:t>
+      </w:r>
+      <w:proofErr w:type="spellEnd"/>
+      <w:r>
+        <w:t xml:space="preserve"> del Usuario)</w:t>
+      </w:r>
+    </w:p>
+    <w:p>
+      <w:pPr>
+        <w:numPr>
+          <w:ilvl w:val="0"/>
+          <w:numId w:val="12"/>
+        </w:numPr>
+        <w:spacing w:line="240" w:lineRule="auto"/>
+      </w:pPr>
+      <w:r>
+        <w:rPr>
+          <w:b/>
+          <w:bCs/>
+        </w:rPr>
+        <w:t xml:space="preserve">HU 10: </w:t>
+      </w:r>
+      <w:proofErr w:type="spellStart"/>
+      <w:r>
+        <w:rPr>
+          <w:b/>
+          <w:bCs/>
+        </w:rPr>
+        <w:t>Layout</w:t>
+      </w:r>
+      <w:proofErr w:type="spellEnd"/>
+      <w:r>
+        <w:rPr>
+          <w:b/>
+          <w:bCs/>
+        </w:rPr>
+        <w:t xml:space="preserve"> de Mis Transacciones.</w:t>
+      </w:r>
+      <w:r>
+        <w:t xml:space="preserve"> Como usuario, quiero una vista dedicada en /mis-transacciones para revisar todas mis compras, ventas y trueques pasados. </w:t>
+      </w:r>
+    </w:p>
+    <w:p>
+      <w:pPr>
+        <w:spacing w:line="240" w:lineRule="auto"/>
+        <w:ind w:left="720"/>
+      </w:pPr>
+      <w:r>
+        <w:t>Criterios: Enrutamiento independiente, contenedor con título y tabla o lista para los registros.</w:t>
+      </w:r>
+    </w:p>
+    <w:p>
+      <w:pPr>
+        <w:numPr>
+          <w:ilvl w:val="0"/>
+          <w:numId w:val="12"/>
+        </w:numPr>
+        <w:spacing w:line="240" w:lineRule="auto"/>
+      </w:pPr>
+      <w:r>
+        <w:rPr>
+          <w:b/>
+          <w:bCs/>
+        </w:rPr>
+        <w:t>HU 11: Tarjeta de Estado de Pedido.</w:t>
+      </w:r>
+      <w:r>
+        <w:t xml:space="preserve"> Como usuario, quiero ver visualmente si mi pedido está "Pendiente", "Completado" o "Rechazado" (especialmente en trueques). </w:t>
+      </w:r>
+    </w:p>
+    <w:p>
+      <w:pPr>
+        <w:spacing w:line="240" w:lineRule="auto"/>
+        <w:ind w:left="720"/>
+      </w:pPr>
+      <w:r>
+        <w:t xml:space="preserve">Criterios: Componente que reciba el estado de la transacción por </w:t>
+      </w:r>
+      <w:proofErr w:type="spellStart"/>
+      <w:r>
+        <w:t>props</w:t>
+      </w:r>
+      <w:proofErr w:type="spellEnd"/>
+      <w:r>
+        <w:t xml:space="preserve"> y aplique estilos condicionales, por ejemplo, etiquetas de colores.</w:t>
+      </w:r>
+    </w:p>
+    <w:p>
+      <w:pPr>
+        <w:numPr>
+          <w:ilvl w:val="0"/>
+          <w:numId w:val="12"/>
+        </w:numPr>
+        <w:spacing w:line="240" w:lineRule="auto"/>
+      </w:pPr>
+      <w:r>
+        <w:rPr>
+          <w:b/>
+          <w:bCs/>
+        </w:rPr>
+        <w:t>HU 12: Simulación de Carga de Historial.</w:t>
+      </w:r>
+      <w:r>
+        <w:t xml:space="preserve"> Como usuario, quiero ver un indicador de carga mientras el sistema recupera mis pedidos anteriores para saber que la página está funcionando. </w:t>
+      </w:r>
+    </w:p>
+    <w:p>
+      <w:pPr>
+        <w:spacing w:line="240" w:lineRule="auto"/>
+        <w:ind w:left="720"/>
+      </w:pPr>
+      <w:r>
+        <w:t xml:space="preserve">Criterios: Uso de </w:t>
+      </w:r>
+      <w:proofErr w:type="spellStart"/>
+      <w:r>
+        <w:t>useEffect</w:t>
+      </w:r>
+      <w:proofErr w:type="spellEnd"/>
+      <w:r>
+        <w:t xml:space="preserve"> en la vista de transacciones para simular un </w:t>
+      </w:r>
+      <w:proofErr w:type="spellStart"/>
+      <w:r>
+        <w:t>fetch</w:t>
+      </w:r>
+      <w:proofErr w:type="spellEnd"/>
+      <w:r>
+        <w:t xml:space="preserve"> al </w:t>
+      </w:r>
+      <w:proofErr w:type="spellStart"/>
+      <w:r>
+        <w:t>backend</w:t>
+      </w:r>
+      <w:proofErr w:type="spellEnd"/>
+      <w:r>
+        <w:t xml:space="preserve">, gestionando estados data, </w:t>
+      </w:r>
+      <w:proofErr w:type="spellStart"/>
+      <w:r>
+        <w:t>loading</w:t>
+      </w:r>
+      <w:proofErr w:type="spellEnd"/>
+      <w:r>
+        <w:t xml:space="preserve"> y error.</w:t>
+      </w:r>
+    </w:p>
+    <w:p>
+      <w:pPr>
+        <w:pStyle w:val="Ttulo1"/>
+      </w:pPr>
+      <w:r>
+        <w:lastRenderedPageBreak/>
+        <w:br/>
+        <w:t>Grupo célula 3</w:t>
+      </w:r>
+    </w:p>
+    <w:p>
+      <w:pPr>
+        <w:pStyle w:val="Ttulo2"/>
+      </w:pPr>
+      <w:r>
+        <w:t>1: Enrutamiento y Contenedor de Seguimiento (</w:t>
+      </w:r>
+      <w:proofErr w:type="spellStart"/>
+      <w:r>
+        <w:t>Layout</w:t>
+      </w:r>
+      <w:proofErr w:type="spellEnd"/>
+      <w:r>
+        <w:t xml:space="preserve"> y Estado Global)</w:t>
+      </w:r>
+    </w:p>
+    <w:p>
+      <w:pPr>
+        <w:numPr>
+          <w:ilvl w:val="0"/>
+          <w:numId w:val="13"/>
+        </w:numPr>
+        <w:spacing w:line="240" w:lineRule="auto"/>
+      </w:pPr>
+      <w:r>
+        <w:rPr>
+          <w:b/>
+          <w:bCs/>
+        </w:rPr>
+        <w:t>HU 1: Enrutamiento Dinámico del Envío.</w:t>
+      </w:r>
+      <w:r>
+        <w:t xml:space="preserve"> Como usuario, quiero acceder a una URL específica (ej. /</w:t>
+      </w:r>
+      <w:proofErr w:type="spellStart"/>
+      <w:r>
+        <w:t>envio</w:t>
+      </w:r>
+      <w:proofErr w:type="spellEnd"/>
+      <w:r>
+        <w:t xml:space="preserve">/4821) para ver la información exclusiva de mi paquete. </w:t>
+      </w:r>
+    </w:p>
+    <w:p>
+      <w:pPr>
+        <w:spacing w:line="240" w:lineRule="auto"/>
+        <w:ind w:left="720"/>
+      </w:pPr>
+      <w:r>
+        <w:t xml:space="preserve">Criterios: Configuración de </w:t>
+      </w:r>
+      <w:proofErr w:type="spellStart"/>
+      <w:r>
+        <w:t>React</w:t>
+      </w:r>
+      <w:proofErr w:type="spellEnd"/>
+      <w:r>
+        <w:t xml:space="preserve"> </w:t>
+      </w:r>
+      <w:proofErr w:type="spellStart"/>
+      <w:r>
+        <w:t>Router</w:t>
+      </w:r>
+      <w:proofErr w:type="spellEnd"/>
+      <w:r>
+        <w:t xml:space="preserve"> para capturar el ID de la URL.</w:t>
+      </w:r>
+    </w:p>
+    <w:p>
+      <w:pPr>
+        <w:numPr>
+          <w:ilvl w:val="0"/>
+          <w:numId w:val="13"/>
+        </w:numPr>
+        <w:spacing w:line="240" w:lineRule="auto"/>
+      </w:pPr>
+      <w:r>
+        <w:rPr>
+          <w:b/>
+          <w:bCs/>
+        </w:rPr>
+        <w:t xml:space="preserve">HU 2: </w:t>
+      </w:r>
+      <w:proofErr w:type="spellStart"/>
+      <w:r>
+        <w:rPr>
+          <w:b/>
+          <w:bCs/>
+        </w:rPr>
+        <w:t>Layout</w:t>
+      </w:r>
+      <w:proofErr w:type="spellEnd"/>
+      <w:r>
+        <w:rPr>
+          <w:b/>
+          <w:bCs/>
+        </w:rPr>
+        <w:t xml:space="preserve"> Principal de Seguimiento.</w:t>
+      </w:r>
+      <w:r>
+        <w:t xml:space="preserve"> Como usuario, quiero ver una pantalla dividida en dos columnas principales: estado del envío y detalles de entrega. </w:t>
+      </w:r>
+    </w:p>
+    <w:p>
+      <w:pPr>
+        <w:spacing w:line="240" w:lineRule="auto"/>
+        <w:ind w:left="720"/>
+      </w:pPr>
+      <w:r>
+        <w:t xml:space="preserve">Criterios: Maquetación del contenedor principal utilizando CSS </w:t>
+      </w:r>
+      <w:proofErr w:type="spellStart"/>
+      <w:r>
+        <w:t>Grid</w:t>
+      </w:r>
+      <w:proofErr w:type="spellEnd"/>
+      <w:r>
+        <w:t xml:space="preserve"> o </w:t>
+      </w:r>
+      <w:proofErr w:type="spellStart"/>
+      <w:r>
+        <w:t>Flexbox</w:t>
+      </w:r>
+      <w:proofErr w:type="spellEnd"/>
+      <w:r>
+        <w:t>, sin lógica de negocio, solo estructura.</w:t>
+      </w:r>
+    </w:p>
+    <w:p>
+      <w:pPr>
+        <w:numPr>
+          <w:ilvl w:val="0"/>
+          <w:numId w:val="13"/>
+        </w:numPr>
+        <w:spacing w:line="240" w:lineRule="auto"/>
+      </w:pPr>
+      <w:r>
+        <w:rPr>
+          <w:b/>
+          <w:bCs/>
+        </w:rPr>
+        <w:t>HU 3: Gestión del Estado de Carga (Fetch).</w:t>
+      </w:r>
+      <w:r>
+        <w:t xml:space="preserve"> Como usuario, quiero ver un indicador de carga mientras el sistema consulta al servidor el estado de mi envío. </w:t>
+      </w:r>
+    </w:p>
+    <w:p>
+      <w:pPr>
+        <w:spacing w:line="240" w:lineRule="auto"/>
+        <w:ind w:left="720"/>
+      </w:pPr>
+      <w:r>
+        <w:t xml:space="preserve">Criterios: Implementación de </w:t>
+      </w:r>
+      <w:proofErr w:type="spellStart"/>
+      <w:r>
+        <w:t>useEffect</w:t>
+      </w:r>
+      <w:proofErr w:type="spellEnd"/>
+      <w:r>
+        <w:t xml:space="preserve"> en el componente padre para simular la petición a Spring Boot, manejando los estados </w:t>
+      </w:r>
+      <w:proofErr w:type="spellStart"/>
+      <w:r>
+        <w:t>isLoading</w:t>
+      </w:r>
+      <w:proofErr w:type="spellEnd"/>
+      <w:r>
+        <w:t>, data y error.</w:t>
+      </w:r>
+    </w:p>
+    <w:p>
+      <w:pPr>
+        <w:pStyle w:val="Ttulo2"/>
+      </w:pPr>
+      <w:r>
+        <w:t>2: Componentes de la Línea de Tiempo (Presentación Histórica)</w:t>
+      </w:r>
+    </w:p>
+    <w:p>
+      <w:pPr>
+        <w:numPr>
+          <w:ilvl w:val="0"/>
+          <w:numId w:val="14"/>
+        </w:numPr>
+        <w:spacing w:line="240" w:lineRule="auto"/>
+      </w:pPr>
+      <w:r>
+        <w:rPr>
+          <w:b/>
+          <w:bCs/>
+        </w:rPr>
+        <w:t xml:space="preserve">HU 4: Componente </w:t>
+      </w:r>
+      <w:proofErr w:type="spellStart"/>
+      <w:r>
+        <w:rPr>
+          <w:b/>
+          <w:bCs/>
+        </w:rPr>
+        <w:t>PasoEnvio</w:t>
+      </w:r>
+      <w:proofErr w:type="spellEnd"/>
+      <w:r>
+        <w:rPr>
+          <w:b/>
+          <w:bCs/>
+        </w:rPr>
+        <w:t xml:space="preserve"> (Elemento Individual).</w:t>
+      </w:r>
+      <w:r>
+        <w:t xml:space="preserve"> Como usuario, quiero ver un hito individual de mi envío con su título, hora y un indicador visual. </w:t>
+      </w:r>
+    </w:p>
+    <w:p>
+      <w:pPr>
+        <w:spacing w:line="240" w:lineRule="auto"/>
+        <w:ind w:left="720"/>
+      </w:pPr>
+      <w:r>
+        <w:t xml:space="preserve">Criterios: Componente puro que reciba por </w:t>
+      </w:r>
+      <w:proofErr w:type="spellStart"/>
+      <w:r>
+        <w:t>props</w:t>
+      </w:r>
+      <w:proofErr w:type="spellEnd"/>
+      <w:r>
+        <w:t>: estado (completado, actual, pendiente), título y fecha/hora.</w:t>
+      </w:r>
+    </w:p>
+    <w:p>
+      <w:pPr>
+        <w:numPr>
+          <w:ilvl w:val="0"/>
+          <w:numId w:val="14"/>
+        </w:numPr>
+        <w:spacing w:line="240" w:lineRule="auto"/>
+      </w:pPr>
+      <w:r>
+        <w:rPr>
+          <w:b/>
+          <w:bCs/>
+        </w:rPr>
+        <w:t>HU 5: Estilos Dinámicos de Estado.</w:t>
+      </w:r>
+      <w:r>
+        <w:t xml:space="preserve"> Como usuario, quiero distinguir visualmente si un paso ya ocurrió (verde), está sucediendo (naranja) o falta por ocurrir (gris). </w:t>
+      </w:r>
+    </w:p>
+    <w:p>
+      <w:pPr>
+        <w:spacing w:line="240" w:lineRule="auto"/>
+        <w:ind w:left="720"/>
+      </w:pPr>
+      <w:r>
+        <w:t xml:space="preserve">Criterios: Lógica de renderizado condicional de clases CSS dentro de </w:t>
+      </w:r>
+      <w:proofErr w:type="spellStart"/>
+      <w:r>
+        <w:t>PasoEnvio</w:t>
+      </w:r>
+      <w:proofErr w:type="spellEnd"/>
+      <w:r>
+        <w:t xml:space="preserve"> basada en las </w:t>
+      </w:r>
+      <w:proofErr w:type="spellStart"/>
+      <w:r>
+        <w:t>props</w:t>
+      </w:r>
+      <w:proofErr w:type="spellEnd"/>
+      <w:r>
+        <w:t>.</w:t>
+      </w:r>
+    </w:p>
+    <w:p>
+      <w:pPr>
+        <w:numPr>
+          <w:ilvl w:val="0"/>
+          <w:numId w:val="14"/>
+        </w:numPr>
+        <w:spacing w:line="240" w:lineRule="auto"/>
+      </w:pPr>
+      <w:r>
+        <w:rPr>
+          <w:b/>
+          <w:bCs/>
+        </w:rPr>
+        <w:t>HU 6: Lista Mapeada de la Línea de Tiempo.</w:t>
+      </w:r>
+      <w:r>
+        <w:t xml:space="preserve"> Como usuario, quiero ver el historial completo de mi envío ordenado cronológicamente. </w:t>
+      </w:r>
+    </w:p>
+    <w:p>
+      <w:pPr>
+        <w:spacing w:line="240" w:lineRule="auto"/>
+        <w:ind w:left="720"/>
+      </w:pPr>
+      <w:r>
+        <w:t xml:space="preserve">Criterios: Componente </w:t>
+      </w:r>
+      <w:proofErr w:type="spellStart"/>
+      <w:r>
+        <w:t>LineaTiempo</w:t>
+      </w:r>
+      <w:proofErr w:type="spellEnd"/>
+      <w:r>
+        <w:t xml:space="preserve"> que reciba el array de eventos y utilice el </w:t>
+      </w:r>
+      <w:proofErr w:type="gramStart"/>
+      <w:r>
+        <w:t>método .</w:t>
+      </w:r>
+      <w:proofErr w:type="spellStart"/>
+      <w:r>
+        <w:t>map</w:t>
+      </w:r>
+      <w:proofErr w:type="spellEnd"/>
+      <w:proofErr w:type="gramEnd"/>
+      <w:r>
+        <w:t xml:space="preserve">() para renderizar múltiples componentes </w:t>
+      </w:r>
+      <w:proofErr w:type="spellStart"/>
+      <w:r>
+        <w:t>PasoEnvio</w:t>
+      </w:r>
+      <w:proofErr w:type="spellEnd"/>
+      <w:r>
+        <w:t>.</w:t>
+      </w:r>
+    </w:p>
+    <w:p>
+      <w:pPr>
+        <w:pStyle w:val="Ttulo2"/>
+      </w:pPr>
+      <w:r>
+        <w:lastRenderedPageBreak/>
+        <w:t>3: Información de Entrega y Mapa (Presentación Estática)</w:t>
+      </w:r>
+    </w:p>
+    <w:p>
+      <w:pPr>
+        <w:numPr>
+          <w:ilvl w:val="0"/>
+          <w:numId w:val="15"/>
+        </w:numPr>
+        <w:spacing w:line="240" w:lineRule="auto"/>
+      </w:pPr>
+      <w:r>
+        <w:rPr>
+          <w:b/>
+          <w:bCs/>
+        </w:rPr>
+        <w:t>HU 7: Tarjeta del Punto de Entrega.</w:t>
+      </w:r>
+      <w:r>
+        <w:t xml:space="preserve"> Como usuario, quiero ver el nombre, dirección y horario del lugar donde recogeré mi paquete. </w:t>
+      </w:r>
+    </w:p>
+    <w:p>
+      <w:pPr>
+        <w:spacing w:line="240" w:lineRule="auto"/>
+        <w:ind w:left="720"/>
+      </w:pPr>
+      <w:r>
+        <w:t xml:space="preserve">Criterios: Componente </w:t>
+      </w:r>
+      <w:proofErr w:type="spellStart"/>
+      <w:r>
+        <w:t>presentacional</w:t>
+      </w:r>
+      <w:proofErr w:type="spellEnd"/>
+      <w:r>
+        <w:t xml:space="preserve"> puro que reciba esta información estrictamente por </w:t>
+      </w:r>
+      <w:proofErr w:type="spellStart"/>
+      <w:r>
+        <w:t>props</w:t>
+      </w:r>
+      <w:proofErr w:type="spellEnd"/>
+      <w:r>
+        <w:t xml:space="preserve"> y coincida con el diseño de la tarjeta inferior derecha.</w:t>
+      </w:r>
+    </w:p>
+    <w:p>
+      <w:pPr>
+        <w:numPr>
+          <w:ilvl w:val="0"/>
+          <w:numId w:val="15"/>
+        </w:numPr>
+        <w:spacing w:line="240" w:lineRule="auto"/>
+      </w:pPr>
+      <w:r>
+        <w:rPr>
+          <w:b/>
+          <w:bCs/>
+        </w:rPr>
+        <w:t xml:space="preserve">HU 8: Integración del </w:t>
+      </w:r>
+      <w:proofErr w:type="spellStart"/>
+      <w:r>
+        <w:rPr>
+          <w:b/>
+          <w:bCs/>
+        </w:rPr>
+        <w:t>Placeholder</w:t>
+      </w:r>
+      <w:proofErr w:type="spellEnd"/>
+      <w:r>
+        <w:rPr>
+          <w:b/>
+          <w:bCs/>
+        </w:rPr>
+        <w:t xml:space="preserve"> del Mapa.</w:t>
+      </w:r>
+      <w:r>
+        <w:t xml:space="preserve"> Como usuario, quiero ver un mapa visual que indique la ubicación del punto de recogida. </w:t>
+      </w:r>
+    </w:p>
+    <w:p>
+      <w:pPr>
+        <w:spacing w:line="240" w:lineRule="auto"/>
+        <w:ind w:left="720"/>
+      </w:pPr>
+      <w:r>
+        <w:t xml:space="preserve">Criterios: Componente que renderice un área visual (imagen o </w:t>
+      </w:r>
+      <w:proofErr w:type="spellStart"/>
+      <w:r>
+        <w:t>div</w:t>
+      </w:r>
+      <w:proofErr w:type="spellEnd"/>
+      <w:r>
+        <w:t xml:space="preserve">) simulando un mapa, preparado para recibir coordenadas </w:t>
+      </w:r>
+      <w:proofErr w:type="spellStart"/>
+      <w:r>
+        <w:t>lat</w:t>
+      </w:r>
+      <w:proofErr w:type="spellEnd"/>
+      <w:r>
+        <w:t xml:space="preserve"> y </w:t>
+      </w:r>
+      <w:proofErr w:type="spellStart"/>
+      <w:r>
+        <w:t>lng</w:t>
+      </w:r>
+      <w:proofErr w:type="spellEnd"/>
+      <w:r>
+        <w:t xml:space="preserve"> por </w:t>
+      </w:r>
+      <w:proofErr w:type="spellStart"/>
+      <w:r>
+        <w:t>props</w:t>
+      </w:r>
+      <w:proofErr w:type="spellEnd"/>
+      <w:r>
+        <w:t xml:space="preserve"> en el futuro.</w:t>
+      </w:r>
+    </w:p>
+    <w:p>
+      <w:pPr>
+        <w:numPr>
+          <w:ilvl w:val="0"/>
+          <w:numId w:val="15"/>
+        </w:numPr>
+        <w:spacing w:line="240" w:lineRule="auto"/>
+      </w:pPr>
+      <w:r>
+        <w:rPr>
+          <w:b/>
+          <w:bCs/>
+        </w:rPr>
+        <w:t>HU 9: Renderizado Condicional del Tipo de Entrega.</w:t>
+      </w:r>
+      <w:r>
+        <w:t xml:space="preserve"> Como usuario, si elegí envío a domicilio en lugar de punto de acopio, quiero que la interfaz se adapte para mostrar mi dirección. </w:t>
+      </w:r>
+    </w:p>
+    <w:p>
+      <w:pPr>
+        <w:spacing w:line="240" w:lineRule="auto"/>
+        <w:ind w:left="720"/>
+      </w:pPr>
+      <w:r>
+        <w:t xml:space="preserve">Criterios: El componente padre debe pasar un booleano o tipo de entrega, y el </w:t>
+      </w:r>
+      <w:proofErr w:type="spellStart"/>
+      <w:r>
+        <w:t>layout</w:t>
+      </w:r>
+      <w:proofErr w:type="spellEnd"/>
+      <w:r>
+        <w:t xml:space="preserve"> debe alternar entre mostrar la tarjeta de acopio o un texto de domicilio.</w:t>
+      </w:r>
+    </w:p>
+    <w:p>
+      <w:pPr>
+        <w:pStyle w:val="Ttulo2"/>
+      </w:pPr>
+      <w:r>
+        <w:t>4: Flujo de Selección de Punto de Acopio (Interacción previa al envío)</w:t>
+      </w:r>
+    </w:p>
+    <w:p>
+      <w:pPr>
+        <w:numPr>
+          <w:ilvl w:val="0"/>
+          <w:numId w:val="16"/>
+        </w:numPr>
+        <w:spacing w:line="240" w:lineRule="auto"/>
+      </w:pPr>
+      <w:r>
+        <w:rPr>
+          <w:b/>
+          <w:bCs/>
+        </w:rPr>
+        <w:t>HU 10: Modal/Vista de Puntos Disponibles.</w:t>
+      </w:r>
+      <w:r>
+        <w:t xml:space="preserve"> Como usuario, durante el proceso de compra/trueque, quiero ver una lista de puntos "</w:t>
+      </w:r>
+      <w:proofErr w:type="spellStart"/>
+      <w:r>
+        <w:t>ReVuelta</w:t>
+      </w:r>
+      <w:proofErr w:type="spellEnd"/>
+      <w:r>
+        <w:t xml:space="preserve">" donde puedo dejar o recoger mi ropa. </w:t>
+      </w:r>
+    </w:p>
+    <w:p>
+      <w:pPr>
+        <w:spacing w:line="240" w:lineRule="auto"/>
+        <w:ind w:left="720"/>
+      </w:pPr>
+      <w:r>
+        <w:t>Criterios: Creación de un componente de lista que reciba un catálogo de sucursales.</w:t>
+      </w:r>
+    </w:p>
+    <w:p>
+      <w:pPr>
+        <w:numPr>
+          <w:ilvl w:val="0"/>
+          <w:numId w:val="16"/>
+        </w:numPr>
+        <w:spacing w:line="240" w:lineRule="auto"/>
+      </w:pPr>
+      <w:r>
+        <w:rPr>
+          <w:b/>
+          <w:bCs/>
+        </w:rPr>
+        <w:t>HU 11: Selección Activa de Sucursal.</w:t>
+      </w:r>
+      <w:r>
+        <w:t xml:space="preserve"> Como usuario, quiero hacer clic en un punto de acopio y que quede marcado como seleccionado. </w:t>
+      </w:r>
+    </w:p>
+    <w:p>
+      <w:pPr>
+        <w:spacing w:line="240" w:lineRule="auto"/>
+        <w:ind w:left="720"/>
+      </w:pPr>
+      <w:r>
+        <w:t>Criterios: Manejo de estado local para almacenar el ID del punto elegido, resaltando visualmente la opción.</w:t>
+      </w:r>
+    </w:p>
+    <w:p>
+      <w:pPr>
+        <w:numPr>
+          <w:ilvl w:val="0"/>
+          <w:numId w:val="16"/>
+        </w:numPr>
+        <w:spacing w:line="240" w:lineRule="auto"/>
+      </w:pPr>
+      <w:r>
+        <w:rPr>
+          <w:b/>
+          <w:bCs/>
+        </w:rPr>
+        <w:t>HU 12: Confirmación de Logística.</w:t>
+      </w:r>
+      <w:r>
+        <w:t xml:space="preserve"> Como usuario, quiero un botón para confirmar el punto seleccionado y enviarlo al sistema. </w:t>
+      </w:r>
+    </w:p>
+    <w:p>
+      <w:pPr>
+        <w:spacing w:line="240" w:lineRule="auto"/>
+        <w:ind w:left="720"/>
+      </w:pPr>
+      <w:r>
+        <w:t xml:space="preserve">Criterios: Función pasada por </w:t>
+      </w:r>
+      <w:proofErr w:type="spellStart"/>
+      <w:r>
+        <w:t>props</w:t>
+      </w:r>
+      <w:proofErr w:type="spellEnd"/>
+      <w:r>
+        <w:t xml:space="preserve"> desde un ancestro que capture el ID seleccionado y simule una petición POST.</w:t>
+      </w:r>
+    </w:p>
+    <w:p>
+      <w:pPr>
+        <w:spacing w:line="240" w:lineRule="auto"/>
+        <w:ind w:left="720"/>
+      </w:pPr>
+    </w:p>
+    <w:p>
+      <w:pPr>
+        <w:spacing w:line="240" w:lineRule="auto"/>
+        <w:ind w:left="720"/>
+      </w:pPr>
+    </w:p>
+    <w:p>
+      <w:pPr>
+        <w:spacing w:line="240" w:lineRule="auto"/>
+        <w:ind w:left="720"/>
+      </w:pPr>
+    </w:p>
+    <w:p>
+      <w:pPr>
+        <w:spacing w:line="240" w:lineRule="auto"/>
+        <w:ind w:left="720"/>
+      </w:pPr>
+    </w:p>
+    <w:p>
+      <w:pPr>
+        <w:spacing w:line="240" w:lineRule="auto"/>
+        <w:ind w:left="720"/>
+      </w:pPr>
+    </w:p>
+    <w:p>
+      <w:pPr>
+        <w:pStyle w:val="Ttulo1"/>
+      </w:pPr>
+      <w:r>
+        <w:lastRenderedPageBreak/>
+        <w:t>Grupo célula 4</w:t>
+      </w:r>
+    </w:p>
+    <w:p>
+      <w:pPr>
+        <w:pStyle w:val="Ttulo2"/>
+      </w:pPr>
+      <w:r>
+        <w:t>1: Sistema de Banners y Campañas (Presentación Estática y Listas)</w:t>
+      </w:r>
+    </w:p>
+    <w:p>
+      <w:pPr>
+        <w:numPr>
+          <w:ilvl w:val="0"/>
+          <w:numId w:val="17"/>
+        </w:numPr>
+      </w:pPr>
+      <w:r>
+        <w:rPr>
+          <w:b/>
+          <w:bCs/>
+        </w:rPr>
+        <w:t>HU 1: Componente de Banner Promocional.</w:t>
+      </w:r>
+      <w:r>
+        <w:t xml:space="preserve"> Como usuario, quiero ver un anuncio gráfico en la página de inicio para enterarme de las promociones actuales. </w:t>
+      </w:r>
+    </w:p>
+    <w:p>
+      <w:pPr>
+        <w:ind w:left="720"/>
+      </w:pPr>
+      <w:r>
+        <w:t xml:space="preserve">Criterios: Componente </w:t>
+      </w:r>
+      <w:proofErr w:type="spellStart"/>
+      <w:r>
+        <w:t>presentacional</w:t>
+      </w:r>
+      <w:proofErr w:type="spellEnd"/>
+      <w:r>
+        <w:t xml:space="preserve"> puro. Recibe imagen, título, color de fondo y enlace de redirección estrictamente por </w:t>
+      </w:r>
+      <w:proofErr w:type="spellStart"/>
+      <w:r>
+        <w:t>props</w:t>
+      </w:r>
+      <w:proofErr w:type="spellEnd"/>
+      <w:r>
+        <w:t>.</w:t>
+      </w:r>
+    </w:p>
+    <w:p>
+      <w:pPr>
+        <w:numPr>
+          <w:ilvl w:val="0"/>
+          <w:numId w:val="17"/>
+        </w:numPr>
+      </w:pPr>
+      <w:r>
+        <w:rPr>
+          <w:b/>
+          <w:bCs/>
+        </w:rPr>
+        <w:t xml:space="preserve">HU 2: </w:t>
+      </w:r>
+      <w:proofErr w:type="spellStart"/>
+      <w:r>
+        <w:rPr>
+          <w:b/>
+          <w:bCs/>
+        </w:rPr>
+        <w:t>Layout</w:t>
+      </w:r>
+      <w:proofErr w:type="spellEnd"/>
+      <w:r>
+        <w:rPr>
+          <w:b/>
+          <w:bCs/>
+        </w:rPr>
+        <w:t xml:space="preserve"> del Carrusel/Lista de Campañas.</w:t>
+      </w:r>
+      <w:r>
+        <w:t xml:space="preserve"> Como usuario, quiero poder ver varias promociones si hay más de una campaña activa. </w:t>
+      </w:r>
+    </w:p>
+    <w:p>
+      <w:pPr>
+        <w:ind w:left="720"/>
+      </w:pPr>
+      <w:r>
+        <w:t xml:space="preserve">Criterios: Componente contenedor que consuma un array de campañas y utilice el </w:t>
+      </w:r>
+      <w:proofErr w:type="gramStart"/>
+      <w:r>
+        <w:t>método .</w:t>
+      </w:r>
+      <w:proofErr w:type="spellStart"/>
+      <w:r>
+        <w:t>map</w:t>
+      </w:r>
+      <w:proofErr w:type="spellEnd"/>
+      <w:proofErr w:type="gramEnd"/>
+      <w:r>
+        <w:t>() para renderizar múltiples componentes de Banner.</w:t>
+      </w:r>
+    </w:p>
+    <w:p>
+      <w:pPr>
+        <w:numPr>
+          <w:ilvl w:val="0"/>
+          <w:numId w:val="17"/>
+        </w:numPr>
+      </w:pPr>
+      <w:r>
+        <w:rPr>
+          <w:b/>
+          <w:bCs/>
+        </w:rPr>
+        <w:t>HU 3: Renderizado Condicional del Banner.</w:t>
+      </w:r>
+      <w:r>
+        <w:t xml:space="preserve"> Como usuario, quiero poder cerrar un banner promocional para que no interrumpa mi navegación. </w:t>
+      </w:r>
+    </w:p>
+    <w:p>
+      <w:pPr>
+        <w:ind w:left="720"/>
+      </w:pPr>
+      <w:r>
+        <w:t xml:space="preserve">Criterios: Implementación de un estado local booleano </w:t>
+      </w:r>
+      <w:proofErr w:type="spellStart"/>
+      <w:r>
+        <w:t>isVisible</w:t>
+      </w:r>
+      <w:proofErr w:type="spellEnd"/>
+      <w:r>
+        <w:t xml:space="preserve"> en el contenedor del banner para desmontar el componente al hacer clic en un botón de cierre.</w:t>
+      </w:r>
+    </w:p>
+    <w:p>
+      <w:pPr>
+        <w:pStyle w:val="Ttulo2"/>
+      </w:pPr>
+      <w:r>
+        <w:t xml:space="preserve">2: Motor de Cupones en </w:t>
+      </w:r>
+      <w:proofErr w:type="spellStart"/>
+      <w:r>
+        <w:t>Checkout</w:t>
+      </w:r>
+      <w:proofErr w:type="spellEnd"/>
+      <w:r>
+        <w:t xml:space="preserve"> (Estado Derivado y Peticiones)</w:t>
+      </w:r>
+    </w:p>
+    <w:p>
+      <w:pPr>
+        <w:numPr>
+          <w:ilvl w:val="0"/>
+          <w:numId w:val="18"/>
+        </w:numPr>
+      </w:pPr>
+      <w:r>
+        <w:rPr>
+          <w:b/>
+          <w:bCs/>
+        </w:rPr>
+        <w:t>HU 4: Interfaz de Captura de Cupón.</w:t>
+      </w:r>
+      <w:r>
+        <w:t xml:space="preserve"> Como usuario, quiero un campo de texto en mi carrito/</w:t>
+      </w:r>
+      <w:proofErr w:type="spellStart"/>
+      <w:r>
+        <w:t>checkout</w:t>
+      </w:r>
+      <w:proofErr w:type="spellEnd"/>
+      <w:r>
+        <w:t xml:space="preserve"> para ingresar un código promocional. </w:t>
+      </w:r>
+    </w:p>
+    <w:p>
+      <w:pPr>
+        <w:ind w:left="720"/>
+      </w:pPr>
+      <w:r>
+        <w:t xml:space="preserve">Criterios: Componente controlado simple con un input atado a un estado local y un botón "Aplicar". No requiere validación de formato complejo en el </w:t>
+      </w:r>
+      <w:proofErr w:type="spellStart"/>
+      <w:r>
+        <w:t>frontend</w:t>
+      </w:r>
+      <w:proofErr w:type="spellEnd"/>
+      <w:r>
+        <w:t>, solo capturar el texto.</w:t>
+      </w:r>
+    </w:p>
+    <w:p>
+      <w:pPr>
+        <w:numPr>
+          <w:ilvl w:val="0"/>
+          <w:numId w:val="18"/>
+        </w:numPr>
+      </w:pPr>
+      <w:r>
+        <w:rPr>
+          <w:b/>
+          <w:bCs/>
+        </w:rPr>
+        <w:t>HU 5: Simulación de Validación de Cupón.</w:t>
+      </w:r>
+      <w:r>
+        <w:t xml:space="preserve"> Como usuario, quiero recibir retroalimentación visual (éxito o error) al intentar aplicar mi código. </w:t>
+      </w:r>
+    </w:p>
+    <w:p>
+      <w:pPr>
+        <w:ind w:left="720"/>
+      </w:pPr>
+      <w:r>
+        <w:t xml:space="preserve">Criterios: El botón debe disparar una función asíncrona que simule una petición al </w:t>
+      </w:r>
+      <w:proofErr w:type="spellStart"/>
+      <w:r>
+        <w:t>backend</w:t>
+      </w:r>
+      <w:proofErr w:type="spellEnd"/>
+      <w:r>
+        <w:t xml:space="preserve">, gestionando los estados </w:t>
+      </w:r>
+      <w:proofErr w:type="spellStart"/>
+      <w:r>
+        <w:t>isLoading</w:t>
+      </w:r>
+      <w:proofErr w:type="spellEnd"/>
+      <w:r>
+        <w:t xml:space="preserve">, </w:t>
+      </w:r>
+      <w:proofErr w:type="spellStart"/>
+      <w:r>
+        <w:t>success</w:t>
+      </w:r>
+      <w:proofErr w:type="spellEnd"/>
+      <w:r>
+        <w:t xml:space="preserve"> y error.</w:t>
+      </w:r>
+    </w:p>
+    <w:p>
+      <w:pPr>
+        <w:numPr>
+          <w:ilvl w:val="0"/>
+          <w:numId w:val="18"/>
+        </w:numPr>
+      </w:pPr>
+      <w:r>
+        <w:rPr>
+          <w:b/>
+          <w:bCs/>
+        </w:rPr>
+        <w:t>HU 6: Aplicación del Descuento (Estado Derivado).</w:t>
+      </w:r>
+      <w:r>
+        <w:t xml:space="preserve"> Como usuario, quiero ver cómo el total de mi compra disminuye inmediatamente al aplicar un cupón válido. </w:t>
+      </w:r>
+    </w:p>
+    <w:p>
+      <w:pPr>
+        <w:ind w:left="720"/>
+      </w:pPr>
+      <w:r>
+        <w:lastRenderedPageBreak/>
+        <w:t>Criterios: El componente padre debe recalcular el subtotal utilizando el porcentaje o monto del cupón aplicado. El cálculo debe hacerse en tiempo de renderizado, sin crear estados adicionales para el precio final.</w:t>
+      </w:r>
+    </w:p>
+    <w:p>
+      <w:pPr>
+        <w:pStyle w:val="Ttulo2"/>
+      </w:pPr>
+      <w:r>
+        <w:t xml:space="preserve">3: Panel de Fidelización y Recompensas (Enrutamiento y </w:t>
+      </w:r>
+      <w:proofErr w:type="spellStart"/>
+      <w:r>
+        <w:t>Fetching</w:t>
+      </w:r>
+      <w:proofErr w:type="spellEnd"/>
+      <w:r>
+        <w:t>)</w:t>
+      </w:r>
+    </w:p>
+    <w:p>
+      <w:pPr>
+        <w:numPr>
+          <w:ilvl w:val="0"/>
+          <w:numId w:val="19"/>
+        </w:numPr>
+      </w:pPr>
+      <w:r>
+        <w:rPr>
+          <w:b/>
+          <w:bCs/>
+        </w:rPr>
+        <w:t xml:space="preserve">HU 7: </w:t>
+      </w:r>
+      <w:proofErr w:type="spellStart"/>
+      <w:r>
+        <w:rPr>
+          <w:b/>
+          <w:bCs/>
+        </w:rPr>
+        <w:t>Layout</w:t>
+      </w:r>
+      <w:proofErr w:type="spellEnd"/>
+      <w:r>
+        <w:rPr>
+          <w:b/>
+          <w:bCs/>
+        </w:rPr>
+        <w:t xml:space="preserve"> del </w:t>
+      </w:r>
+      <w:proofErr w:type="spellStart"/>
+      <w:r>
+        <w:rPr>
+          <w:b/>
+          <w:bCs/>
+        </w:rPr>
+        <w:t>Dashboard</w:t>
+      </w:r>
+      <w:proofErr w:type="spellEnd"/>
+      <w:r>
+        <w:rPr>
+          <w:b/>
+          <w:bCs/>
+        </w:rPr>
+        <w:t xml:space="preserve"> de Puntos.</w:t>
+      </w:r>
+      <w:r>
+        <w:t xml:space="preserve"> Como usuario, quiero una sección en mi perfil (ej. /perfil/puntos) para ver mi saldo total de puntos "</w:t>
+      </w:r>
+      <w:proofErr w:type="spellStart"/>
+      <w:r>
+        <w:t>ReVuelta</w:t>
+      </w:r>
+      <w:proofErr w:type="spellEnd"/>
+      <w:r>
+        <w:t xml:space="preserve">". </w:t>
+      </w:r>
+    </w:p>
+    <w:p>
+      <w:pPr>
+        <w:ind w:left="720"/>
+      </w:pPr>
+      <w:r>
+        <w:t>Criterios: Enrutamiento dedicado y contenedor principal que muestre el saldo estático inicial.</w:t>
+      </w:r>
+    </w:p>
+    <w:p>
+      <w:pPr>
+        <w:numPr>
+          <w:ilvl w:val="0"/>
+          <w:numId w:val="19"/>
+        </w:numPr>
+      </w:pPr>
+      <w:r>
+        <w:rPr>
+          <w:b/>
+          <w:bCs/>
+        </w:rPr>
+        <w:t>HU 8: Historial de Acumulación.</w:t>
+      </w:r>
+      <w:r>
+        <w:t xml:space="preserve"> Como usuario, quiero ver una lista de mis transacciones pasadas indicando cuántos puntos gané o gasté en cada una. </w:t>
+      </w:r>
+    </w:p>
+    <w:p>
+      <w:pPr>
+        <w:ind w:left="720"/>
+      </w:pPr>
+      <w:r>
+        <w:t xml:space="preserve">Criterios: Creación de un componente de lista mapeada, gestionando el ciclo de vida con </w:t>
+      </w:r>
+      <w:proofErr w:type="spellStart"/>
+      <w:r>
+        <w:t>useEffect</w:t>
+      </w:r>
+      <w:proofErr w:type="spellEnd"/>
+      <w:r>
+        <w:t xml:space="preserve"> para simular la carga de datos desde Spring Boot.</w:t>
+      </w:r>
+    </w:p>
+    <w:p>
+      <w:pPr>
+        <w:numPr>
+          <w:ilvl w:val="0"/>
+          <w:numId w:val="19"/>
+        </w:numPr>
+      </w:pPr>
+      <w:r>
+        <w:rPr>
+          <w:b/>
+          <w:bCs/>
+        </w:rPr>
+        <w:t>HU 9: Catálogo de Recompensas.</w:t>
+      </w:r>
+      <w:r>
+        <w:t xml:space="preserve"> Como usuario, quiero ver opciones disponibles para canjear mis puntos (ej. "Envío gratis", "15% de descuento"). </w:t>
+      </w:r>
+    </w:p>
+    <w:p>
+      <w:pPr>
+        <w:ind w:left="720"/>
+      </w:pPr>
+      <w:r>
+        <w:t xml:space="preserve">Criterios: Componentes de tarjetas de recompensa que reciban el costo en puntos por </w:t>
+      </w:r>
+      <w:proofErr w:type="spellStart"/>
+      <w:r>
+        <w:t>props</w:t>
+      </w:r>
+      <w:proofErr w:type="spellEnd"/>
+      <w:r>
+        <w:t xml:space="preserve"> y comparen contra el saldo del usuario para deshabilitar el botón de canje si el saldo es insuficiente.</w:t>
+      </w:r>
+    </w:p>
+    <w:p/>
+    <w:p/>
+    <w:p/>
+    <w:p>
+      <w:pPr>
+        <w:pStyle w:val="Ttulo1"/>
+      </w:pPr>
+      <w:r>
+        <w:t>G</w:t>
+      </w:r>
+      <w:r>
+        <w:t>rupo célula 5</w:t>
+      </w:r>
+    </w:p>
+    <w:p>
+      <w:pPr>
+        <w:pStyle w:val="Ttulo2"/>
+      </w:pPr>
+      <w:r>
+        <w:t>1: Enrutamiento y Encabezado del Perfil Público</w:t>
+      </w:r>
+    </w:p>
+    <w:p>
+      <w:pPr>
+        <w:numPr>
+          <w:ilvl w:val="0"/>
+          <w:numId w:val="20"/>
+        </w:numPr>
+      </w:pPr>
+      <w:r>
+        <w:rPr>
+          <w:b/>
+          <w:bCs/>
+        </w:rPr>
+        <w:t>HU 1: Enrutamiento Dinámico del Perfil.</w:t>
+      </w:r>
+      <w:r>
+        <w:t xml:space="preserve"> Como usuario, quiero acceder a la URL /u</w:t>
+      </w:r>
+      <w:proofErr w:type="gramStart"/>
+      <w:r>
+        <w:t>/:</w:t>
+      </w:r>
+      <w:proofErr w:type="spellStart"/>
+      <w:r>
+        <w:t>username</w:t>
+      </w:r>
+      <w:proofErr w:type="spellEnd"/>
+      <w:proofErr w:type="gramEnd"/>
+      <w:r>
+        <w:t xml:space="preserve"> (ej. /u/</w:t>
+      </w:r>
+      <w:proofErr w:type="spellStart"/>
+      <w:r>
+        <w:t>ana</w:t>
+      </w:r>
+      <w:proofErr w:type="spellEnd"/>
+      <w:r>
+        <w:t xml:space="preserve">) para ver el perfil público de un vendedor específico. </w:t>
+      </w:r>
+    </w:p>
+    <w:p>
+      <w:pPr>
+        <w:ind w:left="720"/>
+      </w:pPr>
+      <w:r>
+        <w:t xml:space="preserve">Criterios: Configuración de </w:t>
+      </w:r>
+      <w:proofErr w:type="spellStart"/>
+      <w:r>
+        <w:t>React</w:t>
+      </w:r>
+      <w:proofErr w:type="spellEnd"/>
+      <w:r>
+        <w:t xml:space="preserve"> </w:t>
+      </w:r>
+      <w:proofErr w:type="spellStart"/>
+      <w:r>
+        <w:t>Router</w:t>
+      </w:r>
+      <w:proofErr w:type="spellEnd"/>
+      <w:r>
+        <w:t xml:space="preserve"> para capturar el parámetro de la URL y renderizar el </w:t>
+      </w:r>
+      <w:proofErr w:type="spellStart"/>
+      <w:r>
+        <w:t>layout</w:t>
+      </w:r>
+      <w:proofErr w:type="spellEnd"/>
+      <w:r>
+        <w:t xml:space="preserve"> base del perfil.</w:t>
+      </w:r>
+    </w:p>
+    <w:p>
+      <w:pPr>
+        <w:numPr>
+          <w:ilvl w:val="0"/>
+          <w:numId w:val="20"/>
+        </w:numPr>
+      </w:pPr>
+      <w:r>
+        <w:rPr>
+          <w:b/>
+          <w:bCs/>
+        </w:rPr>
+        <w:lastRenderedPageBreak/>
+        <w:t>HU 2: Tarjeta de Información del Usuario.</w:t>
+      </w:r>
+      <w:r>
+        <w:t xml:space="preserve"> Como usuario, quiero ver el avatar, el nombre y el estado de verificación del vendedor en la parte superior de su perfil. </w:t>
+      </w:r>
+    </w:p>
+    <w:p>
+      <w:pPr>
+        <w:ind w:left="720"/>
+      </w:pPr>
+      <w:r>
+        <w:t xml:space="preserve">Criterios: Componente </w:t>
+      </w:r>
+      <w:proofErr w:type="spellStart"/>
+      <w:r>
+        <w:t>presentacional</w:t>
+      </w:r>
+      <w:proofErr w:type="spellEnd"/>
+      <w:r>
+        <w:t xml:space="preserve"> que reciba los datos del usuario por </w:t>
+      </w:r>
+      <w:proofErr w:type="spellStart"/>
+      <w:r>
+        <w:t>props</w:t>
+      </w:r>
+      <w:proofErr w:type="spellEnd"/>
+      <w:r>
+        <w:t xml:space="preserve"> y renderice la sección superior izquierda del diseño.</w:t>
+      </w:r>
+    </w:p>
+    <w:p>
+      <w:pPr>
+        <w:numPr>
+          <w:ilvl w:val="0"/>
+          <w:numId w:val="20"/>
+        </w:numPr>
+      </w:pPr>
+      <w:r>
+        <w:rPr>
+          <w:b/>
+          <w:bCs/>
+        </w:rPr>
+        <w:t>HU 3: Resumen de Reputación.</w:t>
+      </w:r>
+      <w:r>
+        <w:t xml:space="preserve"> Como usuario, quiero ver el promedio de calificación y el número total de reseñas del vendedor junto a su nombre. </w:t>
+      </w:r>
+    </w:p>
+    <w:p>
+      <w:pPr>
+        <w:ind w:left="720"/>
+      </w:pPr>
+      <w:r>
+        <w:t>Criterios: Integración de los datos estadísticos en el encabezado. Requiere recibir el promedio numérico y renderizarlo en formato de texto junto al conteo total.</w:t>
+      </w:r>
+    </w:p>
+    <w:p>
+      <w:pPr>
+        <w:pStyle w:val="Ttulo2"/>
+      </w:pPr>
+      <w:r>
+        <w:t>2: Sistema de Estrellas y Lista de Reseñas</w:t>
+      </w:r>
+    </w:p>
+    <w:p>
+      <w:pPr>
+        <w:numPr>
+          <w:ilvl w:val="0"/>
+          <w:numId w:val="21"/>
+        </w:numPr>
+      </w:pPr>
+      <w:r>
+        <w:rPr>
+          <w:b/>
+          <w:bCs/>
+        </w:rPr>
+        <w:t>HU 4: Componente Reutilizable de Estrellas (Lectura).</w:t>
+      </w:r>
+      <w:r>
+        <w:t xml:space="preserve"> Como usuario, quiero ver representaciones visuales de estrellas (llenas, medias o vacías) que correspondan a una calificación numérica. </w:t>
+      </w:r>
+    </w:p>
+    <w:p>
+      <w:pPr>
+        <w:ind w:left="720"/>
+      </w:pPr>
+      <w:r>
+        <w:t>Criterios: Componente puro &lt;</w:t>
+      </w:r>
+      <w:proofErr w:type="spellStart"/>
+      <w:r>
+        <w:t>StarDisplay</w:t>
+      </w:r>
+      <w:proofErr w:type="spellEnd"/>
+      <w:r>
+        <w:t xml:space="preserve">/&gt; que reciba un número del 1 al 5 por </w:t>
+      </w:r>
+      <w:proofErr w:type="spellStart"/>
+      <w:r>
+        <w:t>props</w:t>
+      </w:r>
+      <w:proofErr w:type="spellEnd"/>
+      <w:r>
+        <w:t xml:space="preserve"> y renderice los íconos SVG correspondientes. Debe ser agnóstico a su contenedor.</w:t>
+      </w:r>
+    </w:p>
+    <w:p>
+      <w:pPr>
+        <w:numPr>
+          <w:ilvl w:val="0"/>
+          <w:numId w:val="21"/>
+        </w:numPr>
+      </w:pPr>
+      <w:r>
+        <w:rPr>
+          <w:b/>
+          <w:bCs/>
+        </w:rPr>
+        <w:t>HU 5: Tarjeta de Reseña Individual.</w:t>
+      </w:r>
+      <w:r>
+        <w:t xml:space="preserve"> Como usuario, quiero leer el comentario de otro comprador, su nombre y la calificación que otorgó. </w:t>
+      </w:r>
+    </w:p>
+    <w:p>
+      <w:pPr>
+        <w:ind w:left="720"/>
+      </w:pPr>
+      <w:r>
+        <w:t>Criterios: Componente &lt;</w:t>
+      </w:r>
+      <w:proofErr w:type="spellStart"/>
+      <w:r>
+        <w:t>ReviewCard</w:t>
+      </w:r>
+      <w:proofErr w:type="spellEnd"/>
+      <w:r>
+        <w:t xml:space="preserve">/&gt; que reciba el objeto de la reseña por </w:t>
+      </w:r>
+      <w:proofErr w:type="spellStart"/>
+      <w:r>
+        <w:t>props</w:t>
+      </w:r>
+      <w:proofErr w:type="spellEnd"/>
+      <w:r>
+        <w:t xml:space="preserve"> y consuma el &lt;</w:t>
+      </w:r>
+      <w:proofErr w:type="spellStart"/>
+      <w:r>
+        <w:t>StarDisplay</w:t>
+      </w:r>
+      <w:proofErr w:type="spellEnd"/>
+      <w:r>
+        <w:t>/&gt; creado en la HU 4.</w:t>
+      </w:r>
+    </w:p>
+    <w:p>
+      <w:pPr>
+        <w:numPr>
+          <w:ilvl w:val="0"/>
+          <w:numId w:val="21"/>
+        </w:numPr>
+      </w:pPr>
+      <w:r>
+        <w:rPr>
+          <w:b/>
+          <w:bCs/>
+        </w:rPr>
+        <w:t>HU 6: Renderizado de la Lista de Reseñas.</w:t>
+      </w:r>
+      <w:r>
+        <w:t xml:space="preserve"> Como usuario, quiero ver todas las reseñas que ha recibido el vendedor ordenadas en el perfil. </w:t>
+      </w:r>
+    </w:p>
+    <w:p>
+      <w:pPr>
+        <w:ind w:left="720"/>
+      </w:pPr>
+      <w:r>
+        <w:t xml:space="preserve">Criterios: Componente contenedor que itere sobre un array de reseñas </w:t>
+      </w:r>
+      <w:proofErr w:type="gramStart"/>
+      <w:r>
+        <w:t>usando .</w:t>
+      </w:r>
+      <w:proofErr w:type="spellStart"/>
+      <w:r>
+        <w:t>map</w:t>
+      </w:r>
+      <w:proofErr w:type="spellEnd"/>
+      <w:proofErr w:type="gramEnd"/>
+      <w:r>
+        <w:t>(), manejando el estado de "lista vacía" si el usuario aún no tiene valoraciones.</w:t>
+      </w:r>
+    </w:p>
+    <w:p>
+      <w:pPr>
+        <w:pStyle w:val="Ttulo2"/>
+      </w:pPr>
+      <w:r>
+        <w:t>3: Interacción (Crear Reseñas y Reportes)</w:t>
+      </w:r>
+    </w:p>
+    <w:p>
+      <w:pPr>
+        <w:numPr>
+          <w:ilvl w:val="0"/>
+          <w:numId w:val="22"/>
+        </w:numPr>
+      </w:pPr>
+      <w:r>
+        <w:rPr>
+          <w:b/>
+          <w:bCs/>
+        </w:rPr>
+        <w:t>HU 7: Disparador y Modal de Nueva Reseña.</w:t>
+      </w:r>
+      <w:r>
+        <w:t xml:space="preserve"> Como usuario, quiero hacer clic en el botón "Dejar reseña" para abrir un formulario donde pueda escribir mi experiencia. </w:t>
+      </w:r>
+    </w:p>
+    <w:p>
+      <w:pPr>
+        <w:ind w:left="720"/>
+      </w:pPr>
+      <w:r>
+        <w:t>Criterios: Botón en el encabezado que modifique un estado local en el componente padre para montar/desmontar un modal o sección desplegable.</w:t>
+      </w:r>
+    </w:p>
+    <w:p>
+      <w:pPr>
+        <w:numPr>
+          <w:ilvl w:val="0"/>
+          <w:numId w:val="22"/>
+        </w:numPr>
+      </w:pPr>
+      <w:r>
+        <w:rPr>
+          <w:b/>
+          <w:bCs/>
+        </w:rPr>
+        <w:lastRenderedPageBreak/>
+        <w:t>HU 8: Selector Interactivo de Estrellas (Escritura).</w:t>
+      </w:r>
+      <w:r>
+        <w:t xml:space="preserve"> Como usuario, quiero hacer clic en 1 a 5 estrellas para definir mi calificación antes de enviarla. </w:t>
+      </w:r>
+    </w:p>
+    <w:p>
+      <w:pPr>
+        <w:ind w:left="720"/>
+      </w:pPr>
+      <w:r>
+        <w:t>Criterios: Componente controlado &lt;</w:t>
+      </w:r>
+      <w:proofErr w:type="spellStart"/>
+      <w:r>
+        <w:t>StarSelector</w:t>
+      </w:r>
+      <w:proofErr w:type="spellEnd"/>
+      <w:r>
+        <w:t xml:space="preserve">/&gt; que actualice un estado numérico en el formulario al hacer clic. Diferente al de lectura de la HU 4, ya que este debe manejar eventos </w:t>
+      </w:r>
+      <w:proofErr w:type="spellStart"/>
+      <w:r>
+        <w:t>onClick</w:t>
+      </w:r>
+      <w:proofErr w:type="spellEnd"/>
+      <w:r>
+        <w:t>.</w:t>
+      </w:r>
+    </w:p>
+    <w:p>
+      <w:pPr>
+        <w:numPr>
+          <w:ilvl w:val="0"/>
+          <w:numId w:val="22"/>
+        </w:numPr>
+      </w:pPr>
+      <w:r>
+        <w:rPr>
+          <w:b/>
+          <w:bCs/>
+        </w:rPr>
+        <w:t>HU 9: Flujo de Reporte de Usuario.</w:t>
+      </w:r>
+      <w:r>
+        <w:t xml:space="preserve"> Como usuario, quiero un botón secundario para reportar un perfil si incumple las normas de la comunidad. </w:t>
+      </w:r>
+    </w:p>
+    <w:p>
+      <w:pPr>
+        <w:ind w:left="720"/>
+      </w:pPr>
+      <w:r>
+        <w:t xml:space="preserve">Criterios: Interfaz simple (ej. un ícono de bandera) que abra un pequeño formulario controlado para enviar un motivo de reporte, enviando la acción por </w:t>
+      </w:r>
+      <w:proofErr w:type="spellStart"/>
+      <w:r>
+        <w:t>props</w:t>
+      </w:r>
+      <w:proofErr w:type="spellEnd"/>
+      <w:r>
+        <w:t xml:space="preserve"> al contenedor principal para simular la petición.</w:t>
+      </w:r>
+    </w:p>
+    <w:p/>
+    <w:p>
+      <w:pPr>
+        <w:pStyle w:val="Ttulo1"/>
+      </w:pPr>
+      <w:r>
+        <w:t>Historias de Usuario - Célula Transversal</w:t>
+      </w:r>
+    </w:p>
+    <w:p>
+      <w:pPr>
+        <w:pStyle w:val="Ttulo2"/>
+      </w:pPr>
+      <w:r>
+        <w:t>HU 1: Arquitectura Base de Estilos</w:t>
+      </w:r>
+    </w:p>
+    <w:p>
+      <w:r>
+        <w:rPr>
+          <w:b/>
+          <w:bCs/>
+        </w:rPr>
+        <w:t>Descripción:</w:t>
+      </w:r>
+      <w:r>
+        <w:t xml:space="preserve"> Como desarrollador, quiero establecer la base de la hoja de estilos global y las variables de diseño para garantizar la consistencia visual en toda la aplicación antes de construir las interfaces. </w:t>
+      </w:r>
+      <w:r>
+        <w:rPr>
+          <w:b/>
+          <w:bCs/>
+        </w:rPr>
+        <w:t>Criterios de Aceptación:</w:t>
+      </w:r>
+    </w:p>
+    <w:p>
+      <w:pPr>
+        <w:numPr>
+          <w:ilvl w:val="0"/>
+          <w:numId w:val="23"/>
+        </w:numPr>
+      </w:pPr>
+      <w:r>
+        <w:t xml:space="preserve">Configuración del archivo global de estilos (ej. index.css o configuración de </w:t>
+      </w:r>
+      <w:proofErr w:type="spellStart"/>
+      <w:r>
+        <w:t>Tailwind</w:t>
+      </w:r>
+      <w:proofErr w:type="spellEnd"/>
+      <w:r>
+        <w:t xml:space="preserve"> CSS).</w:t>
+      </w:r>
+    </w:p>
+    <w:p>
+      <w:pPr>
+        <w:numPr>
+          <w:ilvl w:val="0"/>
+          <w:numId w:val="23"/>
+        </w:numPr>
+      </w:pPr>
+      <w:r>
+        <w:t>Definición de variables CSS para la paleta de colores de Re-Vuelta (ej. verde oscuro, naranja, beige de fondo #fdfaf5).</w:t>
+      </w:r>
+    </w:p>
+    <w:p>
+      <w:pPr>
+        <w:numPr>
+          <w:ilvl w:val="0"/>
+          <w:numId w:val="23"/>
+        </w:numPr>
+      </w:pPr>
+      <w:r>
+        <w:t>Definición de tipografías principales (</w:t>
+      </w:r>
+      <w:proofErr w:type="spellStart"/>
+      <w:r>
+        <w:t>serif</w:t>
+      </w:r>
+      <w:proofErr w:type="spellEnd"/>
+      <w:r>
+        <w:t xml:space="preserve"> para títulos, </w:t>
+      </w:r>
+      <w:proofErr w:type="spellStart"/>
+      <w:r>
+        <w:t>sans-serif</w:t>
+      </w:r>
+      <w:proofErr w:type="spellEnd"/>
+      <w:r>
+        <w:t xml:space="preserve"> para cuerpos de texto).</w:t>
+      </w:r>
+    </w:p>
+    <w:p>
+      <w:pPr>
+        <w:numPr>
+          <w:ilvl w:val="0"/>
+          <w:numId w:val="23"/>
+        </w:numPr>
+      </w:pPr>
+      <w:r>
+        <w:t>Creación de clases utilitarias o componentes base para elementos repetitivos (botones primarios, contenedores estándar).</w:t>
+      </w:r>
+    </w:p>
+    <w:p>
+      <w:pPr>
+        <w:pStyle w:val="Ttulo2"/>
+      </w:pPr>
+      <w:r>
+        <w:t>HU 2: Formulario de Registro con Validación Estricta</w:t>
+      </w:r>
+    </w:p>
+    <w:p>
+      <w:r>
+        <w:rPr>
+          <w:b/>
+          <w:bCs/>
+        </w:rPr>
+        <w:t>Descripción:</w:t>
+      </w:r>
+      <w:r>
+        <w:t xml:space="preserve"> Como usuario nuevo, quiero un formulario de registro que valide mis datos en tiempo real para evitar errores al crear mi cuenta en el </w:t>
+      </w:r>
+      <w:proofErr w:type="spellStart"/>
+      <w:r>
+        <w:t>marketplace</w:t>
+      </w:r>
+      <w:proofErr w:type="spellEnd"/>
+      <w:r>
+        <w:t xml:space="preserve">. </w:t>
+      </w:r>
+      <w:r>
+        <w:rPr>
+          <w:b/>
+          <w:bCs/>
+        </w:rPr>
+        <w:t>Criterios de Aceptación:</w:t>
+      </w:r>
+    </w:p>
+    <w:p>
+      <w:pPr>
+        <w:numPr>
+          <w:ilvl w:val="0"/>
+          <w:numId w:val="24"/>
+        </w:numPr>
+      </w:pPr>
+      <w:r>
+        <w:t>Implementación de campos para Nombre, Correo Electrónico y Contraseña (con confirmación de contraseña).</w:t>
+      </w:r>
+    </w:p>
+    <w:p>
+      <w:pPr>
+        <w:numPr>
+          <w:ilvl w:val="0"/>
+          <w:numId w:val="24"/>
+        </w:numPr>
+      </w:pPr>
+      <w:r>
+        <w:lastRenderedPageBreak/>
+        <w:t xml:space="preserve">Validación en el </w:t>
+      </w:r>
+      <w:proofErr w:type="spellStart"/>
+      <w:r>
+        <w:t>frontend</w:t>
+      </w:r>
+      <w:proofErr w:type="spellEnd"/>
+      <w:r>
+        <w:t>: El correo debe tener un formato válido (</w:t>
+      </w:r>
+      <w:proofErr w:type="spellStart"/>
+      <w:r>
+        <w:t>Regex</w:t>
+      </w:r>
+      <w:proofErr w:type="spellEnd"/>
+      <w:r>
+        <w:t>), la contraseña debe tener un mínimo de 8 caracteres, y las contraseñas deben coincidir.</w:t>
+      </w:r>
+    </w:p>
+    <w:p>
+      <w:pPr>
+        <w:numPr>
+          <w:ilvl w:val="0"/>
+          <w:numId w:val="24"/>
+        </w:numPr>
+      </w:pPr>
+      <w:r>
+        <w:t>Los errores de validación deben mostrarse debajo de cada campo correspondiente en color rojo antes de permitir el envío del formulario.</w:t>
+      </w:r>
+    </w:p>
+    <w:p>
+      <w:pPr>
+        <w:numPr>
+          <w:ilvl w:val="0"/>
+          <w:numId w:val="24"/>
+        </w:numPr>
+      </w:pPr>
+      <w:r>
+        <w:t>Simulación de envío (POST) con estado de carga (</w:t>
+      </w:r>
+      <w:proofErr w:type="spellStart"/>
+      <w:r>
+        <w:t>isLoading</w:t>
+      </w:r>
+      <w:proofErr w:type="spellEnd"/>
+      <w:r>
+        <w:t>).</w:t>
+      </w:r>
+    </w:p>
+    <w:p>
+      <w:pPr>
+        <w:pStyle w:val="Ttulo2"/>
+      </w:pPr>
+      <w:r>
+        <w:t>HU 3: Formulario de Login y Manejo de Credenciales</w:t>
+      </w:r>
+    </w:p>
+    <w:p>
+      <w:r>
+        <w:rPr>
+          <w:b/>
+          <w:bCs/>
+        </w:rPr>
+        <w:t>Descripción:</w:t>
+      </w:r>
+      <w:r>
+        <w:t xml:space="preserve"> Como usuario registrado, quiero un formulario de inicio de sesión con validación para acceder de forma segura a mi cuenta. </w:t>
+      </w:r>
+      <w:r>
+        <w:rPr>
+          <w:b/>
+          <w:bCs/>
+        </w:rPr>
+        <w:t>Criterios de Aceptación:</w:t>
+      </w:r>
+    </w:p>
+    <w:p>
+      <w:pPr>
+        <w:numPr>
+          <w:ilvl w:val="0"/>
+          <w:numId w:val="25"/>
+        </w:numPr>
+      </w:pPr>
+      <w:r>
+        <w:t>Implementación de campos para Correo Electrónico y Contraseña.</w:t>
+      </w:r>
+    </w:p>
+    <w:p>
+      <w:pPr>
+        <w:numPr>
+          <w:ilvl w:val="0"/>
+          <w:numId w:val="25"/>
+        </w:numPr>
+      </w:pPr>
+      <w:r>
+        <w:t>Validación de campos vacíos y formato de correo electrónico en el cliente.</w:t>
+      </w:r>
+    </w:p>
+    <w:p>
+      <w:pPr>
+        <w:numPr>
+          <w:ilvl w:val="0"/>
+          <w:numId w:val="25"/>
+        </w:numPr>
+      </w:pPr>
+      <w:r>
+        <w:t xml:space="preserve">Captura y visualización de errores provenientes del servidor (ej. "Credenciales inválidas" si el </w:t>
+      </w:r>
+      <w:proofErr w:type="spellStart"/>
+      <w:r>
+        <w:t>backend</w:t>
+      </w:r>
+      <w:proofErr w:type="spellEnd"/>
+      <w:r>
+        <w:t xml:space="preserve"> rechaza el acceso).</w:t>
+      </w:r>
+    </w:p>
+    <w:p>
+      <w:pPr>
+        <w:numPr>
+          <w:ilvl w:val="0"/>
+          <w:numId w:val="25"/>
+        </w:numPr>
+      </w:pPr>
+      <w:r>
+        <w:t>Al tener éxito, el sistema debe almacenar el token recibido y redirigir al usuario a la vista del catálogo o su perfil.</w:t>
+      </w:r>
+    </w:p>
+    <w:p>
+      <w:pPr>
+        <w:pStyle w:val="Ttulo2"/>
+      </w:pPr>
+      <w:r>
+        <w:t>HU 4: Flujo de Recuperación de Contraseña</w:t>
+      </w:r>
+    </w:p>
+    <w:p>
+      <w:r>
+        <w:rPr>
+          <w:b/>
+          <w:bCs/>
+        </w:rPr>
+        <w:t>Descripción:</w:t>
+      </w:r>
+      <w:r>
+        <w:t xml:space="preserve"> Como usuario que olvidó sus credenciales, quiero un formulario para solicitar el restablecimiento de mi contraseña mediante mi correo electrónico. </w:t>
+      </w:r>
+      <w:r>
+        <w:rPr>
+          <w:b/>
+          <w:bCs/>
+        </w:rPr>
+        <w:t>Criterios de Aceptación:</w:t>
+      </w:r>
+    </w:p>
+    <w:p>
+      <w:pPr>
+        <w:numPr>
+          <w:ilvl w:val="0"/>
+          <w:numId w:val="26"/>
+        </w:numPr>
+      </w:pPr>
+      <w:r>
+        <w:t>Vista con un único campo para el Correo Electrónico, con validación de formato.</w:t>
+      </w:r>
+    </w:p>
+    <w:p>
+      <w:pPr>
+        <w:numPr>
+          <w:ilvl w:val="0"/>
+          <w:numId w:val="26"/>
+        </w:numPr>
+      </w:pPr>
+      <w:r>
+        <w:t>Al enviar, debe mostrar un mensaje de retroalimentación claro indicando que se ha enviado un enlace al correo proporcionado (estado de éxito).</w:t>
+      </w:r>
+    </w:p>
+    <w:p>
+      <w:pPr>
+        <w:numPr>
+          <w:ilvl w:val="0"/>
+          <w:numId w:val="26"/>
+        </w:numPr>
+      </w:pPr>
+      <w:r>
+        <w:t>Renderizado condicional para ocultar el formulario y mostrar el mensaje de éxito una vez que la acción se ha completado.</w:t>
+      </w:r>
+    </w:p>
+    <w:p>
+      <w:pPr>
+        <w:pStyle w:val="Ttulo2"/>
+      </w:pPr>
+      <w:r>
+        <w:t>HU 5: Gestión del JWT y Protección de Rutas (Autorización)</w:t>
+      </w:r>
+    </w:p>
+    <w:p>
+      <w:r>
+        <w:rPr>
+          <w:b/>
+          <w:bCs/>
+        </w:rPr>
+        <w:t>Descripción:</w:t>
+      </w:r>
+      <w:r>
+        <w:t xml:space="preserve"> Como sistema, quiero interceptar la navegación del usuario para proteger las rutas privadas y gestionar la persistencia del JSON Web Token (JWT). </w:t>
+      </w:r>
+      <w:r>
+        <w:rPr>
+          <w:b/>
+          <w:bCs/>
+        </w:rPr>
+        <w:t>Criterios de Aceptación:</w:t>
+      </w:r>
+    </w:p>
+    <w:p>
+      <w:pPr>
+        <w:numPr>
+          <w:ilvl w:val="0"/>
+          <w:numId w:val="27"/>
+        </w:numPr>
+      </w:pPr>
+      <w:r>
+        <w:lastRenderedPageBreak/>
+        <w:t>Implementación de un componente contenedor (</w:t>
+      </w:r>
+      <w:proofErr w:type="spellStart"/>
+      <w:r>
+        <w:t>ProtectedRoute</w:t>
+      </w:r>
+      <w:proofErr w:type="spellEnd"/>
+      <w:r>
+        <w:t xml:space="preserve"> o </w:t>
+      </w:r>
+      <w:proofErr w:type="spellStart"/>
+      <w:r>
+        <w:t>PrivateWrapper</w:t>
+      </w:r>
+      <w:proofErr w:type="spellEnd"/>
+      <w:r>
+        <w:t xml:space="preserve">) en </w:t>
+      </w:r>
+      <w:proofErr w:type="spellStart"/>
+      <w:r>
+        <w:t>React</w:t>
+      </w:r>
+      <w:proofErr w:type="spellEnd"/>
+      <w:r>
+        <w:t xml:space="preserve"> </w:t>
+      </w:r>
+      <w:proofErr w:type="spellStart"/>
+      <w:r>
+        <w:t>Router</w:t>
+      </w:r>
+      <w:proofErr w:type="spellEnd"/>
+      <w:r>
+        <w:t>.</w:t>
+      </w:r>
+    </w:p>
+    <w:p>
+      <w:pPr>
+        <w:numPr>
+          <w:ilvl w:val="0"/>
+          <w:numId w:val="27"/>
+        </w:numPr>
+      </w:pPr>
+      <w:r>
+        <w:t xml:space="preserve">El componente debe leer el token (ej. desde </w:t>
+      </w:r>
+      <w:proofErr w:type="spellStart"/>
+      <w:r>
+        <w:t>localStorage</w:t>
+      </w:r>
+      <w:proofErr w:type="spellEnd"/>
+      <w:r>
+        <w:t xml:space="preserve"> o Contexto) y verificar su existencia antes de renderizar los componentes hijos (como el Carrito o el </w:t>
+      </w:r>
+      <w:proofErr w:type="spellStart"/>
+      <w:r>
+        <w:t>Checkout</w:t>
+      </w:r>
+      <w:proofErr w:type="spellEnd"/>
+      <w:r>
+        <w:t>).</w:t>
+      </w:r>
+    </w:p>
+    <w:p>
+      <w:pPr>
+        <w:numPr>
+          <w:ilvl w:val="0"/>
+          <w:numId w:val="27"/>
+        </w:numPr>
+      </w:pPr>
+      <w:r>
+        <w:t>Si no hay token o la sesión expiró, el usuario debe ser redirigido automáticamente a la ruta de Login.</w:t>
+      </w:r>
+    </w:p>
+    <w:p>
+      <w:pPr>
+        <w:numPr>
+          <w:ilvl w:val="0"/>
+          <w:numId w:val="27"/>
+        </w:numPr>
+      </w:pPr>
+      <w:r>
+        <w:t xml:space="preserve">La lógica debe soportar la redirección posterior al </w:t>
+      </w:r>
+      <w:proofErr w:type="spellStart"/>
+      <w:r>
+        <w:t>login</w:t>
+      </w:r>
+      <w:proofErr w:type="spellEnd"/>
+      <w:r>
+        <w:t xml:space="preserve"> (devolver al usuario a la página que intentaba acceder originalmente).</w:t>
+      </w:r>
+    </w:p>
+    <w:p/>
     <w:sectPr>
       <w:pgSz w:w="12240" w:h="15840"/>
       <w:pgMar w:top="1417" w:right="1701" w:bottom="1417" w:left="1701" w:header="708" w:footer="708" w:gutter="0"/>
@@ -698,6 +3272,602 @@
 <file path=word/numbering.xml><?xml version="1.0" encoding="utf-8"?>
 <w:numbering xmlns:wpc="http://schemas.microsoft.com/office/word/2010/wordprocessingCanvas" xmlns:cx="http://schemas.microsoft.com/office/drawing/2014/chartex" xmlns:cx1="http://schemas.microsoft.com/office/drawing/2015/9/8/chartex" xmlns:cx2="http://schemas.microsoft.com/office/drawing/2015/10/21/chartex" xmlns:cx3="http://schemas.microsoft.com/office/drawing/2016/5/9/chartex" xmlns:cx4="http://schemas.microsoft.com/office/drawing/2016/5/10/chartex" xmlns:cx5="http://schemas.microsoft.com/office/drawing/2016/5/11/chartex" xmlns:cx6="http://schemas.microsoft.com/office/drawing/2016/5/12/chartex" xmlns:cx7="http://schemas.microsoft.com/office/drawing/2016/5/13/chartex" xmlns:cx8="http://schemas.microsoft.com/office/drawing/2016/5/14/chartex" xmlns:mc="http://schemas.openxmlformats.org/markup-compatibility/2006" xmlns:aink="http://schemas.microsoft.com/office/drawing/2016/ink" xmlns:am3d="http://schemas.microsoft.com/office/drawing/2017/model3d" xmlns:o="urn:schemas-microsoft-com:office:office" xmlns:oel="http://schemas.microsoft.com/office/2019/extlst" xmlns:r="http://schemas.openxmlformats.org/officeDocument/2006/relationships" xmlns:m="http://schemas.openxmlformats.org/officeDocument/2006/math" xmlns:v="urn:schemas-microsoft-com:vml" xmlns:wp14="http://schemas.microsoft.com/office/word/2010/wordprocessingDrawing" xmlns:wp="http://schemas.openxmlformats.org/drawingml/2006/wordprocessingDrawing" xmlns:w10="urn:schemas-microsoft-com:office:word" xmlns:w="http://schemas.openxmlformats.org/wordprocessingml/2006/main" xmlns:w14="http://schemas.microsoft.com/office/word/2010/wordml" xmlns:w15="http://schemas.microsoft.com/office/word/2012/wordml" xmlns:w16cex="http://schemas.microsoft.com/office/word/2018/wordml/cex" xmlns:w16cid="http://schemas.microsoft.com/office/word/2016/wordml/cid" xmlns:w16="http://schemas.microsoft.com/office/word/2018/wordml" xmlns:w16du="http://schemas.microsoft.com/office/word/2023/wordml/word16du" xmlns:w16sdtdh="http://schemas.microsoft.com/office/word/2020/wordml/sdtdatahash" xmlns:w16sdtfl="http://schemas.microsoft.com/office/word/2024/wordml/sdtformatlock" xmlns:w16se="http://schemas.microsoft.com/office/word/2015/wordml/symex" xmlns:wpg="http://schemas.microsoft.com/office/word/2010/wordprocessingGroup" xmlns:wpi="http://schemas.microsoft.com/office/word/2010/wordprocessingInk" xmlns:wne="http://schemas.microsoft.com/office/word/2006/wordml" xmlns:wps="http://schemas.microsoft.com/office/word/2010/wordprocessingShape" mc:Ignorable="w14 w15 w16se w16cid w16 w16cex w16sdtdh w16sdtfl w16du wp14">
   <w:abstractNum w:abstractNumId="0" w15:restartNumberingAfterBreak="0">
+    <w:nsid w:val="04D87F8E"/>
+    <w:multiLevelType w:val="multilevel"/>
+    <w:tmpl w:val="6F0A5178"/>
+    <w:lvl w:ilvl="0">
+      <w:start w:val="1"/>
+      <w:numFmt w:val="bullet"/>
+      <w:lvlText w:val=""/>
+      <w:lvlJc w:val="left"/>
+      <w:pPr>
+        <w:tabs>
+          <w:tab w:val="num" w:pos="720"/>
+        </w:tabs>
+        <w:ind w:left="720" w:hanging="360"/>
+      </w:pPr>
+      <w:rPr>
+        <w:rFonts w:ascii="Symbol" w:hAnsi="Symbol" w:hint="default"/>
+        <w:sz w:val="20"/>
+      </w:rPr>
+    </w:lvl>
+    <w:lvl w:ilvl="1" w:tentative="1">
+      <w:start w:val="1"/>
+      <w:numFmt w:val="bullet"/>
+      <w:lvlText w:val="o"/>
+      <w:lvlJc w:val="left"/>
+      <w:pPr>
+        <w:tabs>
+          <w:tab w:val="num" w:pos="1440"/>
+        </w:tabs>
+        <w:ind w:left="1440" w:hanging="360"/>
+      </w:pPr>
+      <w:rPr>
+        <w:rFonts w:ascii="Courier New" w:hAnsi="Courier New" w:hint="default"/>
+        <w:sz w:val="20"/>
+      </w:rPr>
+    </w:lvl>
+    <w:lvl w:ilvl="2" w:tentative="1">
+      <w:start w:val="1"/>
+      <w:numFmt w:val="bullet"/>
+      <w:lvlText w:val=""/>
+      <w:lvlJc w:val="left"/>
+      <w:pPr>
+        <w:tabs>
+          <w:tab w:val="num" w:pos="2160"/>
+        </w:tabs>
+        <w:ind w:left="2160" w:hanging="360"/>
+      </w:pPr>
+      <w:rPr>
+        <w:rFonts w:ascii="Wingdings" w:hAnsi="Wingdings" w:hint="default"/>
+        <w:sz w:val="20"/>
+      </w:rPr>
+    </w:lvl>
+    <w:lvl w:ilvl="3" w:tentative="1">
+      <w:start w:val="1"/>
+      <w:numFmt w:val="bullet"/>
+      <w:lvlText w:val=""/>
+      <w:lvlJc w:val="left"/>
+      <w:pPr>
+        <w:tabs>
+          <w:tab w:val="num" w:pos="2880"/>
+        </w:tabs>
+        <w:ind w:left="2880" w:hanging="360"/>
+      </w:pPr>
+      <w:rPr>
+        <w:rFonts w:ascii="Wingdings" w:hAnsi="Wingdings" w:hint="default"/>
+        <w:sz w:val="20"/>
+      </w:rPr>
+    </w:lvl>
+    <w:lvl w:ilvl="4" w:tentative="1">
+      <w:start w:val="1"/>
+      <w:numFmt w:val="bullet"/>
+      <w:lvlText w:val=""/>
+      <w:lvlJc w:val="left"/>
+      <w:pPr>
+        <w:tabs>
+          <w:tab w:val="num" w:pos="3600"/>
+        </w:tabs>
+        <w:ind w:left="3600" w:hanging="360"/>
+      </w:pPr>
+      <w:rPr>
+        <w:rFonts w:ascii="Wingdings" w:hAnsi="Wingdings" w:hint="default"/>
+        <w:sz w:val="20"/>
+      </w:rPr>
+    </w:lvl>
+    <w:lvl w:ilvl="5" w:tentative="1">
+      <w:start w:val="1"/>
+      <w:numFmt w:val="bullet"/>
+      <w:lvlText w:val=""/>
+      <w:lvlJc w:val="left"/>
+      <w:pPr>
+        <w:tabs>
+          <w:tab w:val="num" w:pos="4320"/>
+        </w:tabs>
+        <w:ind w:left="4320" w:hanging="360"/>
+      </w:pPr>
+      <w:rPr>
+        <w:rFonts w:ascii="Wingdings" w:hAnsi="Wingdings" w:hint="default"/>
+        <w:sz w:val="20"/>
+      </w:rPr>
+    </w:lvl>
+    <w:lvl w:ilvl="6" w:tentative="1">
+      <w:start w:val="1"/>
+      <w:numFmt w:val="bullet"/>
+      <w:lvlText w:val=""/>
+      <w:lvlJc w:val="left"/>
+      <w:pPr>
+        <w:tabs>
+          <w:tab w:val="num" w:pos="5040"/>
+        </w:tabs>
+        <w:ind w:left="5040" w:hanging="360"/>
+      </w:pPr>
+      <w:rPr>
+        <w:rFonts w:ascii="Wingdings" w:hAnsi="Wingdings" w:hint="default"/>
+        <w:sz w:val="20"/>
+      </w:rPr>
+    </w:lvl>
+    <w:lvl w:ilvl="7" w:tentative="1">
+      <w:start w:val="1"/>
+      <w:numFmt w:val="bullet"/>
+      <w:lvlText w:val=""/>
+      <w:lvlJc w:val="left"/>
+      <w:pPr>
+        <w:tabs>
+          <w:tab w:val="num" w:pos="5760"/>
+        </w:tabs>
+        <w:ind w:left="5760" w:hanging="360"/>
+      </w:pPr>
+      <w:rPr>
+        <w:rFonts w:ascii="Wingdings" w:hAnsi="Wingdings" w:hint="default"/>
+        <w:sz w:val="20"/>
+      </w:rPr>
+    </w:lvl>
+    <w:lvl w:ilvl="8" w:tentative="1">
+      <w:start w:val="1"/>
+      <w:numFmt w:val="bullet"/>
+      <w:lvlText w:val=""/>
+      <w:lvlJc w:val="left"/>
+      <w:pPr>
+        <w:tabs>
+          <w:tab w:val="num" w:pos="6480"/>
+        </w:tabs>
+        <w:ind w:left="6480" w:hanging="360"/>
+      </w:pPr>
+      <w:rPr>
+        <w:rFonts w:ascii="Wingdings" w:hAnsi="Wingdings" w:hint="default"/>
+        <w:sz w:val="20"/>
+      </w:rPr>
+    </w:lvl>
+  </w:abstractNum>
+  <w:abstractNum w:abstractNumId="1" w15:restartNumberingAfterBreak="0">
+    <w:nsid w:val="0534497F"/>
+    <w:multiLevelType w:val="multilevel"/>
+    <w:tmpl w:val="C272344A"/>
+    <w:lvl w:ilvl="0">
+      <w:start w:val="1"/>
+      <w:numFmt w:val="bullet"/>
+      <w:lvlText w:val=""/>
+      <w:lvlJc w:val="left"/>
+      <w:pPr>
+        <w:tabs>
+          <w:tab w:val="num" w:pos="720"/>
+        </w:tabs>
+        <w:ind w:left="720" w:hanging="360"/>
+      </w:pPr>
+      <w:rPr>
+        <w:rFonts w:ascii="Symbol" w:hAnsi="Symbol" w:hint="default"/>
+        <w:sz w:val="20"/>
+      </w:rPr>
+    </w:lvl>
+    <w:lvl w:ilvl="1" w:tentative="1">
+      <w:start w:val="1"/>
+      <w:numFmt w:val="bullet"/>
+      <w:lvlText w:val="o"/>
+      <w:lvlJc w:val="left"/>
+      <w:pPr>
+        <w:tabs>
+          <w:tab w:val="num" w:pos="1440"/>
+        </w:tabs>
+        <w:ind w:left="1440" w:hanging="360"/>
+      </w:pPr>
+      <w:rPr>
+        <w:rFonts w:ascii="Courier New" w:hAnsi="Courier New" w:hint="default"/>
+        <w:sz w:val="20"/>
+      </w:rPr>
+    </w:lvl>
+    <w:lvl w:ilvl="2" w:tentative="1">
+      <w:start w:val="1"/>
+      <w:numFmt w:val="bullet"/>
+      <w:lvlText w:val=""/>
+      <w:lvlJc w:val="left"/>
+      <w:pPr>
+        <w:tabs>
+          <w:tab w:val="num" w:pos="2160"/>
+        </w:tabs>
+        <w:ind w:left="2160" w:hanging="360"/>
+      </w:pPr>
+      <w:rPr>
+        <w:rFonts w:ascii="Wingdings" w:hAnsi="Wingdings" w:hint="default"/>
+        <w:sz w:val="20"/>
+      </w:rPr>
+    </w:lvl>
+    <w:lvl w:ilvl="3" w:tentative="1">
+      <w:start w:val="1"/>
+      <w:numFmt w:val="bullet"/>
+      <w:lvlText w:val=""/>
+      <w:lvlJc w:val="left"/>
+      <w:pPr>
+        <w:tabs>
+          <w:tab w:val="num" w:pos="2880"/>
+        </w:tabs>
+        <w:ind w:left="2880" w:hanging="360"/>
+      </w:pPr>
+      <w:rPr>
+        <w:rFonts w:ascii="Wingdings" w:hAnsi="Wingdings" w:hint="default"/>
+        <w:sz w:val="20"/>
+      </w:rPr>
+    </w:lvl>
+    <w:lvl w:ilvl="4" w:tentative="1">
+      <w:start w:val="1"/>
+      <w:numFmt w:val="bullet"/>
+      <w:lvlText w:val=""/>
+      <w:lvlJc w:val="left"/>
+      <w:pPr>
+        <w:tabs>
+          <w:tab w:val="num" w:pos="3600"/>
+        </w:tabs>
+        <w:ind w:left="3600" w:hanging="360"/>
+      </w:pPr>
+      <w:rPr>
+        <w:rFonts w:ascii="Wingdings" w:hAnsi="Wingdings" w:hint="default"/>
+        <w:sz w:val="20"/>
+      </w:rPr>
+    </w:lvl>
+    <w:lvl w:ilvl="5" w:tentative="1">
+      <w:start w:val="1"/>
+      <w:numFmt w:val="bullet"/>
+      <w:lvlText w:val=""/>
+      <w:lvlJc w:val="left"/>
+      <w:pPr>
+        <w:tabs>
+          <w:tab w:val="num" w:pos="4320"/>
+        </w:tabs>
+        <w:ind w:left="4320" w:hanging="360"/>
+      </w:pPr>
+      <w:rPr>
+        <w:rFonts w:ascii="Wingdings" w:hAnsi="Wingdings" w:hint="default"/>
+        <w:sz w:val="20"/>
+      </w:rPr>
+    </w:lvl>
+    <w:lvl w:ilvl="6" w:tentative="1">
+      <w:start w:val="1"/>
+      <w:numFmt w:val="bullet"/>
+      <w:lvlText w:val=""/>
+      <w:lvlJc w:val="left"/>
+      <w:pPr>
+        <w:tabs>
+          <w:tab w:val="num" w:pos="5040"/>
+        </w:tabs>
+        <w:ind w:left="5040" w:hanging="360"/>
+      </w:pPr>
+      <w:rPr>
+        <w:rFonts w:ascii="Wingdings" w:hAnsi="Wingdings" w:hint="default"/>
+        <w:sz w:val="20"/>
+      </w:rPr>
+    </w:lvl>
+    <w:lvl w:ilvl="7" w:tentative="1">
+      <w:start w:val="1"/>
+      <w:numFmt w:val="bullet"/>
+      <w:lvlText w:val=""/>
+      <w:lvlJc w:val="left"/>
+      <w:pPr>
+        <w:tabs>
+          <w:tab w:val="num" w:pos="5760"/>
+        </w:tabs>
+        <w:ind w:left="5760" w:hanging="360"/>
+      </w:pPr>
+      <w:rPr>
+        <w:rFonts w:ascii="Wingdings" w:hAnsi="Wingdings" w:hint="default"/>
+        <w:sz w:val="20"/>
+      </w:rPr>
+    </w:lvl>
+    <w:lvl w:ilvl="8" w:tentative="1">
+      <w:start w:val="1"/>
+      <w:numFmt w:val="bullet"/>
+      <w:lvlText w:val=""/>
+      <w:lvlJc w:val="left"/>
+      <w:pPr>
+        <w:tabs>
+          <w:tab w:val="num" w:pos="6480"/>
+        </w:tabs>
+        <w:ind w:left="6480" w:hanging="360"/>
+      </w:pPr>
+      <w:rPr>
+        <w:rFonts w:ascii="Wingdings" w:hAnsi="Wingdings" w:hint="default"/>
+        <w:sz w:val="20"/>
+      </w:rPr>
+    </w:lvl>
+  </w:abstractNum>
+  <w:abstractNum w:abstractNumId="2" w15:restartNumberingAfterBreak="0">
+    <w:nsid w:val="0B833FF5"/>
+    <w:multiLevelType w:val="multilevel"/>
+    <w:tmpl w:val="B82ACCF8"/>
+    <w:lvl w:ilvl="0">
+      <w:start w:val="1"/>
+      <w:numFmt w:val="bullet"/>
+      <w:lvlText w:val=""/>
+      <w:lvlJc w:val="left"/>
+      <w:pPr>
+        <w:tabs>
+          <w:tab w:val="num" w:pos="720"/>
+        </w:tabs>
+        <w:ind w:left="720" w:hanging="360"/>
+      </w:pPr>
+      <w:rPr>
+        <w:rFonts w:ascii="Symbol" w:hAnsi="Symbol" w:hint="default"/>
+        <w:sz w:val="20"/>
+      </w:rPr>
+    </w:lvl>
+    <w:lvl w:ilvl="1" w:tentative="1">
+      <w:start w:val="1"/>
+      <w:numFmt w:val="bullet"/>
+      <w:lvlText w:val="o"/>
+      <w:lvlJc w:val="left"/>
+      <w:pPr>
+        <w:tabs>
+          <w:tab w:val="num" w:pos="1440"/>
+        </w:tabs>
+        <w:ind w:left="1440" w:hanging="360"/>
+      </w:pPr>
+      <w:rPr>
+        <w:rFonts w:ascii="Courier New" w:hAnsi="Courier New" w:hint="default"/>
+        <w:sz w:val="20"/>
+      </w:rPr>
+    </w:lvl>
+    <w:lvl w:ilvl="2" w:tentative="1">
+      <w:start w:val="1"/>
+      <w:numFmt w:val="bullet"/>
+      <w:lvlText w:val=""/>
+      <w:lvlJc w:val="left"/>
+      <w:pPr>
+        <w:tabs>
+          <w:tab w:val="num" w:pos="2160"/>
+        </w:tabs>
+        <w:ind w:left="2160" w:hanging="360"/>
+      </w:pPr>
+      <w:rPr>
+        <w:rFonts w:ascii="Wingdings" w:hAnsi="Wingdings" w:hint="default"/>
+        <w:sz w:val="20"/>
+      </w:rPr>
+    </w:lvl>
+    <w:lvl w:ilvl="3" w:tentative="1">
+      <w:start w:val="1"/>
+      <w:numFmt w:val="bullet"/>
+      <w:lvlText w:val=""/>
+      <w:lvlJc w:val="left"/>
+      <w:pPr>
+        <w:tabs>
+          <w:tab w:val="num" w:pos="2880"/>
+        </w:tabs>
+        <w:ind w:left="2880" w:hanging="360"/>
+      </w:pPr>
+      <w:rPr>
+        <w:rFonts w:ascii="Wingdings" w:hAnsi="Wingdings" w:hint="default"/>
+        <w:sz w:val="20"/>
+      </w:rPr>
+    </w:lvl>
+    <w:lvl w:ilvl="4" w:tentative="1">
+      <w:start w:val="1"/>
+      <w:numFmt w:val="bullet"/>
+      <w:lvlText w:val=""/>
+      <w:lvlJc w:val="left"/>
+      <w:pPr>
+        <w:tabs>
+          <w:tab w:val="num" w:pos="3600"/>
+        </w:tabs>
+        <w:ind w:left="3600" w:hanging="360"/>
+      </w:pPr>
+      <w:rPr>
+        <w:rFonts w:ascii="Wingdings" w:hAnsi="Wingdings" w:hint="default"/>
+        <w:sz w:val="20"/>
+      </w:rPr>
+    </w:lvl>
+    <w:lvl w:ilvl="5" w:tentative="1">
+      <w:start w:val="1"/>
+      <w:numFmt w:val="bullet"/>
+      <w:lvlText w:val=""/>
+      <w:lvlJc w:val="left"/>
+      <w:pPr>
+        <w:tabs>
+          <w:tab w:val="num" w:pos="4320"/>
+        </w:tabs>
+        <w:ind w:left="4320" w:hanging="360"/>
+      </w:pPr>
+      <w:rPr>
+        <w:rFonts w:ascii="Wingdings" w:hAnsi="Wingdings" w:hint="default"/>
+        <w:sz w:val="20"/>
+      </w:rPr>
+    </w:lvl>
+    <w:lvl w:ilvl="6" w:tentative="1">
+      <w:start w:val="1"/>
+      <w:numFmt w:val="bullet"/>
+      <w:lvlText w:val=""/>
+      <w:lvlJc w:val="left"/>
+      <w:pPr>
+        <w:tabs>
+          <w:tab w:val="num" w:pos="5040"/>
+        </w:tabs>
+        <w:ind w:left="5040" w:hanging="360"/>
+      </w:pPr>
+      <w:rPr>
+        <w:rFonts w:ascii="Wingdings" w:hAnsi="Wingdings" w:hint="default"/>
+        <w:sz w:val="20"/>
+      </w:rPr>
+    </w:lvl>
+    <w:lvl w:ilvl="7" w:tentative="1">
+      <w:start w:val="1"/>
+      <w:numFmt w:val="bullet"/>
+      <w:lvlText w:val=""/>
+      <w:lvlJc w:val="left"/>
+      <w:pPr>
+        <w:tabs>
+          <w:tab w:val="num" w:pos="5760"/>
+        </w:tabs>
+        <w:ind w:left="5760" w:hanging="360"/>
+      </w:pPr>
+      <w:rPr>
+        <w:rFonts w:ascii="Wingdings" w:hAnsi="Wingdings" w:hint="default"/>
+        <w:sz w:val="20"/>
+      </w:rPr>
+    </w:lvl>
+    <w:lvl w:ilvl="8" w:tentative="1">
+      <w:start w:val="1"/>
+      <w:numFmt w:val="bullet"/>
+      <w:lvlText w:val=""/>
+      <w:lvlJc w:val="left"/>
+      <w:pPr>
+        <w:tabs>
+          <w:tab w:val="num" w:pos="6480"/>
+        </w:tabs>
+        <w:ind w:left="6480" w:hanging="360"/>
+      </w:pPr>
+      <w:rPr>
+        <w:rFonts w:ascii="Wingdings" w:hAnsi="Wingdings" w:hint="default"/>
+        <w:sz w:val="20"/>
+      </w:rPr>
+    </w:lvl>
+  </w:abstractNum>
+  <w:abstractNum w:abstractNumId="3" w15:restartNumberingAfterBreak="0">
+    <w:nsid w:val="0BEA40C1"/>
+    <w:multiLevelType w:val="multilevel"/>
+    <w:tmpl w:val="DA96667E"/>
+    <w:lvl w:ilvl="0">
+      <w:start w:val="1"/>
+      <w:numFmt w:val="bullet"/>
+      <w:lvlText w:val=""/>
+      <w:lvlJc w:val="left"/>
+      <w:pPr>
+        <w:tabs>
+          <w:tab w:val="num" w:pos="720"/>
+        </w:tabs>
+        <w:ind w:left="720" w:hanging="360"/>
+      </w:pPr>
+      <w:rPr>
+        <w:rFonts w:ascii="Symbol" w:hAnsi="Symbol" w:hint="default"/>
+        <w:sz w:val="20"/>
+      </w:rPr>
+    </w:lvl>
+    <w:lvl w:ilvl="1" w:tentative="1">
+      <w:start w:val="1"/>
+      <w:numFmt w:val="bullet"/>
+      <w:lvlText w:val="o"/>
+      <w:lvlJc w:val="left"/>
+      <w:pPr>
+        <w:tabs>
+          <w:tab w:val="num" w:pos="1440"/>
+        </w:tabs>
+        <w:ind w:left="1440" w:hanging="360"/>
+      </w:pPr>
+      <w:rPr>
+        <w:rFonts w:ascii="Courier New" w:hAnsi="Courier New" w:hint="default"/>
+        <w:sz w:val="20"/>
+      </w:rPr>
+    </w:lvl>
+    <w:lvl w:ilvl="2" w:tentative="1">
+      <w:start w:val="1"/>
+      <w:numFmt w:val="bullet"/>
+      <w:lvlText w:val=""/>
+      <w:lvlJc w:val="left"/>
+      <w:pPr>
+        <w:tabs>
+          <w:tab w:val="num" w:pos="2160"/>
+        </w:tabs>
+        <w:ind w:left="2160" w:hanging="360"/>
+      </w:pPr>
+      <w:rPr>
+        <w:rFonts w:ascii="Wingdings" w:hAnsi="Wingdings" w:hint="default"/>
+        <w:sz w:val="20"/>
+      </w:rPr>
+    </w:lvl>
+    <w:lvl w:ilvl="3" w:tentative="1">
+      <w:start w:val="1"/>
+      <w:numFmt w:val="bullet"/>
+      <w:lvlText w:val=""/>
+      <w:lvlJc w:val="left"/>
+      <w:pPr>
+        <w:tabs>
+          <w:tab w:val="num" w:pos="2880"/>
+        </w:tabs>
+        <w:ind w:left="2880" w:hanging="360"/>
+      </w:pPr>
+      <w:rPr>
+        <w:rFonts w:ascii="Wingdings" w:hAnsi="Wingdings" w:hint="default"/>
+        <w:sz w:val="20"/>
+      </w:rPr>
+    </w:lvl>
+    <w:lvl w:ilvl="4" w:tentative="1">
+      <w:start w:val="1"/>
+      <w:numFmt w:val="bullet"/>
+      <w:lvlText w:val=""/>
+      <w:lvlJc w:val="left"/>
+      <w:pPr>
+        <w:tabs>
+          <w:tab w:val="num" w:pos="3600"/>
+        </w:tabs>
+        <w:ind w:left="3600" w:hanging="360"/>
+      </w:pPr>
+      <w:rPr>
+        <w:rFonts w:ascii="Wingdings" w:hAnsi="Wingdings" w:hint="default"/>
+        <w:sz w:val="20"/>
+      </w:rPr>
+    </w:lvl>
+    <w:lvl w:ilvl="5" w:tentative="1">
+      <w:start w:val="1"/>
+      <w:numFmt w:val="bullet"/>
+      <w:lvlText w:val=""/>
+      <w:lvlJc w:val="left"/>
+      <w:pPr>
+        <w:tabs>
+          <w:tab w:val="num" w:pos="4320"/>
+        </w:tabs>
+        <w:ind w:left="4320" w:hanging="360"/>
+      </w:pPr>
+      <w:rPr>
+        <w:rFonts w:ascii="Wingdings" w:hAnsi="Wingdings" w:hint="default"/>
+        <w:sz w:val="20"/>
+      </w:rPr>
+    </w:lvl>
+    <w:lvl w:ilvl="6" w:tentative="1">
+      <w:start w:val="1"/>
+      <w:numFmt w:val="bullet"/>
+      <w:lvlText w:val=""/>
+      <w:lvlJc w:val="left"/>
+      <w:pPr>
+        <w:tabs>
+          <w:tab w:val="num" w:pos="5040"/>
+        </w:tabs>
+        <w:ind w:left="5040" w:hanging="360"/>
+      </w:pPr>
+      <w:rPr>
+        <w:rFonts w:ascii="Wingdings" w:hAnsi="Wingdings" w:hint="default"/>
+        <w:sz w:val="20"/>
+      </w:rPr>
+    </w:lvl>
+    <w:lvl w:ilvl="7" w:tentative="1">
+      <w:start w:val="1"/>
+      <w:numFmt w:val="bullet"/>
+      <w:lvlText w:val=""/>
+      <w:lvlJc w:val="left"/>
+      <w:pPr>
+        <w:tabs>
+          <w:tab w:val="num" w:pos="5760"/>
+        </w:tabs>
+        <w:ind w:left="5760" w:hanging="360"/>
+      </w:pPr>
+      <w:rPr>
+        <w:rFonts w:ascii="Wingdings" w:hAnsi="Wingdings" w:hint="default"/>
+        <w:sz w:val="20"/>
+      </w:rPr>
+    </w:lvl>
+    <w:lvl w:ilvl="8" w:tentative="1">
+      <w:start w:val="1"/>
+      <w:numFmt w:val="bullet"/>
+      <w:lvlText w:val=""/>
+      <w:lvlJc w:val="left"/>
+      <w:pPr>
+        <w:tabs>
+          <w:tab w:val="num" w:pos="6480"/>
+        </w:tabs>
+        <w:ind w:left="6480" w:hanging="360"/>
+      </w:pPr>
+      <w:rPr>
+        <w:rFonts w:ascii="Wingdings" w:hAnsi="Wingdings" w:hint="default"/>
+        <w:sz w:val="20"/>
+      </w:rPr>
+    </w:lvl>
+  </w:abstractNum>
+  <w:abstractNum w:abstractNumId="4" w15:restartNumberingAfterBreak="0">
     <w:nsid w:val="13387307"/>
     <w:multiLevelType w:val="multilevel"/>
     <w:tmpl w:val="49E66FE8"/>
@@ -846,7 +4016,603 @@
       </w:rPr>
     </w:lvl>
   </w:abstractNum>
-  <w:abstractNum w:abstractNumId="1" w15:restartNumberingAfterBreak="0">
+  <w:abstractNum w:abstractNumId="5" w15:restartNumberingAfterBreak="0">
+    <w:nsid w:val="18E129C2"/>
+    <w:multiLevelType w:val="multilevel"/>
+    <w:tmpl w:val="663ED7EC"/>
+    <w:lvl w:ilvl="0">
+      <w:start w:val="1"/>
+      <w:numFmt w:val="bullet"/>
+      <w:lvlText w:val=""/>
+      <w:lvlJc w:val="left"/>
+      <w:pPr>
+        <w:tabs>
+          <w:tab w:val="num" w:pos="720"/>
+        </w:tabs>
+        <w:ind w:left="720" w:hanging="360"/>
+      </w:pPr>
+      <w:rPr>
+        <w:rFonts w:ascii="Symbol" w:hAnsi="Symbol" w:hint="default"/>
+        <w:sz w:val="20"/>
+      </w:rPr>
+    </w:lvl>
+    <w:lvl w:ilvl="1" w:tentative="1">
+      <w:start w:val="1"/>
+      <w:numFmt w:val="bullet"/>
+      <w:lvlText w:val="o"/>
+      <w:lvlJc w:val="left"/>
+      <w:pPr>
+        <w:tabs>
+          <w:tab w:val="num" w:pos="1440"/>
+        </w:tabs>
+        <w:ind w:left="1440" w:hanging="360"/>
+      </w:pPr>
+      <w:rPr>
+        <w:rFonts w:ascii="Courier New" w:hAnsi="Courier New" w:hint="default"/>
+        <w:sz w:val="20"/>
+      </w:rPr>
+    </w:lvl>
+    <w:lvl w:ilvl="2" w:tentative="1">
+      <w:start w:val="1"/>
+      <w:numFmt w:val="bullet"/>
+      <w:lvlText w:val=""/>
+      <w:lvlJc w:val="left"/>
+      <w:pPr>
+        <w:tabs>
+          <w:tab w:val="num" w:pos="2160"/>
+        </w:tabs>
+        <w:ind w:left="2160" w:hanging="360"/>
+      </w:pPr>
+      <w:rPr>
+        <w:rFonts w:ascii="Wingdings" w:hAnsi="Wingdings" w:hint="default"/>
+        <w:sz w:val="20"/>
+      </w:rPr>
+    </w:lvl>
+    <w:lvl w:ilvl="3" w:tentative="1">
+      <w:start w:val="1"/>
+      <w:numFmt w:val="bullet"/>
+      <w:lvlText w:val=""/>
+      <w:lvlJc w:val="left"/>
+      <w:pPr>
+        <w:tabs>
+          <w:tab w:val="num" w:pos="2880"/>
+        </w:tabs>
+        <w:ind w:left="2880" w:hanging="360"/>
+      </w:pPr>
+      <w:rPr>
+        <w:rFonts w:ascii="Wingdings" w:hAnsi="Wingdings" w:hint="default"/>
+        <w:sz w:val="20"/>
+      </w:rPr>
+    </w:lvl>
+    <w:lvl w:ilvl="4" w:tentative="1">
+      <w:start w:val="1"/>
+      <w:numFmt w:val="bullet"/>
+      <w:lvlText w:val=""/>
+      <w:lvlJc w:val="left"/>
+      <w:pPr>
+        <w:tabs>
+          <w:tab w:val="num" w:pos="3600"/>
+        </w:tabs>
+        <w:ind w:left="3600" w:hanging="360"/>
+      </w:pPr>
+      <w:rPr>
+        <w:rFonts w:ascii="Wingdings" w:hAnsi="Wingdings" w:hint="default"/>
+        <w:sz w:val="20"/>
+      </w:rPr>
+    </w:lvl>
+    <w:lvl w:ilvl="5" w:tentative="1">
+      <w:start w:val="1"/>
+      <w:numFmt w:val="bullet"/>
+      <w:lvlText w:val=""/>
+      <w:lvlJc w:val="left"/>
+      <w:pPr>
+        <w:tabs>
+          <w:tab w:val="num" w:pos="4320"/>
+        </w:tabs>
+        <w:ind w:left="4320" w:hanging="360"/>
+      </w:pPr>
+      <w:rPr>
+        <w:rFonts w:ascii="Wingdings" w:hAnsi="Wingdings" w:hint="default"/>
+        <w:sz w:val="20"/>
+      </w:rPr>
+    </w:lvl>
+    <w:lvl w:ilvl="6" w:tentative="1">
+      <w:start w:val="1"/>
+      <w:numFmt w:val="bullet"/>
+      <w:lvlText w:val=""/>
+      <w:lvlJc w:val="left"/>
+      <w:pPr>
+        <w:tabs>
+          <w:tab w:val="num" w:pos="5040"/>
+        </w:tabs>
+        <w:ind w:left="5040" w:hanging="360"/>
+      </w:pPr>
+      <w:rPr>
+        <w:rFonts w:ascii="Wingdings" w:hAnsi="Wingdings" w:hint="default"/>
+        <w:sz w:val="20"/>
+      </w:rPr>
+    </w:lvl>
+    <w:lvl w:ilvl="7" w:tentative="1">
+      <w:start w:val="1"/>
+      <w:numFmt w:val="bullet"/>
+      <w:lvlText w:val=""/>
+      <w:lvlJc w:val="left"/>
+      <w:pPr>
+        <w:tabs>
+          <w:tab w:val="num" w:pos="5760"/>
+        </w:tabs>
+        <w:ind w:left="5760" w:hanging="360"/>
+      </w:pPr>
+      <w:rPr>
+        <w:rFonts w:ascii="Wingdings" w:hAnsi="Wingdings" w:hint="default"/>
+        <w:sz w:val="20"/>
+      </w:rPr>
+    </w:lvl>
+    <w:lvl w:ilvl="8" w:tentative="1">
+      <w:start w:val="1"/>
+      <w:numFmt w:val="bullet"/>
+      <w:lvlText w:val=""/>
+      <w:lvlJc w:val="left"/>
+      <w:pPr>
+        <w:tabs>
+          <w:tab w:val="num" w:pos="6480"/>
+        </w:tabs>
+        <w:ind w:left="6480" w:hanging="360"/>
+      </w:pPr>
+      <w:rPr>
+        <w:rFonts w:ascii="Wingdings" w:hAnsi="Wingdings" w:hint="default"/>
+        <w:sz w:val="20"/>
+      </w:rPr>
+    </w:lvl>
+  </w:abstractNum>
+  <w:abstractNum w:abstractNumId="6" w15:restartNumberingAfterBreak="0">
+    <w:nsid w:val="19E523F9"/>
+    <w:multiLevelType w:val="multilevel"/>
+    <w:tmpl w:val="78A85B2A"/>
+    <w:lvl w:ilvl="0">
+      <w:start w:val="1"/>
+      <w:numFmt w:val="bullet"/>
+      <w:lvlText w:val=""/>
+      <w:lvlJc w:val="left"/>
+      <w:pPr>
+        <w:tabs>
+          <w:tab w:val="num" w:pos="720"/>
+        </w:tabs>
+        <w:ind w:left="720" w:hanging="360"/>
+      </w:pPr>
+      <w:rPr>
+        <w:rFonts w:ascii="Symbol" w:hAnsi="Symbol" w:hint="default"/>
+        <w:sz w:val="20"/>
+      </w:rPr>
+    </w:lvl>
+    <w:lvl w:ilvl="1" w:tentative="1">
+      <w:start w:val="1"/>
+      <w:numFmt w:val="bullet"/>
+      <w:lvlText w:val="o"/>
+      <w:lvlJc w:val="left"/>
+      <w:pPr>
+        <w:tabs>
+          <w:tab w:val="num" w:pos="1440"/>
+        </w:tabs>
+        <w:ind w:left="1440" w:hanging="360"/>
+      </w:pPr>
+      <w:rPr>
+        <w:rFonts w:ascii="Courier New" w:hAnsi="Courier New" w:hint="default"/>
+        <w:sz w:val="20"/>
+      </w:rPr>
+    </w:lvl>
+    <w:lvl w:ilvl="2" w:tentative="1">
+      <w:start w:val="1"/>
+      <w:numFmt w:val="bullet"/>
+      <w:lvlText w:val=""/>
+      <w:lvlJc w:val="left"/>
+      <w:pPr>
+        <w:tabs>
+          <w:tab w:val="num" w:pos="2160"/>
+        </w:tabs>
+        <w:ind w:left="2160" w:hanging="360"/>
+      </w:pPr>
+      <w:rPr>
+        <w:rFonts w:ascii="Wingdings" w:hAnsi="Wingdings" w:hint="default"/>
+        <w:sz w:val="20"/>
+      </w:rPr>
+    </w:lvl>
+    <w:lvl w:ilvl="3" w:tentative="1">
+      <w:start w:val="1"/>
+      <w:numFmt w:val="bullet"/>
+      <w:lvlText w:val=""/>
+      <w:lvlJc w:val="left"/>
+      <w:pPr>
+        <w:tabs>
+          <w:tab w:val="num" w:pos="2880"/>
+        </w:tabs>
+        <w:ind w:left="2880" w:hanging="360"/>
+      </w:pPr>
+      <w:rPr>
+        <w:rFonts w:ascii="Wingdings" w:hAnsi="Wingdings" w:hint="default"/>
+        <w:sz w:val="20"/>
+      </w:rPr>
+    </w:lvl>
+    <w:lvl w:ilvl="4" w:tentative="1">
+      <w:start w:val="1"/>
+      <w:numFmt w:val="bullet"/>
+      <w:lvlText w:val=""/>
+      <w:lvlJc w:val="left"/>
+      <w:pPr>
+        <w:tabs>
+          <w:tab w:val="num" w:pos="3600"/>
+        </w:tabs>
+        <w:ind w:left="3600" w:hanging="360"/>
+      </w:pPr>
+      <w:rPr>
+        <w:rFonts w:ascii="Wingdings" w:hAnsi="Wingdings" w:hint="default"/>
+        <w:sz w:val="20"/>
+      </w:rPr>
+    </w:lvl>
+    <w:lvl w:ilvl="5" w:tentative="1">
+      <w:start w:val="1"/>
+      <w:numFmt w:val="bullet"/>
+      <w:lvlText w:val=""/>
+      <w:lvlJc w:val="left"/>
+      <w:pPr>
+        <w:tabs>
+          <w:tab w:val="num" w:pos="4320"/>
+        </w:tabs>
+        <w:ind w:left="4320" w:hanging="360"/>
+      </w:pPr>
+      <w:rPr>
+        <w:rFonts w:ascii="Wingdings" w:hAnsi="Wingdings" w:hint="default"/>
+        <w:sz w:val="20"/>
+      </w:rPr>
+    </w:lvl>
+    <w:lvl w:ilvl="6" w:tentative="1">
+      <w:start w:val="1"/>
+      <w:numFmt w:val="bullet"/>
+      <w:lvlText w:val=""/>
+      <w:lvlJc w:val="left"/>
+      <w:pPr>
+        <w:tabs>
+          <w:tab w:val="num" w:pos="5040"/>
+        </w:tabs>
+        <w:ind w:left="5040" w:hanging="360"/>
+      </w:pPr>
+      <w:rPr>
+        <w:rFonts w:ascii="Wingdings" w:hAnsi="Wingdings" w:hint="default"/>
+        <w:sz w:val="20"/>
+      </w:rPr>
+    </w:lvl>
+    <w:lvl w:ilvl="7" w:tentative="1">
+      <w:start w:val="1"/>
+      <w:numFmt w:val="bullet"/>
+      <w:lvlText w:val=""/>
+      <w:lvlJc w:val="left"/>
+      <w:pPr>
+        <w:tabs>
+          <w:tab w:val="num" w:pos="5760"/>
+        </w:tabs>
+        <w:ind w:left="5760" w:hanging="360"/>
+      </w:pPr>
+      <w:rPr>
+        <w:rFonts w:ascii="Wingdings" w:hAnsi="Wingdings" w:hint="default"/>
+        <w:sz w:val="20"/>
+      </w:rPr>
+    </w:lvl>
+    <w:lvl w:ilvl="8" w:tentative="1">
+      <w:start w:val="1"/>
+      <w:numFmt w:val="bullet"/>
+      <w:lvlText w:val=""/>
+      <w:lvlJc w:val="left"/>
+      <w:pPr>
+        <w:tabs>
+          <w:tab w:val="num" w:pos="6480"/>
+        </w:tabs>
+        <w:ind w:left="6480" w:hanging="360"/>
+      </w:pPr>
+      <w:rPr>
+        <w:rFonts w:ascii="Wingdings" w:hAnsi="Wingdings" w:hint="default"/>
+        <w:sz w:val="20"/>
+      </w:rPr>
+    </w:lvl>
+  </w:abstractNum>
+  <w:abstractNum w:abstractNumId="7" w15:restartNumberingAfterBreak="0">
+    <w:nsid w:val="21FF63B8"/>
+    <w:multiLevelType w:val="multilevel"/>
+    <w:tmpl w:val="C3926068"/>
+    <w:lvl w:ilvl="0">
+      <w:start w:val="1"/>
+      <w:numFmt w:val="bullet"/>
+      <w:lvlText w:val=""/>
+      <w:lvlJc w:val="left"/>
+      <w:pPr>
+        <w:tabs>
+          <w:tab w:val="num" w:pos="720"/>
+        </w:tabs>
+        <w:ind w:left="720" w:hanging="360"/>
+      </w:pPr>
+      <w:rPr>
+        <w:rFonts w:ascii="Symbol" w:hAnsi="Symbol" w:hint="default"/>
+        <w:sz w:val="20"/>
+      </w:rPr>
+    </w:lvl>
+    <w:lvl w:ilvl="1" w:tentative="1">
+      <w:start w:val="1"/>
+      <w:numFmt w:val="bullet"/>
+      <w:lvlText w:val="o"/>
+      <w:lvlJc w:val="left"/>
+      <w:pPr>
+        <w:tabs>
+          <w:tab w:val="num" w:pos="1440"/>
+        </w:tabs>
+        <w:ind w:left="1440" w:hanging="360"/>
+      </w:pPr>
+      <w:rPr>
+        <w:rFonts w:ascii="Courier New" w:hAnsi="Courier New" w:hint="default"/>
+        <w:sz w:val="20"/>
+      </w:rPr>
+    </w:lvl>
+    <w:lvl w:ilvl="2" w:tentative="1">
+      <w:start w:val="1"/>
+      <w:numFmt w:val="bullet"/>
+      <w:lvlText w:val=""/>
+      <w:lvlJc w:val="left"/>
+      <w:pPr>
+        <w:tabs>
+          <w:tab w:val="num" w:pos="2160"/>
+        </w:tabs>
+        <w:ind w:left="2160" w:hanging="360"/>
+      </w:pPr>
+      <w:rPr>
+        <w:rFonts w:ascii="Wingdings" w:hAnsi="Wingdings" w:hint="default"/>
+        <w:sz w:val="20"/>
+      </w:rPr>
+    </w:lvl>
+    <w:lvl w:ilvl="3" w:tentative="1">
+      <w:start w:val="1"/>
+      <w:numFmt w:val="bullet"/>
+      <w:lvlText w:val=""/>
+      <w:lvlJc w:val="left"/>
+      <w:pPr>
+        <w:tabs>
+          <w:tab w:val="num" w:pos="2880"/>
+        </w:tabs>
+        <w:ind w:left="2880" w:hanging="360"/>
+      </w:pPr>
+      <w:rPr>
+        <w:rFonts w:ascii="Wingdings" w:hAnsi="Wingdings" w:hint="default"/>
+        <w:sz w:val="20"/>
+      </w:rPr>
+    </w:lvl>
+    <w:lvl w:ilvl="4" w:tentative="1">
+      <w:start w:val="1"/>
+      <w:numFmt w:val="bullet"/>
+      <w:lvlText w:val=""/>
+      <w:lvlJc w:val="left"/>
+      <w:pPr>
+        <w:tabs>
+          <w:tab w:val="num" w:pos="3600"/>
+        </w:tabs>
+        <w:ind w:left="3600" w:hanging="360"/>
+      </w:pPr>
+      <w:rPr>
+        <w:rFonts w:ascii="Wingdings" w:hAnsi="Wingdings" w:hint="default"/>
+        <w:sz w:val="20"/>
+      </w:rPr>
+    </w:lvl>
+    <w:lvl w:ilvl="5" w:tentative="1">
+      <w:start w:val="1"/>
+      <w:numFmt w:val="bullet"/>
+      <w:lvlText w:val=""/>
+      <w:lvlJc w:val="left"/>
+      <w:pPr>
+        <w:tabs>
+          <w:tab w:val="num" w:pos="4320"/>
+        </w:tabs>
+        <w:ind w:left="4320" w:hanging="360"/>
+      </w:pPr>
+      <w:rPr>
+        <w:rFonts w:ascii="Wingdings" w:hAnsi="Wingdings" w:hint="default"/>
+        <w:sz w:val="20"/>
+      </w:rPr>
+    </w:lvl>
+    <w:lvl w:ilvl="6" w:tentative="1">
+      <w:start w:val="1"/>
+      <w:numFmt w:val="bullet"/>
+      <w:lvlText w:val=""/>
+      <w:lvlJc w:val="left"/>
+      <w:pPr>
+        <w:tabs>
+          <w:tab w:val="num" w:pos="5040"/>
+        </w:tabs>
+        <w:ind w:left="5040" w:hanging="360"/>
+      </w:pPr>
+      <w:rPr>
+        <w:rFonts w:ascii="Wingdings" w:hAnsi="Wingdings" w:hint="default"/>
+        <w:sz w:val="20"/>
+      </w:rPr>
+    </w:lvl>
+    <w:lvl w:ilvl="7" w:tentative="1">
+      <w:start w:val="1"/>
+      <w:numFmt w:val="bullet"/>
+      <w:lvlText w:val=""/>
+      <w:lvlJc w:val="left"/>
+      <w:pPr>
+        <w:tabs>
+          <w:tab w:val="num" w:pos="5760"/>
+        </w:tabs>
+        <w:ind w:left="5760" w:hanging="360"/>
+      </w:pPr>
+      <w:rPr>
+        <w:rFonts w:ascii="Wingdings" w:hAnsi="Wingdings" w:hint="default"/>
+        <w:sz w:val="20"/>
+      </w:rPr>
+    </w:lvl>
+    <w:lvl w:ilvl="8" w:tentative="1">
+      <w:start w:val="1"/>
+      <w:numFmt w:val="bullet"/>
+      <w:lvlText w:val=""/>
+      <w:lvlJc w:val="left"/>
+      <w:pPr>
+        <w:tabs>
+          <w:tab w:val="num" w:pos="6480"/>
+        </w:tabs>
+        <w:ind w:left="6480" w:hanging="360"/>
+      </w:pPr>
+      <w:rPr>
+        <w:rFonts w:ascii="Wingdings" w:hAnsi="Wingdings" w:hint="default"/>
+        <w:sz w:val="20"/>
+      </w:rPr>
+    </w:lvl>
+  </w:abstractNum>
+  <w:abstractNum w:abstractNumId="8" w15:restartNumberingAfterBreak="0">
+    <w:nsid w:val="27243EFC"/>
+    <w:multiLevelType w:val="multilevel"/>
+    <w:tmpl w:val="0DDE56F2"/>
+    <w:lvl w:ilvl="0">
+      <w:start w:val="1"/>
+      <w:numFmt w:val="bullet"/>
+      <w:lvlText w:val=""/>
+      <w:lvlJc w:val="left"/>
+      <w:pPr>
+        <w:tabs>
+          <w:tab w:val="num" w:pos="720"/>
+        </w:tabs>
+        <w:ind w:left="720" w:hanging="360"/>
+      </w:pPr>
+      <w:rPr>
+        <w:rFonts w:ascii="Symbol" w:hAnsi="Symbol" w:hint="default"/>
+        <w:sz w:val="20"/>
+      </w:rPr>
+    </w:lvl>
+    <w:lvl w:ilvl="1" w:tentative="1">
+      <w:start w:val="1"/>
+      <w:numFmt w:val="bullet"/>
+      <w:lvlText w:val="o"/>
+      <w:lvlJc w:val="left"/>
+      <w:pPr>
+        <w:tabs>
+          <w:tab w:val="num" w:pos="1440"/>
+        </w:tabs>
+        <w:ind w:left="1440" w:hanging="360"/>
+      </w:pPr>
+      <w:rPr>
+        <w:rFonts w:ascii="Courier New" w:hAnsi="Courier New" w:hint="default"/>
+        <w:sz w:val="20"/>
+      </w:rPr>
+    </w:lvl>
+    <w:lvl w:ilvl="2" w:tentative="1">
+      <w:start w:val="1"/>
+      <w:numFmt w:val="bullet"/>
+      <w:lvlText w:val=""/>
+      <w:lvlJc w:val="left"/>
+      <w:pPr>
+        <w:tabs>
+          <w:tab w:val="num" w:pos="2160"/>
+        </w:tabs>
+        <w:ind w:left="2160" w:hanging="360"/>
+      </w:pPr>
+      <w:rPr>
+        <w:rFonts w:ascii="Wingdings" w:hAnsi="Wingdings" w:hint="default"/>
+        <w:sz w:val="20"/>
+      </w:rPr>
+    </w:lvl>
+    <w:lvl w:ilvl="3" w:tentative="1">
+      <w:start w:val="1"/>
+      <w:numFmt w:val="bullet"/>
+      <w:lvlText w:val=""/>
+      <w:lvlJc w:val="left"/>
+      <w:pPr>
+        <w:tabs>
+          <w:tab w:val="num" w:pos="2880"/>
+        </w:tabs>
+        <w:ind w:left="2880" w:hanging="360"/>
+      </w:pPr>
+      <w:rPr>
+        <w:rFonts w:ascii="Wingdings" w:hAnsi="Wingdings" w:hint="default"/>
+        <w:sz w:val="20"/>
+      </w:rPr>
+    </w:lvl>
+    <w:lvl w:ilvl="4" w:tentative="1">
+      <w:start w:val="1"/>
+      <w:numFmt w:val="bullet"/>
+      <w:lvlText w:val=""/>
+      <w:lvlJc w:val="left"/>
+      <w:pPr>
+        <w:tabs>
+          <w:tab w:val="num" w:pos="3600"/>
+        </w:tabs>
+        <w:ind w:left="3600" w:hanging="360"/>
+      </w:pPr>
+      <w:rPr>
+        <w:rFonts w:ascii="Wingdings" w:hAnsi="Wingdings" w:hint="default"/>
+        <w:sz w:val="20"/>
+      </w:rPr>
+    </w:lvl>
+    <w:lvl w:ilvl="5" w:tentative="1">
+      <w:start w:val="1"/>
+      <w:numFmt w:val="bullet"/>
+      <w:lvlText w:val=""/>
+      <w:lvlJc w:val="left"/>
+      <w:pPr>
+        <w:tabs>
+          <w:tab w:val="num" w:pos="4320"/>
+        </w:tabs>
+        <w:ind w:left="4320" w:hanging="360"/>
+      </w:pPr>
+      <w:rPr>
+        <w:rFonts w:ascii="Wingdings" w:hAnsi="Wingdings" w:hint="default"/>
+        <w:sz w:val="20"/>
+      </w:rPr>
+    </w:lvl>
+    <w:lvl w:ilvl="6" w:tentative="1">
+      <w:start w:val="1"/>
+      <w:numFmt w:val="bullet"/>
+      <w:lvlText w:val=""/>
+      <w:lvlJc w:val="left"/>
+      <w:pPr>
+        <w:tabs>
+          <w:tab w:val="num" w:pos="5040"/>
+        </w:tabs>
+        <w:ind w:left="5040" w:hanging="360"/>
+      </w:pPr>
+      <w:rPr>
+        <w:rFonts w:ascii="Wingdings" w:hAnsi="Wingdings" w:hint="default"/>
+        <w:sz w:val="20"/>
+      </w:rPr>
+    </w:lvl>
+    <w:lvl w:ilvl="7" w:tentative="1">
+      <w:start w:val="1"/>
+      <w:numFmt w:val="bullet"/>
+      <w:lvlText w:val=""/>
+      <w:lvlJc w:val="left"/>
+      <w:pPr>
+        <w:tabs>
+          <w:tab w:val="num" w:pos="5760"/>
+        </w:tabs>
+        <w:ind w:left="5760" w:hanging="360"/>
+      </w:pPr>
+      <w:rPr>
+        <w:rFonts w:ascii="Wingdings" w:hAnsi="Wingdings" w:hint="default"/>
+        <w:sz w:val="20"/>
+      </w:rPr>
+    </w:lvl>
+    <w:lvl w:ilvl="8" w:tentative="1">
+      <w:start w:val="1"/>
+      <w:numFmt w:val="bullet"/>
+      <w:lvlText w:val=""/>
+      <w:lvlJc w:val="left"/>
+      <w:pPr>
+        <w:tabs>
+          <w:tab w:val="num" w:pos="6480"/>
+        </w:tabs>
+        <w:ind w:left="6480" w:hanging="360"/>
+      </w:pPr>
+      <w:rPr>
+        <w:rFonts w:ascii="Wingdings" w:hAnsi="Wingdings" w:hint="default"/>
+        <w:sz w:val="20"/>
+      </w:rPr>
+    </w:lvl>
+  </w:abstractNum>
+  <w:abstractNum w:abstractNumId="9" w15:restartNumberingAfterBreak="0">
     <w:nsid w:val="280215C2"/>
     <w:multiLevelType w:val="multilevel"/>
     <w:tmpl w:val="BB0AE4DA"/>
@@ -995,7 +4761,7 @@
       </w:rPr>
     </w:lvl>
   </w:abstractNum>
-  <w:abstractNum w:abstractNumId="2" w15:restartNumberingAfterBreak="0">
+  <w:abstractNum w:abstractNumId="10" w15:restartNumberingAfterBreak="0">
     <w:nsid w:val="2AB23BC5"/>
     <w:multiLevelType w:val="multilevel"/>
     <w:tmpl w:val="8500BA76"/>
@@ -1144,7 +4910,156 @@
       </w:rPr>
     </w:lvl>
   </w:abstractNum>
-  <w:abstractNum w:abstractNumId="3" w15:restartNumberingAfterBreak="0">
+  <w:abstractNum w:abstractNumId="11" w15:restartNumberingAfterBreak="0">
+    <w:nsid w:val="314C68DD"/>
+    <w:multiLevelType w:val="multilevel"/>
+    <w:tmpl w:val="60D67A96"/>
+    <w:lvl w:ilvl="0">
+      <w:start w:val="1"/>
+      <w:numFmt w:val="bullet"/>
+      <w:lvlText w:val=""/>
+      <w:lvlJc w:val="left"/>
+      <w:pPr>
+        <w:tabs>
+          <w:tab w:val="num" w:pos="720"/>
+        </w:tabs>
+        <w:ind w:left="720" w:hanging="360"/>
+      </w:pPr>
+      <w:rPr>
+        <w:rFonts w:ascii="Symbol" w:hAnsi="Symbol" w:hint="default"/>
+        <w:sz w:val="20"/>
+      </w:rPr>
+    </w:lvl>
+    <w:lvl w:ilvl="1" w:tentative="1">
+      <w:start w:val="1"/>
+      <w:numFmt w:val="bullet"/>
+      <w:lvlText w:val="o"/>
+      <w:lvlJc w:val="left"/>
+      <w:pPr>
+        <w:tabs>
+          <w:tab w:val="num" w:pos="1440"/>
+        </w:tabs>
+        <w:ind w:left="1440" w:hanging="360"/>
+      </w:pPr>
+      <w:rPr>
+        <w:rFonts w:ascii="Courier New" w:hAnsi="Courier New" w:hint="default"/>
+        <w:sz w:val="20"/>
+      </w:rPr>
+    </w:lvl>
+    <w:lvl w:ilvl="2" w:tentative="1">
+      <w:start w:val="1"/>
+      <w:numFmt w:val="bullet"/>
+      <w:lvlText w:val=""/>
+      <w:lvlJc w:val="left"/>
+      <w:pPr>
+        <w:tabs>
+          <w:tab w:val="num" w:pos="2160"/>
+        </w:tabs>
+        <w:ind w:left="2160" w:hanging="360"/>
+      </w:pPr>
+      <w:rPr>
+        <w:rFonts w:ascii="Wingdings" w:hAnsi="Wingdings" w:hint="default"/>
+        <w:sz w:val="20"/>
+      </w:rPr>
+    </w:lvl>
+    <w:lvl w:ilvl="3" w:tentative="1">
+      <w:start w:val="1"/>
+      <w:numFmt w:val="bullet"/>
+      <w:lvlText w:val=""/>
+      <w:lvlJc w:val="left"/>
+      <w:pPr>
+        <w:tabs>
+          <w:tab w:val="num" w:pos="2880"/>
+        </w:tabs>
+        <w:ind w:left="2880" w:hanging="360"/>
+      </w:pPr>
+      <w:rPr>
+        <w:rFonts w:ascii="Wingdings" w:hAnsi="Wingdings" w:hint="default"/>
+        <w:sz w:val="20"/>
+      </w:rPr>
+    </w:lvl>
+    <w:lvl w:ilvl="4" w:tentative="1">
+      <w:start w:val="1"/>
+      <w:numFmt w:val="bullet"/>
+      <w:lvlText w:val=""/>
+      <w:lvlJc w:val="left"/>
+      <w:pPr>
+        <w:tabs>
+          <w:tab w:val="num" w:pos="3600"/>
+        </w:tabs>
+        <w:ind w:left="3600" w:hanging="360"/>
+      </w:pPr>
+      <w:rPr>
+        <w:rFonts w:ascii="Wingdings" w:hAnsi="Wingdings" w:hint="default"/>
+        <w:sz w:val="20"/>
+      </w:rPr>
+    </w:lvl>
+    <w:lvl w:ilvl="5" w:tentative="1">
+      <w:start w:val="1"/>
+      <w:numFmt w:val="bullet"/>
+      <w:lvlText w:val=""/>
+      <w:lvlJc w:val="left"/>
+      <w:pPr>
+        <w:tabs>
+          <w:tab w:val="num" w:pos="4320"/>
+        </w:tabs>
+        <w:ind w:left="4320" w:hanging="360"/>
+      </w:pPr>
+      <w:rPr>
+        <w:rFonts w:ascii="Wingdings" w:hAnsi="Wingdings" w:hint="default"/>
+        <w:sz w:val="20"/>
+      </w:rPr>
+    </w:lvl>
+    <w:lvl w:ilvl="6" w:tentative="1">
+      <w:start w:val="1"/>
+      <w:numFmt w:val="bullet"/>
+      <w:lvlText w:val=""/>
+      <w:lvlJc w:val="left"/>
+      <w:pPr>
+        <w:tabs>
+          <w:tab w:val="num" w:pos="5040"/>
+        </w:tabs>
+        <w:ind w:left="5040" w:hanging="360"/>
+      </w:pPr>
+      <w:rPr>
+        <w:rFonts w:ascii="Wingdings" w:hAnsi="Wingdings" w:hint="default"/>
+        <w:sz w:val="20"/>
+      </w:rPr>
+    </w:lvl>
+    <w:lvl w:ilvl="7" w:tentative="1">
+      <w:start w:val="1"/>
+      <w:numFmt w:val="bullet"/>
+      <w:lvlText w:val=""/>
+      <w:lvlJc w:val="left"/>
+      <w:pPr>
+        <w:tabs>
+          <w:tab w:val="num" w:pos="5760"/>
+        </w:tabs>
+        <w:ind w:left="5760" w:hanging="360"/>
+      </w:pPr>
+      <w:rPr>
+        <w:rFonts w:ascii="Wingdings" w:hAnsi="Wingdings" w:hint="default"/>
+        <w:sz w:val="20"/>
+      </w:rPr>
+    </w:lvl>
+    <w:lvl w:ilvl="8" w:tentative="1">
+      <w:start w:val="1"/>
+      <w:numFmt w:val="bullet"/>
+      <w:lvlText w:val=""/>
+      <w:lvlJc w:val="left"/>
+      <w:pPr>
+        <w:tabs>
+          <w:tab w:val="num" w:pos="6480"/>
+        </w:tabs>
+        <w:ind w:left="6480" w:hanging="360"/>
+      </w:pPr>
+      <w:rPr>
+        <w:rFonts w:ascii="Wingdings" w:hAnsi="Wingdings" w:hint="default"/>
+        <w:sz w:val="20"/>
+      </w:rPr>
+    </w:lvl>
+  </w:abstractNum>
+  <w:abstractNum w:abstractNumId="12" w15:restartNumberingAfterBreak="0">
     <w:nsid w:val="384A2216"/>
     <w:multiLevelType w:val="multilevel"/>
     <w:tmpl w:val="DC58CEFC"/>
@@ -1293,7 +5208,156 @@
       </w:rPr>
     </w:lvl>
   </w:abstractNum>
-  <w:abstractNum w:abstractNumId="4" w15:restartNumberingAfterBreak="0">
+  <w:abstractNum w:abstractNumId="13" w15:restartNumberingAfterBreak="0">
+    <w:nsid w:val="417319D7"/>
+    <w:multiLevelType w:val="multilevel"/>
+    <w:tmpl w:val="0AB072AA"/>
+    <w:lvl w:ilvl="0">
+      <w:start w:val="1"/>
+      <w:numFmt w:val="bullet"/>
+      <w:lvlText w:val=""/>
+      <w:lvlJc w:val="left"/>
+      <w:pPr>
+        <w:tabs>
+          <w:tab w:val="num" w:pos="720"/>
+        </w:tabs>
+        <w:ind w:left="720" w:hanging="360"/>
+      </w:pPr>
+      <w:rPr>
+        <w:rFonts w:ascii="Symbol" w:hAnsi="Symbol" w:hint="default"/>
+        <w:sz w:val="20"/>
+      </w:rPr>
+    </w:lvl>
+    <w:lvl w:ilvl="1" w:tentative="1">
+      <w:start w:val="1"/>
+      <w:numFmt w:val="bullet"/>
+      <w:lvlText w:val="o"/>
+      <w:lvlJc w:val="left"/>
+      <w:pPr>
+        <w:tabs>
+          <w:tab w:val="num" w:pos="1440"/>
+        </w:tabs>
+        <w:ind w:left="1440" w:hanging="360"/>
+      </w:pPr>
+      <w:rPr>
+        <w:rFonts w:ascii="Courier New" w:hAnsi="Courier New" w:hint="default"/>
+        <w:sz w:val="20"/>
+      </w:rPr>
+    </w:lvl>
+    <w:lvl w:ilvl="2" w:tentative="1">
+      <w:start w:val="1"/>
+      <w:numFmt w:val="bullet"/>
+      <w:lvlText w:val=""/>
+      <w:lvlJc w:val="left"/>
+      <w:pPr>
+        <w:tabs>
+          <w:tab w:val="num" w:pos="2160"/>
+        </w:tabs>
+        <w:ind w:left="2160" w:hanging="360"/>
+      </w:pPr>
+      <w:rPr>
+        <w:rFonts w:ascii="Wingdings" w:hAnsi="Wingdings" w:hint="default"/>
+        <w:sz w:val="20"/>
+      </w:rPr>
+    </w:lvl>
+    <w:lvl w:ilvl="3" w:tentative="1">
+      <w:start w:val="1"/>
+      <w:numFmt w:val="bullet"/>
+      <w:lvlText w:val=""/>
+      <w:lvlJc w:val="left"/>
+      <w:pPr>
+        <w:tabs>
+          <w:tab w:val="num" w:pos="2880"/>
+        </w:tabs>
+        <w:ind w:left="2880" w:hanging="360"/>
+      </w:pPr>
+      <w:rPr>
+        <w:rFonts w:ascii="Wingdings" w:hAnsi="Wingdings" w:hint="default"/>
+        <w:sz w:val="20"/>
+      </w:rPr>
+    </w:lvl>
+    <w:lvl w:ilvl="4" w:tentative="1">
+      <w:start w:val="1"/>
+      <w:numFmt w:val="bullet"/>
+      <w:lvlText w:val=""/>
+      <w:lvlJc w:val="left"/>
+      <w:pPr>
+        <w:tabs>
+          <w:tab w:val="num" w:pos="3600"/>
+        </w:tabs>
+        <w:ind w:left="3600" w:hanging="360"/>
+      </w:pPr>
+      <w:rPr>
+        <w:rFonts w:ascii="Wingdings" w:hAnsi="Wingdings" w:hint="default"/>
+        <w:sz w:val="20"/>
+      </w:rPr>
+    </w:lvl>
+    <w:lvl w:ilvl="5" w:tentative="1">
+      <w:start w:val="1"/>
+      <w:numFmt w:val="bullet"/>
+      <w:lvlText w:val=""/>
+      <w:lvlJc w:val="left"/>
+      <w:pPr>
+        <w:tabs>
+          <w:tab w:val="num" w:pos="4320"/>
+        </w:tabs>
+        <w:ind w:left="4320" w:hanging="360"/>
+      </w:pPr>
+      <w:rPr>
+        <w:rFonts w:ascii="Wingdings" w:hAnsi="Wingdings" w:hint="default"/>
+        <w:sz w:val="20"/>
+      </w:rPr>
+    </w:lvl>
+    <w:lvl w:ilvl="6" w:tentative="1">
+      <w:start w:val="1"/>
+      <w:numFmt w:val="bullet"/>
+      <w:lvlText w:val=""/>
+      <w:lvlJc w:val="left"/>
+      <w:pPr>
+        <w:tabs>
+          <w:tab w:val="num" w:pos="5040"/>
+        </w:tabs>
+        <w:ind w:left="5040" w:hanging="360"/>
+      </w:pPr>
+      <w:rPr>
+        <w:rFonts w:ascii="Wingdings" w:hAnsi="Wingdings" w:hint="default"/>
+        <w:sz w:val="20"/>
+      </w:rPr>
+    </w:lvl>
+    <w:lvl w:ilvl="7" w:tentative="1">
+      <w:start w:val="1"/>
+      <w:numFmt w:val="bullet"/>
+      <w:lvlText w:val=""/>
+      <w:lvlJc w:val="left"/>
+      <w:pPr>
+        <w:tabs>
+          <w:tab w:val="num" w:pos="5760"/>
+        </w:tabs>
+        <w:ind w:left="5760" w:hanging="360"/>
+      </w:pPr>
+      <w:rPr>
+        <w:rFonts w:ascii="Wingdings" w:hAnsi="Wingdings" w:hint="default"/>
+        <w:sz w:val="20"/>
+      </w:rPr>
+    </w:lvl>
+    <w:lvl w:ilvl="8" w:tentative="1">
+      <w:start w:val="1"/>
+      <w:numFmt w:val="bullet"/>
+      <w:lvlText w:val=""/>
+      <w:lvlJc w:val="left"/>
+      <w:pPr>
+        <w:tabs>
+          <w:tab w:val="num" w:pos="6480"/>
+        </w:tabs>
+        <w:ind w:left="6480" w:hanging="360"/>
+      </w:pPr>
+      <w:rPr>
+        <w:rFonts w:ascii="Wingdings" w:hAnsi="Wingdings" w:hint="default"/>
+        <w:sz w:val="20"/>
+      </w:rPr>
+    </w:lvl>
+  </w:abstractNum>
+  <w:abstractNum w:abstractNumId="14" w15:restartNumberingAfterBreak="0">
     <w:nsid w:val="41C306BE"/>
     <w:multiLevelType w:val="multilevel"/>
     <w:tmpl w:val="A81490BC"/>
@@ -1442,7 +5506,156 @@
       </w:rPr>
     </w:lvl>
   </w:abstractNum>
-  <w:abstractNum w:abstractNumId="5" w15:restartNumberingAfterBreak="0">
+  <w:abstractNum w:abstractNumId="15" w15:restartNumberingAfterBreak="0">
+    <w:nsid w:val="4B6063CC"/>
+    <w:multiLevelType w:val="multilevel"/>
+    <w:tmpl w:val="A73AF99C"/>
+    <w:lvl w:ilvl="0">
+      <w:start w:val="1"/>
+      <w:numFmt w:val="bullet"/>
+      <w:lvlText w:val=""/>
+      <w:lvlJc w:val="left"/>
+      <w:pPr>
+        <w:tabs>
+          <w:tab w:val="num" w:pos="720"/>
+        </w:tabs>
+        <w:ind w:left="720" w:hanging="360"/>
+      </w:pPr>
+      <w:rPr>
+        <w:rFonts w:ascii="Symbol" w:hAnsi="Symbol" w:hint="default"/>
+        <w:sz w:val="20"/>
+      </w:rPr>
+    </w:lvl>
+    <w:lvl w:ilvl="1" w:tentative="1">
+      <w:start w:val="1"/>
+      <w:numFmt w:val="bullet"/>
+      <w:lvlText w:val="o"/>
+      <w:lvlJc w:val="left"/>
+      <w:pPr>
+        <w:tabs>
+          <w:tab w:val="num" w:pos="1440"/>
+        </w:tabs>
+        <w:ind w:left="1440" w:hanging="360"/>
+      </w:pPr>
+      <w:rPr>
+        <w:rFonts w:ascii="Courier New" w:hAnsi="Courier New" w:hint="default"/>
+        <w:sz w:val="20"/>
+      </w:rPr>
+    </w:lvl>
+    <w:lvl w:ilvl="2" w:tentative="1">
+      <w:start w:val="1"/>
+      <w:numFmt w:val="bullet"/>
+      <w:lvlText w:val=""/>
+      <w:lvlJc w:val="left"/>
+      <w:pPr>
+        <w:tabs>
+          <w:tab w:val="num" w:pos="2160"/>
+        </w:tabs>
+        <w:ind w:left="2160" w:hanging="360"/>
+      </w:pPr>
+      <w:rPr>
+        <w:rFonts w:ascii="Wingdings" w:hAnsi="Wingdings" w:hint="default"/>
+        <w:sz w:val="20"/>
+      </w:rPr>
+    </w:lvl>
+    <w:lvl w:ilvl="3" w:tentative="1">
+      <w:start w:val="1"/>
+      <w:numFmt w:val="bullet"/>
+      <w:lvlText w:val=""/>
+      <w:lvlJc w:val="left"/>
+      <w:pPr>
+        <w:tabs>
+          <w:tab w:val="num" w:pos="2880"/>
+        </w:tabs>
+        <w:ind w:left="2880" w:hanging="360"/>
+      </w:pPr>
+      <w:rPr>
+        <w:rFonts w:ascii="Wingdings" w:hAnsi="Wingdings" w:hint="default"/>
+        <w:sz w:val="20"/>
+      </w:rPr>
+    </w:lvl>
+    <w:lvl w:ilvl="4" w:tentative="1">
+      <w:start w:val="1"/>
+      <w:numFmt w:val="bullet"/>
+      <w:lvlText w:val=""/>
+      <w:lvlJc w:val="left"/>
+      <w:pPr>
+        <w:tabs>
+          <w:tab w:val="num" w:pos="3600"/>
+        </w:tabs>
+        <w:ind w:left="3600" w:hanging="360"/>
+      </w:pPr>
+      <w:rPr>
+        <w:rFonts w:ascii="Wingdings" w:hAnsi="Wingdings" w:hint="default"/>
+        <w:sz w:val="20"/>
+      </w:rPr>
+    </w:lvl>
+    <w:lvl w:ilvl="5" w:tentative="1">
+      <w:start w:val="1"/>
+      <w:numFmt w:val="bullet"/>
+      <w:lvlText w:val=""/>
+      <w:lvlJc w:val="left"/>
+      <w:pPr>
+        <w:tabs>
+          <w:tab w:val="num" w:pos="4320"/>
+        </w:tabs>
+        <w:ind w:left="4320" w:hanging="360"/>
+      </w:pPr>
+      <w:rPr>
+        <w:rFonts w:ascii="Wingdings" w:hAnsi="Wingdings" w:hint="default"/>
+        <w:sz w:val="20"/>
+      </w:rPr>
+    </w:lvl>
+    <w:lvl w:ilvl="6" w:tentative="1">
+      <w:start w:val="1"/>
+      <w:numFmt w:val="bullet"/>
+      <w:lvlText w:val=""/>
+      <w:lvlJc w:val="left"/>
+      <w:pPr>
+        <w:tabs>
+          <w:tab w:val="num" w:pos="5040"/>
+        </w:tabs>
+        <w:ind w:left="5040" w:hanging="360"/>
+      </w:pPr>
+      <w:rPr>
+        <w:rFonts w:ascii="Wingdings" w:hAnsi="Wingdings" w:hint="default"/>
+        <w:sz w:val="20"/>
+      </w:rPr>
+    </w:lvl>
+    <w:lvl w:ilvl="7" w:tentative="1">
+      <w:start w:val="1"/>
+      <w:numFmt w:val="bullet"/>
+      <w:lvlText w:val=""/>
+      <w:lvlJc w:val="left"/>
+      <w:pPr>
+        <w:tabs>
+          <w:tab w:val="num" w:pos="5760"/>
+        </w:tabs>
+        <w:ind w:left="5760" w:hanging="360"/>
+      </w:pPr>
+      <w:rPr>
+        <w:rFonts w:ascii="Wingdings" w:hAnsi="Wingdings" w:hint="default"/>
+        <w:sz w:val="20"/>
+      </w:rPr>
+    </w:lvl>
+    <w:lvl w:ilvl="8" w:tentative="1">
+      <w:start w:val="1"/>
+      <w:numFmt w:val="bullet"/>
+      <w:lvlText w:val=""/>
+      <w:lvlJc w:val="left"/>
+      <w:pPr>
+        <w:tabs>
+          <w:tab w:val="num" w:pos="6480"/>
+        </w:tabs>
+        <w:ind w:left="6480" w:hanging="360"/>
+      </w:pPr>
+      <w:rPr>
+        <w:rFonts w:ascii="Wingdings" w:hAnsi="Wingdings" w:hint="default"/>
+        <w:sz w:val="20"/>
+      </w:rPr>
+    </w:lvl>
+  </w:abstractNum>
+  <w:abstractNum w:abstractNumId="16" w15:restartNumberingAfterBreak="0">
     <w:nsid w:val="4FF8127D"/>
     <w:multiLevelType w:val="multilevel"/>
     <w:tmpl w:val="EF763110"/>
@@ -1591,7 +5804,305 @@
       </w:rPr>
     </w:lvl>
   </w:abstractNum>
-  <w:abstractNum w:abstractNumId="6" w15:restartNumberingAfterBreak="0">
+  <w:abstractNum w:abstractNumId="17" w15:restartNumberingAfterBreak="0">
+    <w:nsid w:val="50EC2A3F"/>
+    <w:multiLevelType w:val="multilevel"/>
+    <w:tmpl w:val="BCD003AA"/>
+    <w:lvl w:ilvl="0">
+      <w:start w:val="1"/>
+      <w:numFmt w:val="bullet"/>
+      <w:lvlText w:val=""/>
+      <w:lvlJc w:val="left"/>
+      <w:pPr>
+        <w:tabs>
+          <w:tab w:val="num" w:pos="720"/>
+        </w:tabs>
+        <w:ind w:left="720" w:hanging="360"/>
+      </w:pPr>
+      <w:rPr>
+        <w:rFonts w:ascii="Symbol" w:hAnsi="Symbol" w:hint="default"/>
+        <w:sz w:val="20"/>
+      </w:rPr>
+    </w:lvl>
+    <w:lvl w:ilvl="1" w:tentative="1">
+      <w:start w:val="1"/>
+      <w:numFmt w:val="bullet"/>
+      <w:lvlText w:val="o"/>
+      <w:lvlJc w:val="left"/>
+      <w:pPr>
+        <w:tabs>
+          <w:tab w:val="num" w:pos="1440"/>
+        </w:tabs>
+        <w:ind w:left="1440" w:hanging="360"/>
+      </w:pPr>
+      <w:rPr>
+        <w:rFonts w:ascii="Courier New" w:hAnsi="Courier New" w:hint="default"/>
+        <w:sz w:val="20"/>
+      </w:rPr>
+    </w:lvl>
+    <w:lvl w:ilvl="2" w:tentative="1">
+      <w:start w:val="1"/>
+      <w:numFmt w:val="bullet"/>
+      <w:lvlText w:val=""/>
+      <w:lvlJc w:val="left"/>
+      <w:pPr>
+        <w:tabs>
+          <w:tab w:val="num" w:pos="2160"/>
+        </w:tabs>
+        <w:ind w:left="2160" w:hanging="360"/>
+      </w:pPr>
+      <w:rPr>
+        <w:rFonts w:ascii="Wingdings" w:hAnsi="Wingdings" w:hint="default"/>
+        <w:sz w:val="20"/>
+      </w:rPr>
+    </w:lvl>
+    <w:lvl w:ilvl="3" w:tentative="1">
+      <w:start w:val="1"/>
+      <w:numFmt w:val="bullet"/>
+      <w:lvlText w:val=""/>
+      <w:lvlJc w:val="left"/>
+      <w:pPr>
+        <w:tabs>
+          <w:tab w:val="num" w:pos="2880"/>
+        </w:tabs>
+        <w:ind w:left="2880" w:hanging="360"/>
+      </w:pPr>
+      <w:rPr>
+        <w:rFonts w:ascii="Wingdings" w:hAnsi="Wingdings" w:hint="default"/>
+        <w:sz w:val="20"/>
+      </w:rPr>
+    </w:lvl>
+    <w:lvl w:ilvl="4" w:tentative="1">
+      <w:start w:val="1"/>
+      <w:numFmt w:val="bullet"/>
+      <w:lvlText w:val=""/>
+      <w:lvlJc w:val="left"/>
+      <w:pPr>
+        <w:tabs>
+          <w:tab w:val="num" w:pos="3600"/>
+        </w:tabs>
+        <w:ind w:left="3600" w:hanging="360"/>
+      </w:pPr>
+      <w:rPr>
+        <w:rFonts w:ascii="Wingdings" w:hAnsi="Wingdings" w:hint="default"/>
+        <w:sz w:val="20"/>
+      </w:rPr>
+    </w:lvl>
+    <w:lvl w:ilvl="5" w:tentative="1">
+      <w:start w:val="1"/>
+      <w:numFmt w:val="bullet"/>
+      <w:lvlText w:val=""/>
+      <w:lvlJc w:val="left"/>
+      <w:pPr>
+        <w:tabs>
+          <w:tab w:val="num" w:pos="4320"/>
+        </w:tabs>
+        <w:ind w:left="4320" w:hanging="360"/>
+      </w:pPr>
+      <w:rPr>
+        <w:rFonts w:ascii="Wingdings" w:hAnsi="Wingdings" w:hint="default"/>
+        <w:sz w:val="20"/>
+      </w:rPr>
+    </w:lvl>
+    <w:lvl w:ilvl="6" w:tentative="1">
+      <w:start w:val="1"/>
+      <w:numFmt w:val="bullet"/>
+      <w:lvlText w:val=""/>
+      <w:lvlJc w:val="left"/>
+      <w:pPr>
+        <w:tabs>
+          <w:tab w:val="num" w:pos="5040"/>
+        </w:tabs>
+        <w:ind w:left="5040" w:hanging="360"/>
+      </w:pPr>
+      <w:rPr>
+        <w:rFonts w:ascii="Wingdings" w:hAnsi="Wingdings" w:hint="default"/>
+        <w:sz w:val="20"/>
+      </w:rPr>
+    </w:lvl>
+    <w:lvl w:ilvl="7" w:tentative="1">
+      <w:start w:val="1"/>
+      <w:numFmt w:val="bullet"/>
+      <w:lvlText w:val=""/>
+      <w:lvlJc w:val="left"/>
+      <w:pPr>
+        <w:tabs>
+          <w:tab w:val="num" w:pos="5760"/>
+        </w:tabs>
+        <w:ind w:left="5760" w:hanging="360"/>
+      </w:pPr>
+      <w:rPr>
+        <w:rFonts w:ascii="Wingdings" w:hAnsi="Wingdings" w:hint="default"/>
+        <w:sz w:val="20"/>
+      </w:rPr>
+    </w:lvl>
+    <w:lvl w:ilvl="8" w:tentative="1">
+      <w:start w:val="1"/>
+      <w:numFmt w:val="bullet"/>
+      <w:lvlText w:val=""/>
+      <w:lvlJc w:val="left"/>
+      <w:pPr>
+        <w:tabs>
+          <w:tab w:val="num" w:pos="6480"/>
+        </w:tabs>
+        <w:ind w:left="6480" w:hanging="360"/>
+      </w:pPr>
+      <w:rPr>
+        <w:rFonts w:ascii="Wingdings" w:hAnsi="Wingdings" w:hint="default"/>
+        <w:sz w:val="20"/>
+      </w:rPr>
+    </w:lvl>
+  </w:abstractNum>
+  <w:abstractNum w:abstractNumId="18" w15:restartNumberingAfterBreak="0">
+    <w:nsid w:val="5BAF0283"/>
+    <w:multiLevelType w:val="multilevel"/>
+    <w:tmpl w:val="17BCFDAA"/>
+    <w:lvl w:ilvl="0">
+      <w:start w:val="1"/>
+      <w:numFmt w:val="bullet"/>
+      <w:lvlText w:val=""/>
+      <w:lvlJc w:val="left"/>
+      <w:pPr>
+        <w:tabs>
+          <w:tab w:val="num" w:pos="720"/>
+        </w:tabs>
+        <w:ind w:left="720" w:hanging="360"/>
+      </w:pPr>
+      <w:rPr>
+        <w:rFonts w:ascii="Symbol" w:hAnsi="Symbol" w:hint="default"/>
+        <w:sz w:val="20"/>
+      </w:rPr>
+    </w:lvl>
+    <w:lvl w:ilvl="1" w:tentative="1">
+      <w:start w:val="1"/>
+      <w:numFmt w:val="bullet"/>
+      <w:lvlText w:val="o"/>
+      <w:lvlJc w:val="left"/>
+      <w:pPr>
+        <w:tabs>
+          <w:tab w:val="num" w:pos="1440"/>
+        </w:tabs>
+        <w:ind w:left="1440" w:hanging="360"/>
+      </w:pPr>
+      <w:rPr>
+        <w:rFonts w:ascii="Courier New" w:hAnsi="Courier New" w:hint="default"/>
+        <w:sz w:val="20"/>
+      </w:rPr>
+    </w:lvl>
+    <w:lvl w:ilvl="2" w:tentative="1">
+      <w:start w:val="1"/>
+      <w:numFmt w:val="bullet"/>
+      <w:lvlText w:val=""/>
+      <w:lvlJc w:val="left"/>
+      <w:pPr>
+        <w:tabs>
+          <w:tab w:val="num" w:pos="2160"/>
+        </w:tabs>
+        <w:ind w:left="2160" w:hanging="360"/>
+      </w:pPr>
+      <w:rPr>
+        <w:rFonts w:ascii="Wingdings" w:hAnsi="Wingdings" w:hint="default"/>
+        <w:sz w:val="20"/>
+      </w:rPr>
+    </w:lvl>
+    <w:lvl w:ilvl="3" w:tentative="1">
+      <w:start w:val="1"/>
+      <w:numFmt w:val="bullet"/>
+      <w:lvlText w:val=""/>
+      <w:lvlJc w:val="left"/>
+      <w:pPr>
+        <w:tabs>
+          <w:tab w:val="num" w:pos="2880"/>
+        </w:tabs>
+        <w:ind w:left="2880" w:hanging="360"/>
+      </w:pPr>
+      <w:rPr>
+        <w:rFonts w:ascii="Wingdings" w:hAnsi="Wingdings" w:hint="default"/>
+        <w:sz w:val="20"/>
+      </w:rPr>
+    </w:lvl>
+    <w:lvl w:ilvl="4" w:tentative="1">
+      <w:start w:val="1"/>
+      <w:numFmt w:val="bullet"/>
+      <w:lvlText w:val=""/>
+      <w:lvlJc w:val="left"/>
+      <w:pPr>
+        <w:tabs>
+          <w:tab w:val="num" w:pos="3600"/>
+        </w:tabs>
+        <w:ind w:left="3600" w:hanging="360"/>
+      </w:pPr>
+      <w:rPr>
+        <w:rFonts w:ascii="Wingdings" w:hAnsi="Wingdings" w:hint="default"/>
+        <w:sz w:val="20"/>
+      </w:rPr>
+    </w:lvl>
+    <w:lvl w:ilvl="5" w:tentative="1">
+      <w:start w:val="1"/>
+      <w:numFmt w:val="bullet"/>
+      <w:lvlText w:val=""/>
+      <w:lvlJc w:val="left"/>
+      <w:pPr>
+        <w:tabs>
+          <w:tab w:val="num" w:pos="4320"/>
+        </w:tabs>
+        <w:ind w:left="4320" w:hanging="360"/>
+      </w:pPr>
+      <w:rPr>
+        <w:rFonts w:ascii="Wingdings" w:hAnsi="Wingdings" w:hint="default"/>
+        <w:sz w:val="20"/>
+      </w:rPr>
+    </w:lvl>
+    <w:lvl w:ilvl="6" w:tentative="1">
+      <w:start w:val="1"/>
+      <w:numFmt w:val="bullet"/>
+      <w:lvlText w:val=""/>
+      <w:lvlJc w:val="left"/>
+      <w:pPr>
+        <w:tabs>
+          <w:tab w:val="num" w:pos="5040"/>
+        </w:tabs>
+        <w:ind w:left="5040" w:hanging="360"/>
+      </w:pPr>
+      <w:rPr>
+        <w:rFonts w:ascii="Wingdings" w:hAnsi="Wingdings" w:hint="default"/>
+        <w:sz w:val="20"/>
+      </w:rPr>
+    </w:lvl>
+    <w:lvl w:ilvl="7" w:tentative="1">
+      <w:start w:val="1"/>
+      <w:numFmt w:val="bullet"/>
+      <w:lvlText w:val=""/>
+      <w:lvlJc w:val="left"/>
+      <w:pPr>
+        <w:tabs>
+          <w:tab w:val="num" w:pos="5760"/>
+        </w:tabs>
+        <w:ind w:left="5760" w:hanging="360"/>
+      </w:pPr>
+      <w:rPr>
+        <w:rFonts w:ascii="Wingdings" w:hAnsi="Wingdings" w:hint="default"/>
+        <w:sz w:val="20"/>
+      </w:rPr>
+    </w:lvl>
+    <w:lvl w:ilvl="8" w:tentative="1">
+      <w:start w:val="1"/>
+      <w:numFmt w:val="bullet"/>
+      <w:lvlText w:val=""/>
+      <w:lvlJc w:val="left"/>
+      <w:pPr>
+        <w:tabs>
+          <w:tab w:val="num" w:pos="6480"/>
+        </w:tabs>
+        <w:ind w:left="6480" w:hanging="360"/>
+      </w:pPr>
+      <w:rPr>
+        <w:rFonts w:ascii="Wingdings" w:hAnsi="Wingdings" w:hint="default"/>
+        <w:sz w:val="20"/>
+      </w:rPr>
+    </w:lvl>
+  </w:abstractNum>
+  <w:abstractNum w:abstractNumId="19" w15:restartNumberingAfterBreak="0">
     <w:nsid w:val="5CAF613F"/>
     <w:multiLevelType w:val="multilevel"/>
     <w:tmpl w:val="F18E8B12"/>
@@ -1740,7 +6251,603 @@
       </w:rPr>
     </w:lvl>
   </w:abstractNum>
-  <w:abstractNum w:abstractNumId="7" w15:restartNumberingAfterBreak="0">
+  <w:abstractNum w:abstractNumId="20" w15:restartNumberingAfterBreak="0">
+    <w:nsid w:val="668A10BD"/>
+    <w:multiLevelType w:val="multilevel"/>
+    <w:tmpl w:val="A8EAA74A"/>
+    <w:lvl w:ilvl="0">
+      <w:start w:val="1"/>
+      <w:numFmt w:val="bullet"/>
+      <w:lvlText w:val=""/>
+      <w:lvlJc w:val="left"/>
+      <w:pPr>
+        <w:tabs>
+          <w:tab w:val="num" w:pos="720"/>
+        </w:tabs>
+        <w:ind w:left="720" w:hanging="360"/>
+      </w:pPr>
+      <w:rPr>
+        <w:rFonts w:ascii="Symbol" w:hAnsi="Symbol" w:hint="default"/>
+        <w:sz w:val="20"/>
+      </w:rPr>
+    </w:lvl>
+    <w:lvl w:ilvl="1" w:tentative="1">
+      <w:start w:val="1"/>
+      <w:numFmt w:val="bullet"/>
+      <w:lvlText w:val="o"/>
+      <w:lvlJc w:val="left"/>
+      <w:pPr>
+        <w:tabs>
+          <w:tab w:val="num" w:pos="1440"/>
+        </w:tabs>
+        <w:ind w:left="1440" w:hanging="360"/>
+      </w:pPr>
+      <w:rPr>
+        <w:rFonts w:ascii="Courier New" w:hAnsi="Courier New" w:hint="default"/>
+        <w:sz w:val="20"/>
+      </w:rPr>
+    </w:lvl>
+    <w:lvl w:ilvl="2" w:tentative="1">
+      <w:start w:val="1"/>
+      <w:numFmt w:val="bullet"/>
+      <w:lvlText w:val=""/>
+      <w:lvlJc w:val="left"/>
+      <w:pPr>
+        <w:tabs>
+          <w:tab w:val="num" w:pos="2160"/>
+        </w:tabs>
+        <w:ind w:left="2160" w:hanging="360"/>
+      </w:pPr>
+      <w:rPr>
+        <w:rFonts w:ascii="Wingdings" w:hAnsi="Wingdings" w:hint="default"/>
+        <w:sz w:val="20"/>
+      </w:rPr>
+    </w:lvl>
+    <w:lvl w:ilvl="3" w:tentative="1">
+      <w:start w:val="1"/>
+      <w:numFmt w:val="bullet"/>
+      <w:lvlText w:val=""/>
+      <w:lvlJc w:val="left"/>
+      <w:pPr>
+        <w:tabs>
+          <w:tab w:val="num" w:pos="2880"/>
+        </w:tabs>
+        <w:ind w:left="2880" w:hanging="360"/>
+      </w:pPr>
+      <w:rPr>
+        <w:rFonts w:ascii="Wingdings" w:hAnsi="Wingdings" w:hint="default"/>
+        <w:sz w:val="20"/>
+      </w:rPr>
+    </w:lvl>
+    <w:lvl w:ilvl="4" w:tentative="1">
+      <w:start w:val="1"/>
+      <w:numFmt w:val="bullet"/>
+      <w:lvlText w:val=""/>
+      <w:lvlJc w:val="left"/>
+      <w:pPr>
+        <w:tabs>
+          <w:tab w:val="num" w:pos="3600"/>
+        </w:tabs>
+        <w:ind w:left="3600" w:hanging="360"/>
+      </w:pPr>
+      <w:rPr>
+        <w:rFonts w:ascii="Wingdings" w:hAnsi="Wingdings" w:hint="default"/>
+        <w:sz w:val="20"/>
+      </w:rPr>
+    </w:lvl>
+    <w:lvl w:ilvl="5" w:tentative="1">
+      <w:start w:val="1"/>
+      <w:numFmt w:val="bullet"/>
+      <w:lvlText w:val=""/>
+      <w:lvlJc w:val="left"/>
+      <w:pPr>
+        <w:tabs>
+          <w:tab w:val="num" w:pos="4320"/>
+        </w:tabs>
+        <w:ind w:left="4320" w:hanging="360"/>
+      </w:pPr>
+      <w:rPr>
+        <w:rFonts w:ascii="Wingdings" w:hAnsi="Wingdings" w:hint="default"/>
+        <w:sz w:val="20"/>
+      </w:rPr>
+    </w:lvl>
+    <w:lvl w:ilvl="6" w:tentative="1">
+      <w:start w:val="1"/>
+      <w:numFmt w:val="bullet"/>
+      <w:lvlText w:val=""/>
+      <w:lvlJc w:val="left"/>
+      <w:pPr>
+        <w:tabs>
+          <w:tab w:val="num" w:pos="5040"/>
+        </w:tabs>
+        <w:ind w:left="5040" w:hanging="360"/>
+      </w:pPr>
+      <w:rPr>
+        <w:rFonts w:ascii="Wingdings" w:hAnsi="Wingdings" w:hint="default"/>
+        <w:sz w:val="20"/>
+      </w:rPr>
+    </w:lvl>
+    <w:lvl w:ilvl="7" w:tentative="1">
+      <w:start w:val="1"/>
+      <w:numFmt w:val="bullet"/>
+      <w:lvlText w:val=""/>
+      <w:lvlJc w:val="left"/>
+      <w:pPr>
+        <w:tabs>
+          <w:tab w:val="num" w:pos="5760"/>
+        </w:tabs>
+        <w:ind w:left="5760" w:hanging="360"/>
+      </w:pPr>
+      <w:rPr>
+        <w:rFonts w:ascii="Wingdings" w:hAnsi="Wingdings" w:hint="default"/>
+        <w:sz w:val="20"/>
+      </w:rPr>
+    </w:lvl>
+    <w:lvl w:ilvl="8" w:tentative="1">
+      <w:start w:val="1"/>
+      <w:numFmt w:val="bullet"/>
+      <w:lvlText w:val=""/>
+      <w:lvlJc w:val="left"/>
+      <w:pPr>
+        <w:tabs>
+          <w:tab w:val="num" w:pos="6480"/>
+        </w:tabs>
+        <w:ind w:left="6480" w:hanging="360"/>
+      </w:pPr>
+      <w:rPr>
+        <w:rFonts w:ascii="Wingdings" w:hAnsi="Wingdings" w:hint="default"/>
+        <w:sz w:val="20"/>
+      </w:rPr>
+    </w:lvl>
+  </w:abstractNum>
+  <w:abstractNum w:abstractNumId="21" w15:restartNumberingAfterBreak="0">
+    <w:nsid w:val="67A33467"/>
+    <w:multiLevelType w:val="multilevel"/>
+    <w:tmpl w:val="16A03EF8"/>
+    <w:lvl w:ilvl="0">
+      <w:start w:val="1"/>
+      <w:numFmt w:val="bullet"/>
+      <w:lvlText w:val=""/>
+      <w:lvlJc w:val="left"/>
+      <w:pPr>
+        <w:tabs>
+          <w:tab w:val="num" w:pos="720"/>
+        </w:tabs>
+        <w:ind w:left="720" w:hanging="360"/>
+      </w:pPr>
+      <w:rPr>
+        <w:rFonts w:ascii="Symbol" w:hAnsi="Symbol" w:hint="default"/>
+        <w:sz w:val="20"/>
+      </w:rPr>
+    </w:lvl>
+    <w:lvl w:ilvl="1" w:tentative="1">
+      <w:start w:val="1"/>
+      <w:numFmt w:val="bullet"/>
+      <w:lvlText w:val="o"/>
+      <w:lvlJc w:val="left"/>
+      <w:pPr>
+        <w:tabs>
+          <w:tab w:val="num" w:pos="1440"/>
+        </w:tabs>
+        <w:ind w:left="1440" w:hanging="360"/>
+      </w:pPr>
+      <w:rPr>
+        <w:rFonts w:ascii="Courier New" w:hAnsi="Courier New" w:hint="default"/>
+        <w:sz w:val="20"/>
+      </w:rPr>
+    </w:lvl>
+    <w:lvl w:ilvl="2" w:tentative="1">
+      <w:start w:val="1"/>
+      <w:numFmt w:val="bullet"/>
+      <w:lvlText w:val=""/>
+      <w:lvlJc w:val="left"/>
+      <w:pPr>
+        <w:tabs>
+          <w:tab w:val="num" w:pos="2160"/>
+        </w:tabs>
+        <w:ind w:left="2160" w:hanging="360"/>
+      </w:pPr>
+      <w:rPr>
+        <w:rFonts w:ascii="Wingdings" w:hAnsi="Wingdings" w:hint="default"/>
+        <w:sz w:val="20"/>
+      </w:rPr>
+    </w:lvl>
+    <w:lvl w:ilvl="3" w:tentative="1">
+      <w:start w:val="1"/>
+      <w:numFmt w:val="bullet"/>
+      <w:lvlText w:val=""/>
+      <w:lvlJc w:val="left"/>
+      <w:pPr>
+        <w:tabs>
+          <w:tab w:val="num" w:pos="2880"/>
+        </w:tabs>
+        <w:ind w:left="2880" w:hanging="360"/>
+      </w:pPr>
+      <w:rPr>
+        <w:rFonts w:ascii="Wingdings" w:hAnsi="Wingdings" w:hint="default"/>
+        <w:sz w:val="20"/>
+      </w:rPr>
+    </w:lvl>
+    <w:lvl w:ilvl="4" w:tentative="1">
+      <w:start w:val="1"/>
+      <w:numFmt w:val="bullet"/>
+      <w:lvlText w:val=""/>
+      <w:lvlJc w:val="left"/>
+      <w:pPr>
+        <w:tabs>
+          <w:tab w:val="num" w:pos="3600"/>
+        </w:tabs>
+        <w:ind w:left="3600" w:hanging="360"/>
+      </w:pPr>
+      <w:rPr>
+        <w:rFonts w:ascii="Wingdings" w:hAnsi="Wingdings" w:hint="default"/>
+        <w:sz w:val="20"/>
+      </w:rPr>
+    </w:lvl>
+    <w:lvl w:ilvl="5" w:tentative="1">
+      <w:start w:val="1"/>
+      <w:numFmt w:val="bullet"/>
+      <w:lvlText w:val=""/>
+      <w:lvlJc w:val="left"/>
+      <w:pPr>
+        <w:tabs>
+          <w:tab w:val="num" w:pos="4320"/>
+        </w:tabs>
+        <w:ind w:left="4320" w:hanging="360"/>
+      </w:pPr>
+      <w:rPr>
+        <w:rFonts w:ascii="Wingdings" w:hAnsi="Wingdings" w:hint="default"/>
+        <w:sz w:val="20"/>
+      </w:rPr>
+    </w:lvl>
+    <w:lvl w:ilvl="6" w:tentative="1">
+      <w:start w:val="1"/>
+      <w:numFmt w:val="bullet"/>
+      <w:lvlText w:val=""/>
+      <w:lvlJc w:val="left"/>
+      <w:pPr>
+        <w:tabs>
+          <w:tab w:val="num" w:pos="5040"/>
+        </w:tabs>
+        <w:ind w:left="5040" w:hanging="360"/>
+      </w:pPr>
+      <w:rPr>
+        <w:rFonts w:ascii="Wingdings" w:hAnsi="Wingdings" w:hint="default"/>
+        <w:sz w:val="20"/>
+      </w:rPr>
+    </w:lvl>
+    <w:lvl w:ilvl="7" w:tentative="1">
+      <w:start w:val="1"/>
+      <w:numFmt w:val="bullet"/>
+      <w:lvlText w:val=""/>
+      <w:lvlJc w:val="left"/>
+      <w:pPr>
+        <w:tabs>
+          <w:tab w:val="num" w:pos="5760"/>
+        </w:tabs>
+        <w:ind w:left="5760" w:hanging="360"/>
+      </w:pPr>
+      <w:rPr>
+        <w:rFonts w:ascii="Wingdings" w:hAnsi="Wingdings" w:hint="default"/>
+        <w:sz w:val="20"/>
+      </w:rPr>
+    </w:lvl>
+    <w:lvl w:ilvl="8" w:tentative="1">
+      <w:start w:val="1"/>
+      <w:numFmt w:val="bullet"/>
+      <w:lvlText w:val=""/>
+      <w:lvlJc w:val="left"/>
+      <w:pPr>
+        <w:tabs>
+          <w:tab w:val="num" w:pos="6480"/>
+        </w:tabs>
+        <w:ind w:left="6480" w:hanging="360"/>
+      </w:pPr>
+      <w:rPr>
+        <w:rFonts w:ascii="Wingdings" w:hAnsi="Wingdings" w:hint="default"/>
+        <w:sz w:val="20"/>
+      </w:rPr>
+    </w:lvl>
+  </w:abstractNum>
+  <w:abstractNum w:abstractNumId="22" w15:restartNumberingAfterBreak="0">
+    <w:nsid w:val="6B224CB6"/>
+    <w:multiLevelType w:val="multilevel"/>
+    <w:tmpl w:val="43E88358"/>
+    <w:lvl w:ilvl="0">
+      <w:start w:val="1"/>
+      <w:numFmt w:val="bullet"/>
+      <w:lvlText w:val=""/>
+      <w:lvlJc w:val="left"/>
+      <w:pPr>
+        <w:tabs>
+          <w:tab w:val="num" w:pos="720"/>
+        </w:tabs>
+        <w:ind w:left="720" w:hanging="360"/>
+      </w:pPr>
+      <w:rPr>
+        <w:rFonts w:ascii="Symbol" w:hAnsi="Symbol" w:hint="default"/>
+        <w:sz w:val="20"/>
+      </w:rPr>
+    </w:lvl>
+    <w:lvl w:ilvl="1" w:tentative="1">
+      <w:start w:val="1"/>
+      <w:numFmt w:val="bullet"/>
+      <w:lvlText w:val="o"/>
+      <w:lvlJc w:val="left"/>
+      <w:pPr>
+        <w:tabs>
+          <w:tab w:val="num" w:pos="1440"/>
+        </w:tabs>
+        <w:ind w:left="1440" w:hanging="360"/>
+      </w:pPr>
+      <w:rPr>
+        <w:rFonts w:ascii="Courier New" w:hAnsi="Courier New" w:hint="default"/>
+        <w:sz w:val="20"/>
+      </w:rPr>
+    </w:lvl>
+    <w:lvl w:ilvl="2" w:tentative="1">
+      <w:start w:val="1"/>
+      <w:numFmt w:val="bullet"/>
+      <w:lvlText w:val=""/>
+      <w:lvlJc w:val="left"/>
+      <w:pPr>
+        <w:tabs>
+          <w:tab w:val="num" w:pos="2160"/>
+        </w:tabs>
+        <w:ind w:left="2160" w:hanging="360"/>
+      </w:pPr>
+      <w:rPr>
+        <w:rFonts w:ascii="Wingdings" w:hAnsi="Wingdings" w:hint="default"/>
+        <w:sz w:val="20"/>
+      </w:rPr>
+    </w:lvl>
+    <w:lvl w:ilvl="3" w:tentative="1">
+      <w:start w:val="1"/>
+      <w:numFmt w:val="bullet"/>
+      <w:lvlText w:val=""/>
+      <w:lvlJc w:val="left"/>
+      <w:pPr>
+        <w:tabs>
+          <w:tab w:val="num" w:pos="2880"/>
+        </w:tabs>
+        <w:ind w:left="2880" w:hanging="360"/>
+      </w:pPr>
+      <w:rPr>
+        <w:rFonts w:ascii="Wingdings" w:hAnsi="Wingdings" w:hint="default"/>
+        <w:sz w:val="20"/>
+      </w:rPr>
+    </w:lvl>
+    <w:lvl w:ilvl="4" w:tentative="1">
+      <w:start w:val="1"/>
+      <w:numFmt w:val="bullet"/>
+      <w:lvlText w:val=""/>
+      <w:lvlJc w:val="left"/>
+      <w:pPr>
+        <w:tabs>
+          <w:tab w:val="num" w:pos="3600"/>
+        </w:tabs>
+        <w:ind w:left="3600" w:hanging="360"/>
+      </w:pPr>
+      <w:rPr>
+        <w:rFonts w:ascii="Wingdings" w:hAnsi="Wingdings" w:hint="default"/>
+        <w:sz w:val="20"/>
+      </w:rPr>
+    </w:lvl>
+    <w:lvl w:ilvl="5" w:tentative="1">
+      <w:start w:val="1"/>
+      <w:numFmt w:val="bullet"/>
+      <w:lvlText w:val=""/>
+      <w:lvlJc w:val="left"/>
+      <w:pPr>
+        <w:tabs>
+          <w:tab w:val="num" w:pos="4320"/>
+        </w:tabs>
+        <w:ind w:left="4320" w:hanging="360"/>
+      </w:pPr>
+      <w:rPr>
+        <w:rFonts w:ascii="Wingdings" w:hAnsi="Wingdings" w:hint="default"/>
+        <w:sz w:val="20"/>
+      </w:rPr>
+    </w:lvl>
+    <w:lvl w:ilvl="6" w:tentative="1">
+      <w:start w:val="1"/>
+      <w:numFmt w:val="bullet"/>
+      <w:lvlText w:val=""/>
+      <w:lvlJc w:val="left"/>
+      <w:pPr>
+        <w:tabs>
+          <w:tab w:val="num" w:pos="5040"/>
+        </w:tabs>
+        <w:ind w:left="5040" w:hanging="360"/>
+      </w:pPr>
+      <w:rPr>
+        <w:rFonts w:ascii="Wingdings" w:hAnsi="Wingdings" w:hint="default"/>
+        <w:sz w:val="20"/>
+      </w:rPr>
+    </w:lvl>
+    <w:lvl w:ilvl="7" w:tentative="1">
+      <w:start w:val="1"/>
+      <w:numFmt w:val="bullet"/>
+      <w:lvlText w:val=""/>
+      <w:lvlJc w:val="left"/>
+      <w:pPr>
+        <w:tabs>
+          <w:tab w:val="num" w:pos="5760"/>
+        </w:tabs>
+        <w:ind w:left="5760" w:hanging="360"/>
+      </w:pPr>
+      <w:rPr>
+        <w:rFonts w:ascii="Wingdings" w:hAnsi="Wingdings" w:hint="default"/>
+        <w:sz w:val="20"/>
+      </w:rPr>
+    </w:lvl>
+    <w:lvl w:ilvl="8" w:tentative="1">
+      <w:start w:val="1"/>
+      <w:numFmt w:val="bullet"/>
+      <w:lvlText w:val=""/>
+      <w:lvlJc w:val="left"/>
+      <w:pPr>
+        <w:tabs>
+          <w:tab w:val="num" w:pos="6480"/>
+        </w:tabs>
+        <w:ind w:left="6480" w:hanging="360"/>
+      </w:pPr>
+      <w:rPr>
+        <w:rFonts w:ascii="Wingdings" w:hAnsi="Wingdings" w:hint="default"/>
+        <w:sz w:val="20"/>
+      </w:rPr>
+    </w:lvl>
+  </w:abstractNum>
+  <w:abstractNum w:abstractNumId="23" w15:restartNumberingAfterBreak="0">
+    <w:nsid w:val="6E161AF0"/>
+    <w:multiLevelType w:val="multilevel"/>
+    <w:tmpl w:val="5E6A9782"/>
+    <w:lvl w:ilvl="0">
+      <w:start w:val="1"/>
+      <w:numFmt w:val="bullet"/>
+      <w:lvlText w:val=""/>
+      <w:lvlJc w:val="left"/>
+      <w:pPr>
+        <w:tabs>
+          <w:tab w:val="num" w:pos="720"/>
+        </w:tabs>
+        <w:ind w:left="720" w:hanging="360"/>
+      </w:pPr>
+      <w:rPr>
+        <w:rFonts w:ascii="Symbol" w:hAnsi="Symbol" w:hint="default"/>
+        <w:sz w:val="20"/>
+      </w:rPr>
+    </w:lvl>
+    <w:lvl w:ilvl="1" w:tentative="1">
+      <w:start w:val="1"/>
+      <w:numFmt w:val="bullet"/>
+      <w:lvlText w:val="o"/>
+      <w:lvlJc w:val="left"/>
+      <w:pPr>
+        <w:tabs>
+          <w:tab w:val="num" w:pos="1440"/>
+        </w:tabs>
+        <w:ind w:left="1440" w:hanging="360"/>
+      </w:pPr>
+      <w:rPr>
+        <w:rFonts w:ascii="Courier New" w:hAnsi="Courier New" w:hint="default"/>
+        <w:sz w:val="20"/>
+      </w:rPr>
+    </w:lvl>
+    <w:lvl w:ilvl="2" w:tentative="1">
+      <w:start w:val="1"/>
+      <w:numFmt w:val="bullet"/>
+      <w:lvlText w:val=""/>
+      <w:lvlJc w:val="left"/>
+      <w:pPr>
+        <w:tabs>
+          <w:tab w:val="num" w:pos="2160"/>
+        </w:tabs>
+        <w:ind w:left="2160" w:hanging="360"/>
+      </w:pPr>
+      <w:rPr>
+        <w:rFonts w:ascii="Wingdings" w:hAnsi="Wingdings" w:hint="default"/>
+        <w:sz w:val="20"/>
+      </w:rPr>
+    </w:lvl>
+    <w:lvl w:ilvl="3" w:tentative="1">
+      <w:start w:val="1"/>
+      <w:numFmt w:val="bullet"/>
+      <w:lvlText w:val=""/>
+      <w:lvlJc w:val="left"/>
+      <w:pPr>
+        <w:tabs>
+          <w:tab w:val="num" w:pos="2880"/>
+        </w:tabs>
+        <w:ind w:left="2880" w:hanging="360"/>
+      </w:pPr>
+      <w:rPr>
+        <w:rFonts w:ascii="Wingdings" w:hAnsi="Wingdings" w:hint="default"/>
+        <w:sz w:val="20"/>
+      </w:rPr>
+    </w:lvl>
+    <w:lvl w:ilvl="4" w:tentative="1">
+      <w:start w:val="1"/>
+      <w:numFmt w:val="bullet"/>
+      <w:lvlText w:val=""/>
+      <w:lvlJc w:val="left"/>
+      <w:pPr>
+        <w:tabs>
+          <w:tab w:val="num" w:pos="3600"/>
+        </w:tabs>
+        <w:ind w:left="3600" w:hanging="360"/>
+      </w:pPr>
+      <w:rPr>
+        <w:rFonts w:ascii="Wingdings" w:hAnsi="Wingdings" w:hint="default"/>
+        <w:sz w:val="20"/>
+      </w:rPr>
+    </w:lvl>
+    <w:lvl w:ilvl="5" w:tentative="1">
+      <w:start w:val="1"/>
+      <w:numFmt w:val="bullet"/>
+      <w:lvlText w:val=""/>
+      <w:lvlJc w:val="left"/>
+      <w:pPr>
+        <w:tabs>
+          <w:tab w:val="num" w:pos="4320"/>
+        </w:tabs>
+        <w:ind w:left="4320" w:hanging="360"/>
+      </w:pPr>
+      <w:rPr>
+        <w:rFonts w:ascii="Wingdings" w:hAnsi="Wingdings" w:hint="default"/>
+        <w:sz w:val="20"/>
+      </w:rPr>
+    </w:lvl>
+    <w:lvl w:ilvl="6" w:tentative="1">
+      <w:start w:val="1"/>
+      <w:numFmt w:val="bullet"/>
+      <w:lvlText w:val=""/>
+      <w:lvlJc w:val="left"/>
+      <w:pPr>
+        <w:tabs>
+          <w:tab w:val="num" w:pos="5040"/>
+        </w:tabs>
+        <w:ind w:left="5040" w:hanging="360"/>
+      </w:pPr>
+      <w:rPr>
+        <w:rFonts w:ascii="Wingdings" w:hAnsi="Wingdings" w:hint="default"/>
+        <w:sz w:val="20"/>
+      </w:rPr>
+    </w:lvl>
+    <w:lvl w:ilvl="7" w:tentative="1">
+      <w:start w:val="1"/>
+      <w:numFmt w:val="bullet"/>
+      <w:lvlText w:val=""/>
+      <w:lvlJc w:val="left"/>
+      <w:pPr>
+        <w:tabs>
+          <w:tab w:val="num" w:pos="5760"/>
+        </w:tabs>
+        <w:ind w:left="5760" w:hanging="360"/>
+      </w:pPr>
+      <w:rPr>
+        <w:rFonts w:ascii="Wingdings" w:hAnsi="Wingdings" w:hint="default"/>
+        <w:sz w:val="20"/>
+      </w:rPr>
+    </w:lvl>
+    <w:lvl w:ilvl="8" w:tentative="1">
+      <w:start w:val="1"/>
+      <w:numFmt w:val="bullet"/>
+      <w:lvlText w:val=""/>
+      <w:lvlJc w:val="left"/>
+      <w:pPr>
+        <w:tabs>
+          <w:tab w:val="num" w:pos="6480"/>
+        </w:tabs>
+        <w:ind w:left="6480" w:hanging="360"/>
+      </w:pPr>
+      <w:rPr>
+        <w:rFonts w:ascii="Wingdings" w:hAnsi="Wingdings" w:hint="default"/>
+        <w:sz w:val="20"/>
+      </w:rPr>
+    </w:lvl>
+  </w:abstractNum>
+  <w:abstractNum w:abstractNumId="24" w15:restartNumberingAfterBreak="0">
     <w:nsid w:val="734F6BA2"/>
     <w:multiLevelType w:val="multilevel"/>
     <w:tmpl w:val="06BCC4C0"/>
@@ -1889,29 +6996,384 @@
       </w:rPr>
     </w:lvl>
   </w:abstractNum>
+  <w:abstractNum w:abstractNumId="25" w15:restartNumberingAfterBreak="0">
+    <w:nsid w:val="7E805B18"/>
+    <w:multiLevelType w:val="multilevel"/>
+    <w:tmpl w:val="D9EA6DEA"/>
+    <w:lvl w:ilvl="0">
+      <w:start w:val="1"/>
+      <w:numFmt w:val="bullet"/>
+      <w:lvlText w:val=""/>
+      <w:lvlJc w:val="left"/>
+      <w:pPr>
+        <w:tabs>
+          <w:tab w:val="num" w:pos="720"/>
+        </w:tabs>
+        <w:ind w:left="720" w:hanging="360"/>
+      </w:pPr>
+      <w:rPr>
+        <w:rFonts w:ascii="Symbol" w:hAnsi="Symbol" w:hint="default"/>
+        <w:sz w:val="20"/>
+      </w:rPr>
+    </w:lvl>
+    <w:lvl w:ilvl="1" w:tentative="1">
+      <w:start w:val="1"/>
+      <w:numFmt w:val="bullet"/>
+      <w:lvlText w:val="o"/>
+      <w:lvlJc w:val="left"/>
+      <w:pPr>
+        <w:tabs>
+          <w:tab w:val="num" w:pos="1440"/>
+        </w:tabs>
+        <w:ind w:left="1440" w:hanging="360"/>
+      </w:pPr>
+      <w:rPr>
+        <w:rFonts w:ascii="Courier New" w:hAnsi="Courier New" w:hint="default"/>
+        <w:sz w:val="20"/>
+      </w:rPr>
+    </w:lvl>
+    <w:lvl w:ilvl="2" w:tentative="1">
+      <w:start w:val="1"/>
+      <w:numFmt w:val="bullet"/>
+      <w:lvlText w:val=""/>
+      <w:lvlJc w:val="left"/>
+      <w:pPr>
+        <w:tabs>
+          <w:tab w:val="num" w:pos="2160"/>
+        </w:tabs>
+        <w:ind w:left="2160" w:hanging="360"/>
+      </w:pPr>
+      <w:rPr>
+        <w:rFonts w:ascii="Wingdings" w:hAnsi="Wingdings" w:hint="default"/>
+        <w:sz w:val="20"/>
+      </w:rPr>
+    </w:lvl>
+    <w:lvl w:ilvl="3" w:tentative="1">
+      <w:start w:val="1"/>
+      <w:numFmt w:val="bullet"/>
+      <w:lvlText w:val=""/>
+      <w:lvlJc w:val="left"/>
+      <w:pPr>
+        <w:tabs>
+          <w:tab w:val="num" w:pos="2880"/>
+        </w:tabs>
+        <w:ind w:left="2880" w:hanging="360"/>
+      </w:pPr>
+      <w:rPr>
+        <w:rFonts w:ascii="Wingdings" w:hAnsi="Wingdings" w:hint="default"/>
+        <w:sz w:val="20"/>
+      </w:rPr>
+    </w:lvl>
+    <w:lvl w:ilvl="4" w:tentative="1">
+      <w:start w:val="1"/>
+      <w:numFmt w:val="bullet"/>
+      <w:lvlText w:val=""/>
+      <w:lvlJc w:val="left"/>
+      <w:pPr>
+        <w:tabs>
+          <w:tab w:val="num" w:pos="3600"/>
+        </w:tabs>
+        <w:ind w:left="3600" w:hanging="360"/>
+      </w:pPr>
+      <w:rPr>
+        <w:rFonts w:ascii="Wingdings" w:hAnsi="Wingdings" w:hint="default"/>
+        <w:sz w:val="20"/>
+      </w:rPr>
+    </w:lvl>
+    <w:lvl w:ilvl="5" w:tentative="1">
+      <w:start w:val="1"/>
+      <w:numFmt w:val="bullet"/>
+      <w:lvlText w:val=""/>
+      <w:lvlJc w:val="left"/>
+      <w:pPr>
+        <w:tabs>
+          <w:tab w:val="num" w:pos="4320"/>
+        </w:tabs>
+        <w:ind w:left="4320" w:hanging="360"/>
+      </w:pPr>
+      <w:rPr>
+        <w:rFonts w:ascii="Wingdings" w:hAnsi="Wingdings" w:hint="default"/>
+        <w:sz w:val="20"/>
+      </w:rPr>
+    </w:lvl>
+    <w:lvl w:ilvl="6" w:tentative="1">
+      <w:start w:val="1"/>
+      <w:numFmt w:val="bullet"/>
+      <w:lvlText w:val=""/>
+      <w:lvlJc w:val="left"/>
+      <w:pPr>
+        <w:tabs>
+          <w:tab w:val="num" w:pos="5040"/>
+        </w:tabs>
+        <w:ind w:left="5040" w:hanging="360"/>
+      </w:pPr>
+      <w:rPr>
+        <w:rFonts w:ascii="Wingdings" w:hAnsi="Wingdings" w:hint="default"/>
+        <w:sz w:val="20"/>
+      </w:rPr>
+    </w:lvl>
+    <w:lvl w:ilvl="7" w:tentative="1">
+      <w:start w:val="1"/>
+      <w:numFmt w:val="bullet"/>
+      <w:lvlText w:val=""/>
+      <w:lvlJc w:val="left"/>
+      <w:pPr>
+        <w:tabs>
+          <w:tab w:val="num" w:pos="5760"/>
+        </w:tabs>
+        <w:ind w:left="5760" w:hanging="360"/>
+      </w:pPr>
+      <w:rPr>
+        <w:rFonts w:ascii="Wingdings" w:hAnsi="Wingdings" w:hint="default"/>
+        <w:sz w:val="20"/>
+      </w:rPr>
+    </w:lvl>
+    <w:lvl w:ilvl="8" w:tentative="1">
+      <w:start w:val="1"/>
+      <w:numFmt w:val="bullet"/>
+      <w:lvlText w:val=""/>
+      <w:lvlJc w:val="left"/>
+      <w:pPr>
+        <w:tabs>
+          <w:tab w:val="num" w:pos="6480"/>
+        </w:tabs>
+        <w:ind w:left="6480" w:hanging="360"/>
+      </w:pPr>
+      <w:rPr>
+        <w:rFonts w:ascii="Wingdings" w:hAnsi="Wingdings" w:hint="default"/>
+        <w:sz w:val="20"/>
+      </w:rPr>
+    </w:lvl>
+  </w:abstractNum>
+  <w:abstractNum w:abstractNumId="26" w15:restartNumberingAfterBreak="0">
+    <w:nsid w:val="7F60580E"/>
+    <w:multiLevelType w:val="multilevel"/>
+    <w:tmpl w:val="B0FE84A2"/>
+    <w:lvl w:ilvl="0">
+      <w:start w:val="1"/>
+      <w:numFmt w:val="bullet"/>
+      <w:lvlText w:val=""/>
+      <w:lvlJc w:val="left"/>
+      <w:pPr>
+        <w:tabs>
+          <w:tab w:val="num" w:pos="720"/>
+        </w:tabs>
+        <w:ind w:left="720" w:hanging="360"/>
+      </w:pPr>
+      <w:rPr>
+        <w:rFonts w:ascii="Symbol" w:hAnsi="Symbol" w:hint="default"/>
+        <w:sz w:val="20"/>
+      </w:rPr>
+    </w:lvl>
+    <w:lvl w:ilvl="1" w:tentative="1">
+      <w:start w:val="1"/>
+      <w:numFmt w:val="bullet"/>
+      <w:lvlText w:val="o"/>
+      <w:lvlJc w:val="left"/>
+      <w:pPr>
+        <w:tabs>
+          <w:tab w:val="num" w:pos="1440"/>
+        </w:tabs>
+        <w:ind w:left="1440" w:hanging="360"/>
+      </w:pPr>
+      <w:rPr>
+        <w:rFonts w:ascii="Courier New" w:hAnsi="Courier New" w:hint="default"/>
+        <w:sz w:val="20"/>
+      </w:rPr>
+    </w:lvl>
+    <w:lvl w:ilvl="2" w:tentative="1">
+      <w:start w:val="1"/>
+      <w:numFmt w:val="bullet"/>
+      <w:lvlText w:val=""/>
+      <w:lvlJc w:val="left"/>
+      <w:pPr>
+        <w:tabs>
+          <w:tab w:val="num" w:pos="2160"/>
+        </w:tabs>
+        <w:ind w:left="2160" w:hanging="360"/>
+      </w:pPr>
+      <w:rPr>
+        <w:rFonts w:ascii="Wingdings" w:hAnsi="Wingdings" w:hint="default"/>
+        <w:sz w:val="20"/>
+      </w:rPr>
+    </w:lvl>
+    <w:lvl w:ilvl="3" w:tentative="1">
+      <w:start w:val="1"/>
+      <w:numFmt w:val="bullet"/>
+      <w:lvlText w:val=""/>
+      <w:lvlJc w:val="left"/>
+      <w:pPr>
+        <w:tabs>
+          <w:tab w:val="num" w:pos="2880"/>
+        </w:tabs>
+        <w:ind w:left="2880" w:hanging="360"/>
+      </w:pPr>
+      <w:rPr>
+        <w:rFonts w:ascii="Wingdings" w:hAnsi="Wingdings" w:hint="default"/>
+        <w:sz w:val="20"/>
+      </w:rPr>
+    </w:lvl>
+    <w:lvl w:ilvl="4" w:tentative="1">
+      <w:start w:val="1"/>
+      <w:numFmt w:val="bullet"/>
+      <w:lvlText w:val=""/>
+      <w:lvlJc w:val="left"/>
+      <w:pPr>
+        <w:tabs>
+          <w:tab w:val="num" w:pos="3600"/>
+        </w:tabs>
+        <w:ind w:left="3600" w:hanging="360"/>
+      </w:pPr>
+      <w:rPr>
+        <w:rFonts w:ascii="Wingdings" w:hAnsi="Wingdings" w:hint="default"/>
+        <w:sz w:val="20"/>
+      </w:rPr>
+    </w:lvl>
+    <w:lvl w:ilvl="5" w:tentative="1">
+      <w:start w:val="1"/>
+      <w:numFmt w:val="bullet"/>
+      <w:lvlText w:val=""/>
+      <w:lvlJc w:val="left"/>
+      <w:pPr>
+        <w:tabs>
+          <w:tab w:val="num" w:pos="4320"/>
+        </w:tabs>
+        <w:ind w:left="4320" w:hanging="360"/>
+      </w:pPr>
+      <w:rPr>
+        <w:rFonts w:ascii="Wingdings" w:hAnsi="Wingdings" w:hint="default"/>
+        <w:sz w:val="20"/>
+      </w:rPr>
+    </w:lvl>
+    <w:lvl w:ilvl="6" w:tentative="1">
+      <w:start w:val="1"/>
+      <w:numFmt w:val="bullet"/>
+      <w:lvlText w:val=""/>
+      <w:lvlJc w:val="left"/>
+      <w:pPr>
+        <w:tabs>
+          <w:tab w:val="num" w:pos="5040"/>
+        </w:tabs>
+        <w:ind w:left="5040" w:hanging="360"/>
+      </w:pPr>
+      <w:rPr>
+        <w:rFonts w:ascii="Wingdings" w:hAnsi="Wingdings" w:hint="default"/>
+        <w:sz w:val="20"/>
+      </w:rPr>
+    </w:lvl>
+    <w:lvl w:ilvl="7" w:tentative="1">
+      <w:start w:val="1"/>
+      <w:numFmt w:val="bullet"/>
+      <w:lvlText w:val=""/>
+      <w:lvlJc w:val="left"/>
+      <w:pPr>
+        <w:tabs>
+          <w:tab w:val="num" w:pos="5760"/>
+        </w:tabs>
+        <w:ind w:left="5760" w:hanging="360"/>
+      </w:pPr>
+      <w:rPr>
+        <w:rFonts w:ascii="Wingdings" w:hAnsi="Wingdings" w:hint="default"/>
+        <w:sz w:val="20"/>
+      </w:rPr>
+    </w:lvl>
+    <w:lvl w:ilvl="8" w:tentative="1">
+      <w:start w:val="1"/>
+      <w:numFmt w:val="bullet"/>
+      <w:lvlText w:val=""/>
+      <w:lvlJc w:val="left"/>
+      <w:pPr>
+        <w:tabs>
+          <w:tab w:val="num" w:pos="6480"/>
+        </w:tabs>
+        <w:ind w:left="6480" w:hanging="360"/>
+      </w:pPr>
+      <w:rPr>
+        <w:rFonts w:ascii="Wingdings" w:hAnsi="Wingdings" w:hint="default"/>
+        <w:sz w:val="20"/>
+      </w:rPr>
+    </w:lvl>
+  </w:abstractNum>
   <w:num w:numId="1" w16cid:durableId="129790616">
+    <w:abstractNumId w:val="9"/>
+  </w:num>
+  <w:num w:numId="2" w16cid:durableId="1380008768">
+    <w:abstractNumId w:val="4"/>
+  </w:num>
+  <w:num w:numId="3" w16cid:durableId="2146458755">
+    <w:abstractNumId w:val="14"/>
+  </w:num>
+  <w:num w:numId="4" w16cid:durableId="1127623695">
+    <w:abstractNumId w:val="16"/>
+  </w:num>
+  <w:num w:numId="5" w16cid:durableId="1974480356">
+    <w:abstractNumId w:val="10"/>
+  </w:num>
+  <w:num w:numId="6" w16cid:durableId="481777358">
+    <w:abstractNumId w:val="12"/>
+  </w:num>
+  <w:num w:numId="7" w16cid:durableId="1447195457">
+    <w:abstractNumId w:val="24"/>
+  </w:num>
+  <w:num w:numId="8" w16cid:durableId="1567687039">
+    <w:abstractNumId w:val="19"/>
+  </w:num>
+  <w:num w:numId="9" w16cid:durableId="1558584691">
+    <w:abstractNumId w:val="26"/>
+  </w:num>
+  <w:num w:numId="10" w16cid:durableId="806240682">
+    <w:abstractNumId w:val="22"/>
+  </w:num>
+  <w:num w:numId="11" w16cid:durableId="330839255">
+    <w:abstractNumId w:val="18"/>
+  </w:num>
+  <w:num w:numId="12" w16cid:durableId="1237670547">
+    <w:abstractNumId w:val="15"/>
+  </w:num>
+  <w:num w:numId="13" w16cid:durableId="2066102839">
+    <w:abstractNumId w:val="0"/>
+  </w:num>
+  <w:num w:numId="14" w16cid:durableId="2066904739">
+    <w:abstractNumId w:val="2"/>
+  </w:num>
+  <w:num w:numId="15" w16cid:durableId="852111083">
+    <w:abstractNumId w:val="3"/>
+  </w:num>
+  <w:num w:numId="16" w16cid:durableId="1451320308">
+    <w:abstractNumId w:val="6"/>
+  </w:num>
+  <w:num w:numId="17" w16cid:durableId="96798782">
+    <w:abstractNumId w:val="21"/>
+  </w:num>
+  <w:num w:numId="18" w16cid:durableId="1753045028">
+    <w:abstractNumId w:val="17"/>
+  </w:num>
+  <w:num w:numId="19" w16cid:durableId="209877355">
+    <w:abstractNumId w:val="5"/>
+  </w:num>
+  <w:num w:numId="20" w16cid:durableId="1604799156">
+    <w:abstractNumId w:val="23"/>
+  </w:num>
+  <w:num w:numId="21" w16cid:durableId="395009176">
+    <w:abstractNumId w:val="11"/>
+  </w:num>
+  <w:num w:numId="22" w16cid:durableId="69163088">
+    <w:abstractNumId w:val="25"/>
+  </w:num>
+  <w:num w:numId="23" w16cid:durableId="1909918053">
+    <w:abstractNumId w:val="7"/>
+  </w:num>
+  <w:num w:numId="24" w16cid:durableId="86195977">
+    <w:abstractNumId w:val="8"/>
+  </w:num>
+  <w:num w:numId="25" w16cid:durableId="966470493">
     <w:abstractNumId w:val="1"/>
   </w:num>
-  <w:num w:numId="2" w16cid:durableId="1380008768">
-    <w:abstractNumId w:val="0"/>
+  <w:num w:numId="26" w16cid:durableId="800614736">
+    <w:abstractNumId w:val="13"/>
   </w:num>
-  <w:num w:numId="3" w16cid:durableId="2146458755">
-    <w:abstractNumId w:val="4"/>
-  </w:num>
-  <w:num w:numId="4" w16cid:durableId="1127623695">
-    <w:abstractNumId w:val="5"/>
-  </w:num>
-  <w:num w:numId="5" w16cid:durableId="1974480356">
-    <w:abstractNumId w:val="2"/>
-  </w:num>
-  <w:num w:numId="6" w16cid:durableId="481777358">
-    <w:abstractNumId w:val="3"/>
-  </w:num>
-  <w:num w:numId="7" w16cid:durableId="1447195457">
-    <w:abstractNumId w:val="7"/>
-  </w:num>
-  <w:num w:numId="8" w16cid:durableId="1567687039">
-    <w:abstractNumId w:val="6"/>
+  <w:num w:numId="27" w16cid:durableId="356540035">
+    <w:abstractNumId w:val="20"/>
   </w:num>
 </w:numbering>
 </file>
@@ -3147,4 +8609,16 @@
     </a:ext>
   </a:extLst>
 </a:theme>
+</file>
+
+<file path=customXml/item1.xml><?xml version="1.0" encoding="utf-8"?>
+<b:Sources xmlns:b="http://schemas.openxmlformats.org/officeDocument/2006/bibliography" xmlns="http://schemas.openxmlformats.org/officeDocument/2006/bibliography" SelectedStyle="\APASixthEditionOfficeOnline.xsl" StyleName="APA" Version="6"/>
+</file>
+
+<file path=customXml/itemProps1.xml><?xml version="1.0" encoding="utf-8"?>
+<ds:datastoreItem xmlns:ds="http://schemas.openxmlformats.org/officeDocument/2006/customXml" ds:itemID="{22CAAAEF-F673-417C-9FE6-17037B4D7794}">
+  <ds:schemaRefs>
+    <ds:schemaRef ds:uri="http://schemas.openxmlformats.org/officeDocument/2006/bibliography"/>
+  </ds:schemaRefs>
+</ds:datastoreItem>
 </file>